--- a/downloads/workbook/ai-3-week-23.docx
+++ b/downloads/workbook/ai-3-week-23.docx
@@ -1287,6 +1287,178 @@
         <w:t>Project connection: For your Verified Study Buddy, save the input, procedure, observed result and limitation of this check. Label this worked example as practice; use a different, previously unreviewed case when checking independent understanding.</w:t>
       </w:r>
     </w:p>
+    <w:p>
+      <w:pPr>
+        <w:pStyle w:val="Heading1"/>
+      </w:pPr>
+      <w:r>
+        <w:t>19. Project portfolio milestone</w:t>
+      </w:r>
+    </w:p>
+    <w:p>
+      <w:r>
+        <w:t>Project: Verified Study Buddy</w:t>
+      </w:r>
+    </w:p>
+    <w:p>
+      <w:r>
+        <w:t>Current milestone: Evaluate and revise. Compare with your starting method, explain errors and record a justified revision.</w:t>
+      </w:r>
+    </w:p>
+    <w:p>
+      <w:r>
+        <w:t>For your Verified Study Buddy, save the input, procedure, observed result and limitation of this check. Label this worked example as practice; use a different, previously unreviewed case when checking independent understanding.</w:t>
+      </w:r>
+    </w:p>
+    <w:tbl>
+      <w:tblPr>
+        <w:tblStyle w:val="LightShading-Accent1"/>
+        <w:tblW w:type="auto" w:w="0"/>
+        <w:tblLook w:firstColumn="1" w:firstRow="1" w:lastColumn="0" w:lastRow="0" w:noHBand="0" w:noVBand="1" w:val="04A0"/>
+      </w:tblPr>
+      <w:tblGrid>
+        <w:gridCol w:w="5112"/>
+        <w:gridCol w:w="5112"/>
+      </w:tblGrid>
+      <w:tr>
+        <w:trPr>
+          <w:tblHeader/>
+        </w:trPr>
+        <w:tc>
+          <w:tcPr>
+            <w:tcW w:type="dxa" w:w="5112"/>
+          </w:tcPr>
+          <w:p>
+            <w:r>
+              <w:t>Evidence to keep</w:t>
+            </w:r>
+          </w:p>
+        </w:tc>
+        <w:tc>
+          <w:tcPr>
+            <w:tcW w:type="dxa" w:w="5112"/>
+          </w:tcPr>
+          <w:p>
+            <w:r>
+              <w:t>My record</w:t>
+            </w:r>
+          </w:p>
+        </w:tc>
+      </w:tr>
+      <w:tr>
+        <w:tc>
+          <w:tcPr>
+            <w:tcW w:type="dxa" w:w="5112"/>
+          </w:tcPr>
+          <w:p>
+            <w:r>
+              <w:t>This week’s input and deciding step</w:t>
+            </w:r>
+          </w:p>
+        </w:tc>
+        <w:tc>
+          <w:tcPr>
+            <w:tcW w:type="dxa" w:w="5112"/>
+          </w:tcPr>
+          <w:p>
+            <w:r/>
+          </w:p>
+        </w:tc>
+      </w:tr>
+      <w:tr>
+        <w:tc>
+          <w:tcPr>
+            <w:tcW w:type="dxa" w:w="5112"/>
+          </w:tcPr>
+          <w:p>
+            <w:r>
+              <w:t>Prediction and actual result (or labelled paper trace)</w:t>
+            </w:r>
+          </w:p>
+        </w:tc>
+        <w:tc>
+          <w:tcPr>
+            <w:tcW w:type="dxa" w:w="5112"/>
+          </w:tcPr>
+          <w:p>
+            <w:r/>
+          </w:p>
+        </w:tc>
+      </w:tr>
+      <w:tr>
+        <w:tc>
+          <w:tcPr>
+            <w:tcW w:type="dxa" w:w="5112"/>
+          </w:tcPr>
+          <w:p>
+            <w:r>
+              <w:t>One change since the previous checkpoint and why</w:t>
+            </w:r>
+          </w:p>
+        </w:tc>
+        <w:tc>
+          <w:tcPr>
+            <w:tcW w:type="dxa" w:w="5112"/>
+          </w:tcPr>
+          <w:p>
+            <w:r/>
+          </w:p>
+        </w:tc>
+      </w:tr>
+      <w:tr>
+        <w:tc>
+          <w:tcPr>
+            <w:tcW w:type="dxa" w:w="5112"/>
+          </w:tcPr>
+          <w:p>
+            <w:r>
+              <w:t>One error or limit and the next test</w:t>
+            </w:r>
+          </w:p>
+        </w:tc>
+        <w:tc>
+          <w:tcPr>
+            <w:tcW w:type="dxa" w:w="5112"/>
+          </w:tcPr>
+          <w:p>
+            <w:r/>
+          </w:p>
+        </w:tc>
+      </w:tr>
+    </w:tbl>
+    <w:p>
+      <w:pPr>
+        <w:pStyle w:val="Heading3"/>
+      </w:pPr>
+      <w:r>
+        <w:t>Explain what this week adds to your project. Reuse last week’s record rather than starting again.</w:t>
+      </w:r>
+    </w:p>
+    <w:p>
+      <w:r>
+        <w:t>________________________________________________________________</w:t>
+      </w:r>
+    </w:p>
+    <w:p>
+      <w:r>
+        <w:t>________________________________________________________________</w:t>
+      </w:r>
+    </w:p>
+    <w:p>
+      <w:r>
+        <w:t>________________________________________________________________</w:t>
+      </w:r>
+    </w:p>
+    <w:p>
+      <w:r>
+        <w:t>________________________________________________________________</w:t>
+      </w:r>
+    </w:p>
+    <w:p>
+      <w:r>
+        <w:t>________________________________________________________________</w:t>
+      </w:r>
+    </w:p>
     <w:sectPr>
       <w:pgSz w:w="12240" w:h="15840"/>
       <w:pgMar w:top="936" w:right="1008" w:bottom="936" w:left="1008" w:header="720" w:footer="720" w:gutter="0"/>

--- a/downloads/workbook/ai-3-week-23.docx
+++ b/downloads/workbook/ai-3-week-23.docx
@@ -1459,6 +1459,248 @@
         <w:t>________________________________________________________________</w:t>
       </w:r>
     </w:p>
+    <w:p>
+      <w:pPr>
+        <w:pStyle w:val="Heading1"/>
+      </w:pPr>
+      <w:r>
+        <w:t>20. Supported practice and learning evidence</w:t>
+      </w:r>
+    </w:p>
+    <w:p>
+      <w:r>
+        <w:t>Use this supported practice once, in the browser or on paper. Keep the reserved independent assessment for a separate first attempt before teacher feedback.</w:t>
+      </w:r>
+    </w:p>
+    <w:p>
+      <w:r>
+        <w:t>Translate a “count qualifying books” paper procedure into a Python-style trace.</w:t>
+      </w:r>
+    </w:p>
+    <w:p>
+      <w:pPr>
+        <w:pStyle w:val="Heading3"/>
+      </w:pPr>
+      <w:r>
+        <w:t>Practice 1: explain the deciding evidence</w:t>
+      </w:r>
+    </w:p>
+    <w:p>
+      <w:r>
+        <w:t>Which labelled step matches this detail? The final result is 2 qualifying books, not the sum of their page counts.</w:t>
+      </w:r>
+    </w:p>
+    <w:p>
+      <w:r>
+        <w:t>1. Trace decisions</w:t>
+      </w:r>
+    </w:p>
+    <w:p>
+      <w:r>
+        <w:t>2. Start counter</w:t>
+      </w:r>
+    </w:p>
+    <w:p>
+      <w:r>
+        <w:t>3. Report count</w:t>
+      </w:r>
+    </w:p>
+    <w:p>
+      <w:pPr>
+        <w:pStyle w:val="Heading3"/>
+      </w:pPr>
+      <w:r>
+        <w:t>My selected conclusion, deciding fact and explanation</w:t>
+      </w:r>
+    </w:p>
+    <w:p>
+      <w:r>
+        <w:t>________________________________________________________________</w:t>
+      </w:r>
+    </w:p>
+    <w:p>
+      <w:r>
+        <w:t>________________________________________________________________</w:t>
+      </w:r>
+    </w:p>
+    <w:p>
+      <w:r>
+        <w:t>________________________________________________________________</w:t>
+      </w:r>
+    </w:p>
+    <w:p>
+      <w:r>
+        <w:t>________________________________________________________________</w:t>
+      </w:r>
+    </w:p>
+    <w:p>
+      <w:r>
+        <w:t>________________________________________________________________</w:t>
+      </w:r>
+    </w:p>
+    <w:p>
+      <w:r>
+        <w:t>Hint if needed: Read the steps in the pictorial case. Match the supplied detail to the stage that performs or records it.</w:t>
+      </w:r>
+    </w:p>
+    <w:p>
+      <w:r>
+        <w:t>After your attempt, compare with the supported explanation: Report count The final result is 2 qualifying books, not the sum of their page counts. Read the picture in order. The final result is 2 qualifying books, not the sum of their page counts. The arrows show which recorded input or intermediate result each decision uses. Explain the deciding step aloud before checking the changed case; pointing to the final answer alone does not show how it follows.</w:t>
+      </w:r>
+    </w:p>
+    <w:p>
+      <w:pPr>
+        <w:pStyle w:val="Heading3"/>
+      </w:pPr>
+      <w:r>
+        <w:t>Practice 2: explain the deciding evidence</w:t>
+      </w:r>
+    </w:p>
+    <w:p>
+      <w:r>
+        <w:t>Changed-case practice: Replace the last page count 90 with 100. Which conclusion is supported by the supplied facts?</w:t>
+      </w:r>
+    </w:p>
+    <w:p>
+      <w:r>
+        <w:t>1. This one example guarantees correct results for every future input.</w:t>
+      </w:r>
+    </w:p>
+    <w:p>
+      <w:r>
+        <w:t>2. We can decide the result without examining the changed input or the procedure.</w:t>
+      </w:r>
+    </w:p>
+    <w:p>
+      <w:r>
+        <w:t>3. The final count becomes 1.</w:t>
+      </w:r>
+    </w:p>
+    <w:p>
+      <w:pPr>
+        <w:pStyle w:val="Heading3"/>
+      </w:pPr>
+      <w:r>
+        <w:t>My selected conclusion, deciding fact and explanation</w:t>
+      </w:r>
+    </w:p>
+    <w:p>
+      <w:r>
+        <w:t>________________________________________________________________</w:t>
+      </w:r>
+    </w:p>
+    <w:p>
+      <w:r>
+        <w:t>________________________________________________________________</w:t>
+      </w:r>
+    </w:p>
+    <w:p>
+      <w:r>
+        <w:t>________________________________________________________________</w:t>
+      </w:r>
+    </w:p>
+    <w:p>
+      <w:r>
+        <w:t>________________________________________________________________</w:t>
+      </w:r>
+    </w:p>
+    <w:p>
+      <w:r>
+        <w:t>________________________________________________________________</w:t>
+      </w:r>
+    </w:p>
+    <w:p>
+      <w:r>
+        <w:t>Hint if needed: Use the changed condition and the deciding step in the pictorial trace. The answer must say what follows from those facts.</w:t>
+      </w:r>
+    </w:p>
+    <w:p>
+      <w:r>
+        <w:t>After your attempt, compare with the supported explanation: The final count becomes 1. The comparison is strictly less than 100, so the boundary value does not qualify.</w:t>
+      </w:r>
+    </w:p>
+    <w:p>
+      <w:pPr>
+        <w:pStyle w:val="Heading3"/>
+      </w:pPr>
+      <w:r>
+        <w:t>Repair a missing building block</w:t>
+      </w:r>
+    </w:p>
+    <w:p>
+      <w:r>
+        <w:t>Review Requests Responses and JSON (ai-3/22). Goal: Parse JSON into Python records. Short practice: Would converting the text silently prove the source count is correct? Point to the relevant step in the picture, then write the changed result and the rule or evidence that supports it.. Return to this week and explain what you changed.</w:t>
+      </w:r>
+    </w:p>
+    <w:p>
+      <w:r>
+        <w:t>Review Conversation State and Memory (ai-3/20). Goal: Explain the mechanism and terminology of conversation state and retention. Short practice: What is selected_book after the correction and after exit? Point to the relevant step in the picture, then write the changed result and the rule or evidence that supports it.. Return to this week and explain what you changed.</w:t>
+      </w:r>
+    </w:p>
+    <w:p>
+      <w:r>
+        <w:t>Review Model Memory vs Retrieval (ai-3/17). Goal: Explain the mechanism and terminology of retrieval and indexing. Short practice: Why can the assistant not certify 15: 00 when the notice is missing? Point to the relevant step in the picture, then write the changed result and the rule or evidence that supports it.. Return to this week and explain what you changed.</w:t>
+      </w:r>
+    </w:p>
+    <w:p>
+      <w:pPr>
+        <w:pStyle w:val="Heading3"/>
+      </w:pPr>
+      <w:r>
+        <w:t>Predict, run and debug</w:t>
+      </w:r>
+    </w:p>
+    <w:p>
+      <w:r>
+        <w:t>The browser lab lets you edit the supported Python examples already included in this lesson. Predict first, run, inspect the actual output or error, change one input, then run again. Keep code, predictions, actual results and a reasoned revision together. On paper, label your result as a trace rather than an execution.</w:t>
+      </w:r>
+    </w:p>
+    <w:p>
+      <w:pPr>
+        <w:pStyle w:val="Heading3"/>
+      </w:pPr>
+      <w:r>
+        <w:t>Keep your completed work</w:t>
+      </w:r>
+    </w:p>
+    <w:p>
+      <w:r>
+        <w:t>Use Download completed work in the hosted lesson to export your answers, reflections, practice feedback and code-run evidence. Open the HTML copy to read or print it. Drafts stay in this browser when storage is available; clear drafts on a shared device.</w:t>
+      </w:r>
+    </w:p>
+    <w:p>
+      <w:pPr>
+        <w:pStyle w:val="Heading3"/>
+      </w:pPr>
+      <w:r>
+        <w:t>What I repaired, the evidence I kept and the next test</w:t>
+      </w:r>
+    </w:p>
+    <w:p>
+      <w:r>
+        <w:t>________________________________________________________________</w:t>
+      </w:r>
+    </w:p>
+    <w:p>
+      <w:r>
+        <w:t>________________________________________________________________</w:t>
+      </w:r>
+    </w:p>
+    <w:p>
+      <w:r>
+        <w:t>________________________________________________________________</w:t>
+      </w:r>
+    </w:p>
+    <w:p>
+      <w:r>
+        <w:t>________________________________________________________________</w:t>
+      </w:r>
+    </w:p>
+    <w:p>
+      <w:r>
+        <w:t>________________________________________________________________</w:t>
+      </w:r>
+    </w:p>
     <w:sectPr>
       <w:pgSz w:w="12240" w:h="15840"/>
       <w:pgMar w:top="936" w:right="1008" w:bottom="936" w:left="1008" w:header="720" w:footer="720" w:gutter="0"/>

--- a/downloads/workbook/ai-3-week-23.docx
+++ b/downloads/workbook/ai-3-week-23.docx
@@ -30,6 +30,17 @@
     </w:p>
     <w:p>
       <w:r>
+        <w:t>Record your starting explanation for Block to Python Bridge before opening notes. Show any later correction separately.</w:t>
+      </w:r>
+    </w:p>
+    <w:p>
+      <w:pPr>
+        <w:spacing w:line="336" w:lineRule="auto" w:after="180"/>
+      </w:pPr>
+      <w:r>
+        <w:rPr>
+          <w:b w:val="0"/>
+        </w:rPr>
         <w:t>Try the recall before opening notes. Then use a different colour or a labelled second line to correct your explanation.</w:t>
       </w:r>
     </w:p>
@@ -42,7 +53,13 @@
       </w:r>
     </w:p>
     <w:p>
-      <w:r>
+      <w:pPr>
+        <w:spacing w:line="336" w:lineRule="auto" w:after="180"/>
+      </w:pPr>
+      <w:r>
+        <w:rPr>
+          <w:b w:val="0"/>
+        </w:rPr>
         <w:t>Without opening the old lesson, explain one key idea from Requests Responses and JSON. Give an example and a mistake that the idea helps you avoid.</w:t>
       </w:r>
     </w:p>
@@ -78,7 +95,13 @@
       </w:r>
     </w:p>
     <w:p>
-      <w:r>
+      <w:pPr>
+        <w:spacing w:line="336" w:lineRule="auto" w:after="180"/>
+      </w:pPr>
+      <w:r>
+        <w:rPr>
+          <w:b w:val="0"/>
+        </w:rPr>
         <w:t>Without opening the old lesson, explain one key idea from Conversation State and Memory. Give an example and a mistake that the idea helps you avoid.</w:t>
       </w:r>
     </w:p>
@@ -114,7 +137,13 @@
       </w:r>
     </w:p>
     <w:p>
-      <w:r>
+      <w:pPr>
+        <w:spacing w:line="336" w:lineRule="auto" w:after="180"/>
+      </w:pPr>
+      <w:r>
+        <w:rPr>
+          <w:b w:val="0"/>
+        </w:rPr>
         <w:t>Without opening the old lesson, explain one key idea from Model Memory vs Retrieval. Give an example and a mistake that the idea helps you avoid.</w:t>
       </w:r>
     </w:p>
@@ -151,7 +180,30 @@
     </w:p>
     <w:p>
       <w:r>
-        <w:t>Use W2: Predict then observe for From a paper algorithm to Python. Record the answer once; the lesson and workbook refer to the same attempt.</w:t>
+        <w:t>Complete the supported Block to Python Bridge trace and record the first step you can explain without help.</w:t>
+      </w:r>
+    </w:p>
+    <w:p>
+      <w:pPr>
+        <w:spacing w:line="336" w:lineRule="auto" w:after="180"/>
+      </w:pPr>
+      <w:r>
+        <w:rPr>
+          <w:b w:val="0"/>
+        </w:rPr>
+        <w:t xml:space="preserve">Use W2: Predict then observe for From a paper </w:t>
+      </w:r>
+      <w:r>
+        <w:rPr>
+          <w:b/>
+        </w:rPr>
+        <w:t>algorithm</w:t>
+      </w:r>
+      <w:r>
+        <w:rPr>
+          <w:b w:val="0"/>
+        </w:rPr>
+        <w:t xml:space="preserve"> to Python. Record the answer once; the lesson and workbook refer to the same attempt.</w:t>
       </w:r>
     </w:p>
     <w:tbl>
@@ -279,7 +331,41 @@
     </w:p>
     <w:p>
       <w:r>
-        <w:t>Use the worked case for From a paper algorithm to Python. Proposed explanation: “An equals sign displays the answer”. Decide whether this explanation is supported. Point to the step or supplied fact that decides; explain your repair if needed.</w:t>
+        <w:t>Check the proposed Block to Python Bridge explanation against the supplied facts before discussing it.</w:t>
+      </w:r>
+    </w:p>
+    <w:p>
+      <w:pPr>
+        <w:spacing w:line="336" w:lineRule="auto" w:after="180"/>
+      </w:pPr>
+      <w:r>
+        <w:rPr>
+          <w:b w:val="0"/>
+        </w:rPr>
+        <w:t xml:space="preserve">Use the worked case for From a paper </w:t>
+      </w:r>
+      <w:r>
+        <w:rPr>
+          <w:b/>
+        </w:rPr>
+        <w:t>algorithm</w:t>
+      </w:r>
+      <w:r>
+        <w:rPr>
+          <w:b w:val="0"/>
+        </w:rPr>
+        <w:t xml:space="preserve"> to Python. Proposed explanation: “An equals sign displays the answer”. Decide whether this explanation is supported.</w:t>
+      </w:r>
+    </w:p>
+    <w:p>
+      <w:pPr>
+        <w:spacing w:line="336" w:lineRule="auto" w:after="180"/>
+      </w:pPr>
+      <w:r>
+        <w:rPr>
+          <w:b w:val="0"/>
+        </w:rPr>
+        <w:t>Point to the step or supplied fact that decides; explain your repair if needed.</w:t>
       </w:r>
     </w:p>
     <w:p>
@@ -319,6 +405,11 @@
       </w:r>
     </w:p>
     <w:p>
+      <w:r>
+        <w:t>Write one first attempt at the reserved independent case before feedback. Repeated copies of that case refer to the same recorded attempt.</w:t>
+      </w:r>
+    </w:p>
+    <w:p>
       <w:pPr>
         <w:pStyle w:val="Heading3"/>
       </w:pPr>
@@ -327,7 +418,14 @@
       </w:r>
     </w:p>
     <w:p>
-      <w:r>
+      <w:pPr>
+        <w:spacing w:line="336" w:lineRule="auto" w:after="180"/>
+        <w:shd w:fill="F5F1FB"/>
+      </w:pPr>
+      <w:r>
+        <w:rPr>
+          <w:b w:val="0"/>
+        </w:rPr>
         <w:t>Set total=0, then for values2,4,9 perform total=total+value. Trace the result. What changes if total=0 moves inside the loop before that addition?</w:t>
       </w:r>
     </w:p>
@@ -375,7 +473,13 @@
       </w:r>
     </w:p>
     <w:p>
-      <w:r>
+      <w:pPr>
+        <w:spacing w:line="336" w:lineRule="auto" w:after="180"/>
+      </w:pPr>
+      <w:r>
+        <w:rPr>
+          <w:b w:val="0"/>
+        </w:rPr>
         <w:t>Attempt this case before feedback. Record any help. Earlier examples below are further practice; a case already practised with feedback cannot establish fresh transfer.</w:t>
       </w:r>
     </w:p>
@@ -389,6 +493,17 @@
     </w:p>
     <w:p>
       <w:r>
+        <w:t>Connect the Block to Python Bridge target to a trace and a justified conclusion.</w:t>
+      </w:r>
+    </w:p>
+    <w:p>
+      <w:pPr>
+        <w:spacing w:line="336" w:lineRule="auto" w:after="180"/>
+      </w:pPr>
+      <w:r>
+        <w:rPr>
+          <w:b w:val="0"/>
+        </w:rPr>
         <w:t>Write Python that totals [3,5,7], then trace each total. Explain how indenting 'total=0' inside the loop changes the result.</w:t>
       </w:r>
     </w:p>
@@ -402,17 +517,58 @@
     </w:p>
     <w:p>
       <w:r>
-        <w:t>A block program sets total=0 and adds each value in [2,4,6].</w:t>
-      </w:r>
-    </w:p>
-    <w:p>
-      <w:r>
+        <w:t>Solve the supplied Block to Python Bridge case and show the deciding evidence.</w:t>
+      </w:r>
+    </w:p>
+    <w:p>
+      <w:pPr>
+        <w:spacing w:line="336" w:lineRule="auto" w:after="180"/>
+      </w:pPr>
+      <w:r>
+        <w:rPr>
+          <w:b w:val="0"/>
+        </w:rPr>
+        <w:t xml:space="preserve">A block </w:t>
+      </w:r>
+      <w:r>
+        <w:rPr>
+          <w:b/>
+        </w:rPr>
+        <w:t>program</w:t>
+      </w:r>
+      <w:r>
+        <w:rPr>
+          <w:b w:val="0"/>
+        </w:rPr>
+        <w:t xml:space="preserve"> sets total=0 and adds each value in [2,4,6].</w:t>
+      </w:r>
+    </w:p>
+    <w:p>
+      <w:pPr>
+        <w:spacing w:line="336" w:lineRule="auto" w:after="180"/>
+      </w:pPr>
+      <w:r>
+        <w:rPr>
+          <w:b w:val="0"/>
+        </w:rPr>
         <w:t>Translate and trace.</w:t>
       </w:r>
     </w:p>
     <w:p>
-      <w:r>
-        <w:t>Show your trace, calculation or evidence</w:t>
+      <w:pPr>
+        <w:spacing w:line="336" w:lineRule="auto" w:after="180"/>
+      </w:pPr>
+      <w:r>
+        <w:rPr>
+          <w:b w:val="0"/>
+        </w:rPr>
+        <w:t xml:space="preserve">Show your trace, calculation or </w:t>
+      </w:r>
+      <w:r>
+        <w:rPr>
+          <w:b/>
+        </w:rPr>
+        <w:t>evidence</w:t>
       </w:r>
     </w:p>
     <w:p>
@@ -458,11 +614,41 @@
     </w:p>
     <w:p>
       <w:r>
-        <w:t>Trace this Python: score = 2; then if score &gt;= 2: score = score + 3. What is the final value, and what changes if the condition becomes score &gt; 2?</w:t>
-      </w:r>
-    </w:p>
-    <w:p>
-      <w:r>
+        <w:t>Apply the procedure to the changed case and record why the conclusion follows.</w:t>
+      </w:r>
+    </w:p>
+    <w:p>
+      <w:pPr>
+        <w:spacing w:line="336" w:lineRule="auto" w:after="180"/>
+        <w:shd w:fill="F5F1FB"/>
+      </w:pPr>
+      <w:r>
+        <w:rPr>
+          <w:b w:val="0"/>
+        </w:rPr>
+        <w:t xml:space="preserve">Trace this Python: score = 2; then if score &gt;= 2: score = score + 3. What is the final value, and what changes if the </w:t>
+      </w:r>
+      <w:r>
+        <w:rPr>
+          <w:b/>
+        </w:rPr>
+        <w:t>condition</w:t>
+      </w:r>
+      <w:r>
+        <w:rPr>
+          <w:b w:val="0"/>
+        </w:rPr>
+        <w:t xml:space="preserve"> becomes score &gt; 2?</w:t>
+      </w:r>
+    </w:p>
+    <w:p>
+      <w:pPr>
+        <w:spacing w:line="336" w:lineRule="auto" w:after="180"/>
+      </w:pPr>
+      <w:r>
+        <w:rPr>
+          <w:b w:val="0"/>
+        </w:rPr>
         <w:t>My independent answer and reason</w:t>
       </w:r>
     </w:p>
@@ -517,7 +703,30 @@
     </w:p>
     <w:p>
       <w:r>
-        <w:t>Create a changed input, boundary case or missing-information case. Write the expected answer or safe response before testing.</w:t>
+        <w:t>Specify a changed input, expected result and observation separately.</w:t>
+      </w:r>
+    </w:p>
+    <w:p>
+      <w:pPr>
+        <w:spacing w:line="336" w:lineRule="auto" w:after="180"/>
+      </w:pPr>
+      <w:r>
+        <w:rPr>
+          <w:b w:val="0"/>
+        </w:rPr>
+        <w:t xml:space="preserve">Create a changed </w:t>
+      </w:r>
+      <w:r>
+        <w:rPr>
+          <w:b/>
+        </w:rPr>
+        <w:t>input</w:t>
+      </w:r>
+      <w:r>
+        <w:rPr>
+          <w:b w:val="0"/>
+        </w:rPr>
+        <w:t>, boundary case or missing-information case. Write the expected answer or safe response before testing.</w:t>
       </w:r>
     </w:p>
     <w:tbl>
@@ -646,12 +855,53 @@
     </w:p>
     <w:p>
       <w:r>
-        <w:t>Implement small transparent functions for selection, validation, and citation formatting.</w:t>
-      </w:r>
-    </w:p>
-    <w:p>
-      <w:r>
-        <w:t>The project change and evidence I will keep</w:t>
+        <w:t>Justify what Block to Python Bridge adds to Verified Study Buddy and keep the evidence.</w:t>
+      </w:r>
+    </w:p>
+    <w:p>
+      <w:pPr>
+        <w:spacing w:line="336" w:lineRule="auto" w:after="180"/>
+      </w:pPr>
+      <w:r>
+        <w:rPr>
+          <w:b w:val="0"/>
+        </w:rPr>
+        <w:t xml:space="preserve">Implement small transparent </w:t>
+      </w:r>
+      <w:r>
+        <w:rPr>
+          <w:b/>
+        </w:rPr>
+        <w:t>function</w:t>
+      </w:r>
+      <w:r>
+        <w:rPr>
+          <w:b w:val="0"/>
+        </w:rPr>
+        <w:t>s for selection, validation, and citation formatting.</w:t>
+      </w:r>
+    </w:p>
+    <w:p>
+      <w:pPr>
+        <w:spacing w:line="336" w:lineRule="auto" w:after="180"/>
+      </w:pPr>
+      <w:r>
+        <w:rPr>
+          <w:b w:val="0"/>
+        </w:rPr>
+        <w:t xml:space="preserve">The project change and </w:t>
+      </w:r>
+      <w:r>
+        <w:rPr>
+          <w:b/>
+        </w:rPr>
+        <w:t>evidence</w:t>
+      </w:r>
+      <w:r>
+        <w:rPr>
+          <w:b w:val="0"/>
+        </w:rPr>
+        <w:t xml:space="preserve"> I will keep</w:t>
       </w:r>
     </w:p>
     <w:p>
@@ -697,11 +947,54 @@
     </w:p>
     <w:p>
       <w:r>
-        <w:t>I can explain the mechanism. I can show evidence. I can handle a changed case. I can name a limit. Mark each as not yet, with help or independently, and attach supporting work.</w:t>
-      </w:r>
-    </w:p>
-    <w:p>
-      <w:r>
+        <w:t>Judge explanation, evidence, transfer and limits separately; attach the work behind your judgement.</w:t>
+      </w:r>
+    </w:p>
+    <w:p>
+      <w:pPr>
+        <w:pStyle w:val="ListBullet"/>
+      </w:pPr>
+      <w:r>
+        <w:t>I can explain the mechanism.</w:t>
+      </w:r>
+    </w:p>
+    <w:p>
+      <w:pPr>
+        <w:pStyle w:val="ListBullet"/>
+      </w:pPr>
+      <w:r>
+        <w:t>I can show evidence.</w:t>
+      </w:r>
+    </w:p>
+    <w:p>
+      <w:pPr>
+        <w:pStyle w:val="ListBullet"/>
+      </w:pPr>
+      <w:r>
+        <w:t>I can handle a changed case.</w:t>
+      </w:r>
+    </w:p>
+    <w:p>
+      <w:pPr>
+        <w:pStyle w:val="ListBullet"/>
+      </w:pPr>
+      <w:r>
+        <w:t>I can name a limit.</w:t>
+      </w:r>
+    </w:p>
+    <w:p>
+      <w:r>
+        <w:t>Mark each as not yet, with help or independently, and attach supporting work.</w:t>
+      </w:r>
+    </w:p>
+    <w:p>
+      <w:pPr>
+        <w:spacing w:line="336" w:lineRule="auto" w:after="180"/>
+      </w:pPr>
+      <w:r>
+        <w:rPr>
+          <w:b w:val="0"/>
+        </w:rPr>
         <w:t>Teacher review ____________________  Next step ____________________</w:t>
       </w:r>
     </w:p>
@@ -715,6 +1008,17 @@
     </w:p>
     <w:p>
       <w:r>
+        <w:t>Use this earlier case as transfer practice. A case already discussed with feedback is not fresh assessment evidence.</w:t>
+      </w:r>
+    </w:p>
+    <w:p>
+      <w:pPr>
+        <w:spacing w:line="336" w:lineRule="auto" w:after="180"/>
+      </w:pPr>
+      <w:r>
+        <w:rPr>
+          <w:b w:val="0"/>
+        </w:rPr>
         <w:t>Write Python that totals [3,5,7], then trace each total. Explain how indenting 'total=0' inside the loop changes the result.</w:t>
       </w:r>
     </w:p>
@@ -762,7 +1066,13 @@
       </w:r>
     </w:p>
     <w:p>
-      <w:r>
+      <w:pPr>
+        <w:spacing w:line="336" w:lineRule="auto" w:after="180"/>
+      </w:pPr>
+      <w:r>
+        <w:rPr>
+          <w:b w:val="0"/>
+        </w:rPr>
         <w:t>Record support used: none, hint or teacher explanation.</w:t>
       </w:r>
     </w:p>
@@ -776,6 +1086,18 @@
     </w:p>
     <w:p>
       <w:r>
+        <w:t>Connect the paper steps to Python. Apply the supplied Block to Python Bridge facts and keep your reasoning.</w:t>
+      </w:r>
+    </w:p>
+    <w:p>
+      <w:pPr>
+        <w:spacing w:line="336" w:lineRule="auto" w:after="180"/>
+        <w:shd w:fill="F5F1FB"/>
+      </w:pPr>
+      <w:r>
+        <w:rPr>
+          <w:b w:val="0"/>
+        </w:rPr>
         <w:t>Write the complete four-line script for 4 packs of 6. Beside each line explain what it does. Which line displays information?</w:t>
       </w:r>
     </w:p>
@@ -827,7 +1149,30 @@
     </w:p>
     <w:p>
       <w:r>
-        <w:t>Make records for 4 packs of 6, then 5 packs of 6. Predict before running. Record actual output, any error and what changed. If working on paper, label both results as traces.</w:t>
+        <w:t>Predict then observe. Apply the supplied Block to Python Bridge facts and keep your reasoning.</w:t>
+      </w:r>
+    </w:p>
+    <w:p>
+      <w:pPr>
+        <w:spacing w:line="336" w:lineRule="auto" w:after="180"/>
+      </w:pPr>
+      <w:r>
+        <w:rPr>
+          <w:b w:val="0"/>
+        </w:rPr>
+        <w:t xml:space="preserve">Make records for 4 packs of 6, then 5 packs of 6. Predict before running. Record actual </w:t>
+      </w:r>
+      <w:r>
+        <w:rPr>
+          <w:b/>
+        </w:rPr>
+        <w:t>output</w:t>
+      </w:r>
+      <w:r>
+        <w:rPr>
+          <w:b w:val="0"/>
+        </w:rPr>
+        <w:t>, any error and what changed. If working on paper, label both results as traces.</w:t>
       </w:r>
     </w:p>
     <w:p>
@@ -878,6 +1223,17 @@
     </w:p>
     <w:p>
       <w:r>
+        <w:t>Explain an order error. Apply the supplied Block to Python Bridge facts and keep your reasoning.</w:t>
+      </w:r>
+    </w:p>
+    <w:p>
+      <w:pPr>
+        <w:spacing w:line="336" w:lineRule="auto" w:after="180"/>
+      </w:pPr>
+      <w:r>
+        <w:rPr>
+          <w:b w:val="0"/>
+        </w:rPr>
         <w:t>Move print(total) to the first line of a fresh script. Predict what happens and why. Put the lines back into an order that meets the requirement.</w:t>
       </w:r>
     </w:p>
@@ -929,7 +1285,30 @@
     </w:p>
     <w:p>
       <w:r>
-        <w:t>A fictional shelf has 3 trays of 7 tiles each. Write a four-line Python script using trays, per_tray and tiles. Predict its output. Then change only trays to 0 and predict again. Explain why adding the two quantities is wrong.</w:t>
+        <w:t>Attempt before feedback. If this repeats the selected independent case, reuse that first attempt; otherwise keep a separate record. Transfer the procedure independently. Apply the supplied Block to Python Bridge facts and keep your reasoning.</w:t>
+      </w:r>
+    </w:p>
+    <w:p>
+      <w:pPr>
+        <w:spacing w:line="336" w:lineRule="auto" w:after="180"/>
+      </w:pPr>
+      <w:r>
+        <w:rPr>
+          <w:b w:val="0"/>
+        </w:rPr>
+        <w:t xml:space="preserve">A fictional shelf has 3 trays of 7 tiles each. Write a four-line Python script using trays, per_tray and tiles. Predict its </w:t>
+      </w:r>
+      <w:r>
+        <w:rPr>
+          <w:b/>
+        </w:rPr>
+        <w:t>output</w:t>
+      </w:r>
+      <w:r>
+        <w:rPr>
+          <w:b w:val="0"/>
+        </w:rPr>
+        <w:t>. Then change only trays to 0 and predict again. Explain why adding the two quantities is wrong.</w:t>
       </w:r>
     </w:p>
     <w:p>
@@ -985,7 +1364,30 @@
     </w:p>
     <w:p>
       <w:r>
-        <w:t>Explain the difference between a successful run and a correct calculation. State one limit of this program and what you would keep so another person can check your work.</w:t>
+        <w:t>Keep an honest conclusion. Apply the supplied Block to Python Bridge facts and keep your reasoning.</w:t>
+      </w:r>
+    </w:p>
+    <w:p>
+      <w:pPr>
+        <w:spacing w:line="336" w:lineRule="auto" w:after="180"/>
+      </w:pPr>
+      <w:r>
+        <w:rPr>
+          <w:b w:val="0"/>
+        </w:rPr>
+        <w:t xml:space="preserve">Explain the difference between a successful run and a correct calculation. State one limit of this </w:t>
+      </w:r>
+      <w:r>
+        <w:rPr>
+          <w:b/>
+        </w:rPr>
+        <w:t>program</w:t>
+      </w:r>
+      <w:r>
+        <w:rPr>
+          <w:b w:val="0"/>
+        </w:rPr>
+        <w:t xml:space="preserve"> and what you would keep so another person can check your work.</w:t>
       </w:r>
     </w:p>
     <w:p>
@@ -1032,6 +1434,11 @@
       </w:pPr>
       <w:r>
         <w:t>17. Feedback, return check and learning record</w:t>
+      </w:r>
+    </w:p>
+    <w:p>
+      <w:r>
+        <w:t>Record the first repaired step and a different case to revisit after a delay.</w:t>
       </w:r>
     </w:p>
     <w:tbl>
@@ -1171,7 +1578,13 @@
       </w:tr>
     </w:tbl>
     <w:p>
-      <w:r>
+      <w:pPr>
+        <w:spacing w:line="336" w:lineRule="auto" w:after="180"/>
+      </w:pPr>
+      <w:r>
+        <w:rPr>
+          <w:b w:val="0"/>
+        </w:rPr>
         <w:t>Revisit this idea with your teacher after a delay. Familiarity is different from explaining and using it on a changed case.</w:t>
       </w:r>
     </w:p>
@@ -1185,17 +1598,52 @@
     </w:p>
     <w:p>
       <w:r>
+        <w:t>Translate a “count qualifying books” paper procedure into a Python-style trace. Explain the labelled step before checking the changed condition.</w:t>
+      </w:r>
+    </w:p>
+    <w:p>
+      <w:pPr>
+        <w:spacing w:line="336" w:lineRule="auto" w:after="180"/>
+      </w:pPr>
+      <w:r>
+        <w:rPr>
+          <w:b w:val="0"/>
+        </w:rPr>
         <w:t>Translate a “count qualifying books” paper procedure into a Python-style trace.</w:t>
       </w:r>
     </w:p>
     <w:p>
-      <w:r>
+      <w:pPr>
+        <w:spacing w:line="336" w:lineRule="auto" w:after="180"/>
+      </w:pPr>
+      <w:r>
+        <w:rPr>
+          <w:b w:val="0"/>
+        </w:rPr>
         <w:t>Page counts are [80, 150, 90]. Start count=0; for each pages value, add 1 only when pages&lt;100.</w:t>
       </w:r>
     </w:p>
     <w:p>
-      <w:r>
-        <w:t>All inputs and outcomes in this worked example are invented classroom data; no real model run is claimed.</w:t>
+      <w:pPr>
+        <w:spacing w:line="336" w:lineRule="auto" w:after="180"/>
+      </w:pPr>
+      <w:r>
+        <w:rPr>
+          <w:b w:val="0"/>
+        </w:rPr>
+        <w:t xml:space="preserve">All </w:t>
+      </w:r>
+      <w:r>
+        <w:rPr>
+          <w:b/>
+        </w:rPr>
+        <w:t>input</w:t>
+      </w:r>
+      <w:r>
+        <w:rPr>
+          <w:b w:val="0"/>
+        </w:rPr>
+        <w:t>s and outcomes in this worked example are invented classroom data; no real model run is claimed.</w:t>
       </w:r>
     </w:p>
     <w:p>
@@ -1235,8 +1683,38 @@
       </w:r>
     </w:p>
     <w:p>
-      <w:r>
-        <w:t>Trace the changed list and identify where the result differs. Point to the relevant step in the picture, then write the changed result and the rule or evidence that supports it.</w:t>
+      <w:pPr>
+        <w:spacing w:line="336" w:lineRule="auto" w:after="180"/>
+      </w:pPr>
+      <w:r>
+        <w:rPr>
+          <w:b w:val="0"/>
+        </w:rPr>
+        <w:t xml:space="preserve">Trace the changed </w:t>
+      </w:r>
+      <w:r>
+        <w:rPr>
+          <w:b/>
+        </w:rPr>
+        <w:t>list</w:t>
+      </w:r>
+      <w:r>
+        <w:rPr>
+          <w:b w:val="0"/>
+        </w:rPr>
+        <w:t xml:space="preserve"> and identify where the result differs. Point to the relevant step in the picture, then write the changed result and the rule or </w:t>
+      </w:r>
+      <w:r>
+        <w:rPr>
+          <w:b/>
+        </w:rPr>
+        <w:t>evidence</w:t>
+      </w:r>
+      <w:r>
+        <w:rPr>
+          <w:b w:val="0"/>
+        </w:rPr>
+        <w:t xml:space="preserve"> that supports it.</w:t>
       </w:r>
     </w:p>
     <w:p>
@@ -1278,13 +1756,69 @@
       </w:r>
     </w:p>
     <w:p>
-      <w:r>
-        <w:t>Support used: alone / hint / worked example. This record is practice evidence.</w:t>
-      </w:r>
-    </w:p>
-    <w:p>
-      <w:r>
-        <w:t>Project connection: For your Verified Study Buddy, save the input, procedure, observed result and limitation of this check. Label this worked example as practice; use a different, previously unreviewed case when checking independent understanding.</w:t>
+      <w:pPr>
+        <w:pStyle w:val="Heading3"/>
+      </w:pPr>
+      <w:r>
+        <w:t>Record the help used</w:t>
+      </w:r>
+    </w:p>
+    <w:p>
+      <w:pPr>
+        <w:spacing w:line="336" w:lineRule="auto" w:after="180"/>
+        <w:shd w:fill="F1F6F8"/>
+      </w:pPr>
+      <w:r>
+        <w:rPr>
+          <w:b w:val="0"/>
+        </w:rPr>
+        <w:t xml:space="preserve">Support used: alone / hint / worked example. This record is practice </w:t>
+      </w:r>
+      <w:r>
+        <w:rPr>
+          <w:b/>
+        </w:rPr>
+        <w:t>evidence</w:t>
+      </w:r>
+      <w:r>
+        <w:rPr>
+          <w:b w:val="0"/>
+        </w:rPr>
+        <w:t>.</w:t>
+      </w:r>
+    </w:p>
+    <w:p>
+      <w:pPr>
+        <w:spacing w:line="336" w:lineRule="auto" w:after="180"/>
+      </w:pPr>
+      <w:r>
+        <w:rPr>
+          <w:b w:val="0"/>
+        </w:rPr>
+        <w:t xml:space="preserve">Project connection: For your Verified Study Buddy, save the </w:t>
+      </w:r>
+      <w:r>
+        <w:rPr>
+          <w:b/>
+        </w:rPr>
+        <w:t>input</w:t>
+      </w:r>
+      <w:r>
+        <w:rPr>
+          <w:b w:val="0"/>
+        </w:rPr>
+        <w:t>, procedure, observed result and limitation of this check.</w:t>
+      </w:r>
+    </w:p>
+    <w:p>
+      <w:pPr>
+        <w:spacing w:line="336" w:lineRule="auto" w:after="180"/>
+      </w:pPr>
+      <w:r>
+        <w:rPr>
+          <w:b w:val="0"/>
+        </w:rPr>
+        <w:t>Label this worked example as practice; use a different, previously unreviewed case when checking independent understanding.</w:t>
       </w:r>
     </w:p>
     <w:p>
@@ -1297,17 +1831,63 @@
     </w:p>
     <w:p>
       <w:r>
+        <w:t>Keep this week’s input, deciding step, result and limit together in the Verified Study Buddy record.</w:t>
+      </w:r>
+    </w:p>
+    <w:p>
+      <w:pPr>
+        <w:spacing w:line="336" w:lineRule="auto" w:after="180"/>
+      </w:pPr>
+      <w:r>
+        <w:rPr>
+          <w:b w:val="0"/>
+        </w:rPr>
         <w:t>Project: Verified Study Buddy</w:t>
       </w:r>
     </w:p>
     <w:p>
-      <w:r>
+      <w:pPr>
+        <w:spacing w:line="336" w:lineRule="auto" w:after="180"/>
+      </w:pPr>
+      <w:r>
+        <w:rPr>
+          <w:b w:val="0"/>
+        </w:rPr>
         <w:t>Current milestone: Evaluate and revise. Compare with your starting method, explain errors and record a justified revision.</w:t>
       </w:r>
     </w:p>
     <w:p>
-      <w:r>
-        <w:t>For your Verified Study Buddy, save the input, procedure, observed result and limitation of this check. Label this worked example as practice; use a different, previously unreviewed case when checking independent understanding.</w:t>
+      <w:pPr>
+        <w:spacing w:line="336" w:lineRule="auto" w:after="180"/>
+      </w:pPr>
+      <w:r>
+        <w:rPr>
+          <w:b w:val="0"/>
+        </w:rPr>
+        <w:t xml:space="preserve">For your Verified Study Buddy, save the </w:t>
+      </w:r>
+      <w:r>
+        <w:rPr>
+          <w:b/>
+        </w:rPr>
+        <w:t>input</w:t>
+      </w:r>
+      <w:r>
+        <w:rPr>
+          <w:b w:val="0"/>
+        </w:rPr>
+        <w:t>, procedure, observed result and limitation of this check.</w:t>
+      </w:r>
+    </w:p>
+    <w:p>
+      <w:pPr>
+        <w:spacing w:line="336" w:lineRule="auto" w:after="180"/>
+      </w:pPr>
+      <w:r>
+        <w:rPr>
+          <w:b w:val="0"/>
+        </w:rPr>
+        <w:t>Label this worked example as practice; use a different, previously unreviewed case when checking independent understanding.</w:t>
       </w:r>
     </w:p>
     <w:tbl>
@@ -1469,11 +2049,28 @@
     </w:p>
     <w:p>
       <w:r>
+        <w:t>Try the supported questions before comparing with hints and feedback. Record what you repaired and the evidence you retained.</w:t>
+      </w:r>
+    </w:p>
+    <w:p>
+      <w:pPr>
+        <w:spacing w:line="336" w:lineRule="auto" w:after="180"/>
+      </w:pPr>
+      <w:r>
+        <w:rPr>
+          <w:b w:val="0"/>
+        </w:rPr>
         <w:t>Use this supported practice once, in the browser or on paper. Keep the reserved independent assessment for a separate first attempt before teacher feedback.</w:t>
       </w:r>
     </w:p>
     <w:p>
-      <w:r>
+      <w:pPr>
+        <w:spacing w:line="336" w:lineRule="auto" w:after="180"/>
+      </w:pPr>
+      <w:r>
+        <w:rPr>
+          <w:b w:val="0"/>
+        </w:rPr>
         <w:t>Translate a “count qualifying books” paper procedure into a Python-style trace.</w:t>
       </w:r>
     </w:p>
@@ -1486,22 +2083,49 @@
       </w:r>
     </w:p>
     <w:p>
-      <w:r>
+      <w:pPr>
+        <w:spacing w:line="336" w:lineRule="auto" w:after="180"/>
+      </w:pPr>
+      <w:r>
+        <w:rPr>
+          <w:b w:val="0"/>
+        </w:rPr>
         <w:t>Which labelled step matches this detail? The final result is 2 qualifying books, not the sum of their page counts.</w:t>
       </w:r>
     </w:p>
     <w:p>
-      <w:r>
+      <w:pPr>
+        <w:spacing w:line="336" w:lineRule="auto" w:after="180"/>
+        <w:shd w:fill="F4F9FC"/>
+      </w:pPr>
+      <w:r>
+        <w:rPr>
+          <w:b w:val="0"/>
+        </w:rPr>
         <w:t>1. Trace decisions</w:t>
       </w:r>
     </w:p>
     <w:p>
-      <w:r>
+      <w:pPr>
+        <w:spacing w:line="336" w:lineRule="auto" w:after="180"/>
+        <w:shd w:fill="F4F9FC"/>
+      </w:pPr>
+      <w:r>
+        <w:rPr>
+          <w:b w:val="0"/>
+        </w:rPr>
         <w:t>2. Start counter</w:t>
       </w:r>
     </w:p>
     <w:p>
-      <w:r>
+      <w:pPr>
+        <w:spacing w:line="336" w:lineRule="auto" w:after="180"/>
+        <w:shd w:fill="F4F9FC"/>
+      </w:pPr>
+      <w:r>
+        <w:rPr>
+          <w:b w:val="0"/>
+        </w:rPr>
         <w:t>3. Report count</w:t>
       </w:r>
     </w:p>
@@ -1539,40 +2163,166 @@
       </w:r>
     </w:p>
     <w:p>
-      <w:r>
+      <w:pPr>
+        <w:pStyle w:val="Heading3"/>
+      </w:pPr>
+      <w:r>
+        <w:t>Hint · try first</w:t>
+      </w:r>
+    </w:p>
+    <w:p>
+      <w:pPr>
+        <w:spacing w:line="336" w:lineRule="auto" w:after="180"/>
+        <w:shd w:fill="F1F6F8"/>
+      </w:pPr>
+      <w:r>
+        <w:rPr>
+          <w:b w:val="0"/>
+        </w:rPr>
         <w:t>Hint if needed: Read the steps in the pictorial case. Match the supplied detail to the stage that performs or records it.</w:t>
       </w:r>
     </w:p>
     <w:p>
-      <w:r>
-        <w:t>After your attempt, compare with the supported explanation: Report count The final result is 2 qualifying books, not the sum of their page counts. Read the picture in order. The final result is 2 qualifying books, not the sum of their page counts. The arrows show which recorded input or intermediate result each decision uses. Explain the deciding step aloud before checking the changed case; pointing to the final answer alone does not show how it follows.</w:t>
-      </w:r>
-    </w:p>
-    <w:p>
       <w:pPr>
         <w:pStyle w:val="Heading3"/>
       </w:pPr>
       <w:r>
+        <w:t>Feedback · compare after trying</w:t>
+      </w:r>
+    </w:p>
+    <w:p>
+      <w:pPr>
+        <w:spacing w:line="336" w:lineRule="auto" w:after="180"/>
+        <w:shd w:fill="F1F6FC"/>
+      </w:pPr>
+      <w:r>
+        <w:rPr>
+          <w:b w:val="0"/>
+        </w:rPr>
+        <w:t>After your attempt, compare with the supported explanation: Report count The final result is 2 qualifying books, not the sum of their page counts. Read the picture in order.</w:t>
+      </w:r>
+    </w:p>
+    <w:p>
+      <w:pPr>
+        <w:spacing w:line="336" w:lineRule="auto" w:after="180"/>
+        <w:shd w:fill="F1F6FC"/>
+      </w:pPr>
+      <w:r>
+        <w:rPr>
+          <w:b w:val="0"/>
+        </w:rPr>
+        <w:t xml:space="preserve">The final result is 2 qualifying books, not the sum of their page counts. The arrows show which recorded </w:t>
+      </w:r>
+      <w:r>
+        <w:rPr>
+          <w:b/>
+        </w:rPr>
+        <w:t>input</w:t>
+      </w:r>
+      <w:r>
+        <w:rPr>
+          <w:b w:val="0"/>
+        </w:rPr>
+        <w:t xml:space="preserve"> or intermediate result each decision uses.</w:t>
+      </w:r>
+    </w:p>
+    <w:p>
+      <w:pPr>
+        <w:spacing w:line="336" w:lineRule="auto" w:after="180"/>
+        <w:shd w:fill="F1F6FC"/>
+      </w:pPr>
+      <w:r>
+        <w:rPr>
+          <w:b w:val="0"/>
+        </w:rPr>
+        <w:t>Explain the deciding step aloud before checking the changed case; pointing to the final answer alone does not show how it follows.</w:t>
+      </w:r>
+    </w:p>
+    <w:p>
+      <w:pPr>
+        <w:pStyle w:val="Heading3"/>
+      </w:pPr>
+      <w:r>
         <w:t>Practice 2: explain the deciding evidence</w:t>
       </w:r>
     </w:p>
     <w:p>
-      <w:r>
+      <w:pPr>
+        <w:pStyle w:val="Heading3"/>
+      </w:pPr>
+      <w:r>
+        <w:t>Changed case · predict first</w:t>
+      </w:r>
+    </w:p>
+    <w:p>
+      <w:pPr>
+        <w:spacing w:line="336" w:lineRule="auto" w:after="180"/>
+        <w:shd w:fill="F5F1FB"/>
+      </w:pPr>
+      <w:r>
+        <w:rPr>
+          <w:b w:val="0"/>
+        </w:rPr>
         <w:t>Changed-case practice: Replace the last page count 90 with 100. Which conclusion is supported by the supplied facts?</w:t>
       </w:r>
     </w:p>
     <w:p>
-      <w:r>
-        <w:t>1. This one example guarantees correct results for every future input.</w:t>
-      </w:r>
-    </w:p>
-    <w:p>
-      <w:r>
-        <w:t>2. We can decide the result without examining the changed input or the procedure.</w:t>
-      </w:r>
-    </w:p>
-    <w:p>
-      <w:r>
+      <w:pPr>
+        <w:spacing w:line="336" w:lineRule="auto" w:after="180"/>
+        <w:shd w:fill="F4F9FC"/>
+      </w:pPr>
+      <w:r>
+        <w:rPr>
+          <w:b w:val="0"/>
+        </w:rPr>
+        <w:t xml:space="preserve">1. This one example guarantees correct results for every future </w:t>
+      </w:r>
+      <w:r>
+        <w:rPr>
+          <w:b/>
+        </w:rPr>
+        <w:t>input</w:t>
+      </w:r>
+      <w:r>
+        <w:rPr>
+          <w:b w:val="0"/>
+        </w:rPr>
+        <w:t>.</w:t>
+      </w:r>
+    </w:p>
+    <w:p>
+      <w:pPr>
+        <w:spacing w:line="336" w:lineRule="auto" w:after="180"/>
+        <w:shd w:fill="F4F9FC"/>
+      </w:pPr>
+      <w:r>
+        <w:rPr>
+          <w:b w:val="0"/>
+        </w:rPr>
+        <w:t xml:space="preserve">2. We can decide the result without examining the changed </w:t>
+      </w:r>
+      <w:r>
+        <w:rPr>
+          <w:b/>
+        </w:rPr>
+        <w:t>input</w:t>
+      </w:r>
+      <w:r>
+        <w:rPr>
+          <w:b w:val="0"/>
+        </w:rPr>
+        <w:t xml:space="preserve"> or the procedure.</w:t>
+      </w:r>
+    </w:p>
+    <w:p>
+      <w:pPr>
+        <w:spacing w:line="336" w:lineRule="auto" w:after="180"/>
+        <w:shd w:fill="F4F9FC"/>
+      </w:pPr>
+      <w:r>
+        <w:rPr>
+          <w:b w:val="0"/>
+        </w:rPr>
         <w:t>3. The final count becomes 1.</w:t>
       </w:r>
     </w:p>
@@ -1610,12 +2360,54 @@
       </w:r>
     </w:p>
     <w:p>
-      <w:r>
-        <w:t>Hint if needed: Use the changed condition and the deciding step in the pictorial trace. The answer must say what follows from those facts.</w:t>
-      </w:r>
-    </w:p>
-    <w:p>
-      <w:r>
+      <w:pPr>
+        <w:pStyle w:val="Heading3"/>
+      </w:pPr>
+      <w:r>
+        <w:t>Hint · try first</w:t>
+      </w:r>
+    </w:p>
+    <w:p>
+      <w:pPr>
+        <w:spacing w:line="336" w:lineRule="auto" w:after="180"/>
+        <w:shd w:fill="F1F6F8"/>
+      </w:pPr>
+      <w:r>
+        <w:rPr>
+          <w:b w:val="0"/>
+        </w:rPr>
+        <w:t xml:space="preserve">Hint if needed: Use the changed </w:t>
+      </w:r>
+      <w:r>
+        <w:rPr>
+          <w:b/>
+        </w:rPr>
+        <w:t>condition</w:t>
+      </w:r>
+      <w:r>
+        <w:rPr>
+          <w:b w:val="0"/>
+        </w:rPr>
+        <w:t xml:space="preserve"> and the deciding step in the pictorial trace. The answer must say what follows from those facts.</w:t>
+      </w:r>
+    </w:p>
+    <w:p>
+      <w:pPr>
+        <w:pStyle w:val="Heading3"/>
+      </w:pPr>
+      <w:r>
+        <w:t>Feedback · compare after trying</w:t>
+      </w:r>
+    </w:p>
+    <w:p>
+      <w:pPr>
+        <w:spacing w:line="336" w:lineRule="auto" w:after="180"/>
+        <w:shd w:fill="F1F6FC"/>
+      </w:pPr>
+      <w:r>
+        <w:rPr>
+          <w:b w:val="0"/>
+        </w:rPr>
         <w:t>After your attempt, compare with the supported explanation: The final count becomes 1. The comparison is strictly less than 100, so the boundary value does not qualify.</w:t>
       </w:r>
     </w:p>
@@ -1628,18 +2420,129 @@
       </w:r>
     </w:p>
     <w:p>
-      <w:r>
-        <w:t>Review Requests Responses and JSON (ai-3/22). Goal: Parse JSON into Python records. Short practice: Would converting the text silently prove the source count is correct? Point to the relevant step in the picture, then write the changed result and the rule or evidence that supports it.. Return to this week and explain what you changed.</w:t>
-      </w:r>
-    </w:p>
-    <w:p>
-      <w:r>
-        <w:t>Review Conversation State and Memory (ai-3/20). Goal: Explain the mechanism and terminology of conversation state and retention. Short practice: What is selected_book after the correction and after exit? Point to the relevant step in the picture, then write the changed result and the rule or evidence that supports it.. Return to this week and explain what you changed.</w:t>
-      </w:r>
-    </w:p>
-    <w:p>
-      <w:r>
-        <w:t>Review Model Memory vs Retrieval (ai-3/17). Goal: Explain the mechanism and terminology of retrieval and indexing. Short practice: Why can the assistant not certify 15: 00 when the notice is missing? Point to the relevant step in the picture, then write the changed result and the rule or evidence that supports it.. Return to this week and explain what you changed.</w:t>
+      <w:pPr>
+        <w:spacing w:line="336" w:lineRule="auto" w:after="180"/>
+      </w:pPr>
+      <w:r>
+        <w:rPr>
+          <w:b w:val="0"/>
+        </w:rPr>
+        <w:t>Review Requests Responses and JSON (ai-3/22). Goal: Parse JSON into Python records. Short practice: Would converting the text silently prove the source count is correct?</w:t>
+      </w:r>
+    </w:p>
+    <w:p>
+      <w:pPr>
+        <w:spacing w:line="336" w:lineRule="auto" w:after="180"/>
+      </w:pPr>
+      <w:r>
+        <w:rPr>
+          <w:b w:val="0"/>
+        </w:rPr>
+        <w:t xml:space="preserve">Point to the relevant step in the picture, then write the changed result and the rule or </w:t>
+      </w:r>
+      <w:r>
+        <w:rPr>
+          <w:b/>
+        </w:rPr>
+        <w:t>evidence</w:t>
+      </w:r>
+      <w:r>
+        <w:rPr>
+          <w:b w:val="0"/>
+        </w:rPr>
+        <w:t xml:space="preserve"> that supports it.. Return to this week and explain what you changed.</w:t>
+      </w:r>
+    </w:p>
+    <w:p>
+      <w:pPr>
+        <w:spacing w:line="336" w:lineRule="auto" w:after="180"/>
+      </w:pPr>
+      <w:r>
+        <w:rPr>
+          <w:b w:val="0"/>
+        </w:rPr>
+        <w:t xml:space="preserve">Review Conversation State and Memory (ai-3/20). Goal: Explain the </w:t>
+      </w:r>
+      <w:r>
+        <w:rPr>
+          <w:b/>
+        </w:rPr>
+        <w:t>mechanism</w:t>
+      </w:r>
+      <w:r>
+        <w:rPr>
+          <w:b w:val="0"/>
+        </w:rPr>
+        <w:t xml:space="preserve"> and terminology of conversation state and retention. Short practice: What is selected_book after the correction and after exit?</w:t>
+      </w:r>
+    </w:p>
+    <w:p>
+      <w:pPr>
+        <w:spacing w:line="336" w:lineRule="auto" w:after="180"/>
+      </w:pPr>
+      <w:r>
+        <w:rPr>
+          <w:b w:val="0"/>
+        </w:rPr>
+        <w:t xml:space="preserve">Point to the relevant step in the picture, then write the changed result and the rule or </w:t>
+      </w:r>
+      <w:r>
+        <w:rPr>
+          <w:b/>
+        </w:rPr>
+        <w:t>evidence</w:t>
+      </w:r>
+      <w:r>
+        <w:rPr>
+          <w:b w:val="0"/>
+        </w:rPr>
+        <w:t xml:space="preserve"> that supports it.. Return to this week and explain what you changed.</w:t>
+      </w:r>
+    </w:p>
+    <w:p>
+      <w:pPr>
+        <w:spacing w:line="336" w:lineRule="auto" w:after="180"/>
+      </w:pPr>
+      <w:r>
+        <w:rPr>
+          <w:b w:val="0"/>
+        </w:rPr>
+        <w:t xml:space="preserve">Review Model Memory vs Retrieval (ai-3/17). Goal: Explain the </w:t>
+      </w:r>
+      <w:r>
+        <w:rPr>
+          <w:b/>
+        </w:rPr>
+        <w:t>mechanism</w:t>
+      </w:r>
+      <w:r>
+        <w:rPr>
+          <w:b w:val="0"/>
+        </w:rPr>
+        <w:t xml:space="preserve"> and terminology of retrieval and indexing. Short practice: Why can the assistant not certify 15: 00 when the notice is missing?</w:t>
+      </w:r>
+    </w:p>
+    <w:p>
+      <w:pPr>
+        <w:spacing w:line="336" w:lineRule="auto" w:after="180"/>
+      </w:pPr>
+      <w:r>
+        <w:rPr>
+          <w:b w:val="0"/>
+        </w:rPr>
+        <w:t xml:space="preserve">Point to the relevant step in the picture, then write the changed result and the rule or </w:t>
+      </w:r>
+      <w:r>
+        <w:rPr>
+          <w:b/>
+        </w:rPr>
+        <w:t>evidence</w:t>
+      </w:r>
+      <w:r>
+        <w:rPr>
+          <w:b w:val="0"/>
+        </w:rPr>
+        <w:t xml:space="preserve"> that supports it.. Return to this week and explain what you changed.</w:t>
       </w:r>
     </w:p>
     <w:p>
@@ -1651,8 +2554,61 @@
       </w:r>
     </w:p>
     <w:p>
-      <w:r>
-        <w:t>The browser lab lets you edit the supported Python examples already included in this lesson. Predict first, run, inspect the actual output or error, change one input, then run again. Keep code, predictions, actual results and a reasoned revision together. On paper, label your result as a trace rather than an execution.</w:t>
+      <w:pPr>
+        <w:spacing w:line="336" w:lineRule="auto" w:after="180"/>
+      </w:pPr>
+      <w:r>
+        <w:rPr>
+          <w:b w:val="0"/>
+        </w:rPr>
+        <w:t xml:space="preserve">The browser lab lets you edit the supported Python examples already included in this lesson. Predict first, run, inspect the actual </w:t>
+      </w:r>
+      <w:r>
+        <w:rPr>
+          <w:b/>
+        </w:rPr>
+        <w:t>output</w:t>
+      </w:r>
+      <w:r>
+        <w:rPr>
+          <w:b w:val="0"/>
+        </w:rPr>
+        <w:t xml:space="preserve"> or error, change one </w:t>
+      </w:r>
+      <w:r>
+        <w:rPr>
+          <w:b/>
+        </w:rPr>
+        <w:t>input</w:t>
+      </w:r>
+      <w:r>
+        <w:rPr>
+          <w:b w:val="0"/>
+        </w:rPr>
+        <w:t>, then run again.</w:t>
+      </w:r>
+    </w:p>
+    <w:p>
+      <w:pPr>
+        <w:spacing w:line="336" w:lineRule="auto" w:after="180"/>
+      </w:pPr>
+      <w:r>
+        <w:rPr>
+          <w:b w:val="0"/>
+        </w:rPr>
+        <w:t xml:space="preserve">Keep code, </w:t>
+      </w:r>
+      <w:r>
+        <w:rPr>
+          <w:b/>
+        </w:rPr>
+        <w:t>prediction</w:t>
+      </w:r>
+      <w:r>
+        <w:rPr>
+          <w:b w:val="0"/>
+        </w:rPr>
+        <w:t>s, actual results and a reasoned revision together. On paper, label your result as a trace rather than an execution.</w:t>
       </w:r>
     </w:p>
     <w:p>
@@ -1664,8 +2620,37 @@
       </w:r>
     </w:p>
     <w:p>
-      <w:r>
-        <w:t>Use Download completed work in the hosted lesson to export your answers, reflections, practice feedback and code-run evidence. Open the HTML copy to read or print it. Drafts stay in this browser when storage is available; clear drafts on a shared device.</w:t>
+      <w:pPr>
+        <w:spacing w:line="336" w:lineRule="auto" w:after="180"/>
+      </w:pPr>
+      <w:r>
+        <w:rPr>
+          <w:b w:val="0"/>
+        </w:rPr>
+        <w:t xml:space="preserve">Use Download completed work in the hosted lesson to export your answers, reflections, practice feedback and code-run </w:t>
+      </w:r>
+      <w:r>
+        <w:rPr>
+          <w:b/>
+        </w:rPr>
+        <w:t>evidence</w:t>
+      </w:r>
+      <w:r>
+        <w:rPr>
+          <w:b w:val="0"/>
+        </w:rPr>
+        <w:t>. Open the HTML copy to read or print it.</w:t>
+      </w:r>
+    </w:p>
+    <w:p>
+      <w:pPr>
+        <w:spacing w:line="336" w:lineRule="auto" w:after="180"/>
+      </w:pPr>
+      <w:r>
+        <w:rPr>
+          <w:b w:val="0"/>
+        </w:rPr>
+        <w:t>Drafts stay in this browser when storage is available; clear drafts on a shared device.</w:t>
       </w:r>
     </w:p>
     <w:p>
@@ -1679,6 +2664,787 @@
     <w:p>
       <w:r>
         <w:t>________________________________________________________________</w:t>
+      </w:r>
+    </w:p>
+    <w:p>
+      <w:r>
+        <w:t>________________________________________________________________</w:t>
+      </w:r>
+    </w:p>
+    <w:p>
+      <w:r>
+        <w:t>________________________________________________________________</w:t>
+      </w:r>
+    </w:p>
+    <w:p>
+      <w:r>
+        <w:t>________________________________________________________________</w:t>
+      </w:r>
+    </w:p>
+    <w:p>
+      <w:r>
+        <w:t>________________________________________________________________</w:t>
+      </w:r>
+    </w:p>
+    <w:p>
+      <w:pPr>
+        <w:pStyle w:val="Heading1"/>
+      </w:pPr>
+      <w:r>
+        <w:t>21. Visual concept journey</w:t>
+      </w:r>
+    </w:p>
+    <w:p>
+      <w:r>
+        <w:t>Explain each Block to Python Bridge picture from its labels, then record a relevant limit.</w:t>
+      </w:r>
+    </w:p>
+    <w:p>
+      <w:pPr>
+        <w:pStyle w:val="Heading3"/>
+      </w:pPr>
+      <w:r>
+        <w:t>01. Block to Python Bridge: the case</w:t>
+      </w:r>
+    </w:p>
+    <w:p>
+      <w:r>
+        <w:drawing>
+          <wp:inline xmlns:a="http://schemas.openxmlformats.org/drawingml/2006/main" xmlns:pic="http://schemas.openxmlformats.org/drawingml/2006/picture">
+            <wp:extent cx="5486400" cy="2990088"/>
+            <wp:docPr id="2" name="Picture 2" descr="Translate a “count qualifying books” paper procedure into a Python-style trace. Supplied facts: Page counts are [80, 150, 90]. Start count=0; for each pages value, add 1 only when pages&lt;100. All inputs and outcomes in this worked example are invented classroom data; no real model run is claimed."/>
+            <wp:cNvGraphicFramePr>
+              <a:graphicFrameLocks noChangeAspect="1"/>
+            </wp:cNvGraphicFramePr>
+            <a:graphic>
+              <a:graphicData uri="http://schemas.openxmlformats.org/drawingml/2006/picture">
+                <pic:pic>
+                  <pic:nvPicPr>
+                    <pic:cNvPr id="0" name="academy-story-ai-3-23-01.png"/>
+                    <pic:cNvPicPr/>
+                  </pic:nvPicPr>
+                  <pic:blipFill>
+                    <a:blip r:embed="rId10"/>
+                    <a:stretch>
+                      <a:fillRect/>
+                    </a:stretch>
+                  </pic:blipFill>
+                  <pic:spPr>
+                    <a:xfrm>
+                      <a:off x="0" y="0"/>
+                      <a:ext cx="5486400" cy="2990088"/>
+                    </a:xfrm>
+                    <a:prstGeom prst="rect"/>
+                  </pic:spPr>
+                </pic:pic>
+              </a:graphicData>
+            </a:graphic>
+          </wp:inline>
+        </w:drawing>
+      </w:r>
+    </w:p>
+    <w:p>
+      <w:pPr>
+        <w:spacing w:line="336" w:lineRule="auto" w:after="180"/>
+      </w:pPr>
+      <w:r>
+        <w:rPr>
+          <w:b w:val="0"/>
+        </w:rPr>
+        <w:t>Translate a “count qualifying books” paper procedure into a Python-style trace. Supplied facts: Page counts are [80, 150, 90]. Start count=0; for each pages value, add 1 only when pages&lt;100.</w:t>
+      </w:r>
+    </w:p>
+    <w:p>
+      <w:pPr>
+        <w:spacing w:line="336" w:lineRule="auto" w:after="180"/>
+      </w:pPr>
+      <w:r>
+        <w:rPr>
+          <w:b w:val="0"/>
+        </w:rPr>
+        <w:t xml:space="preserve">All </w:t>
+      </w:r>
+      <w:r>
+        <w:rPr>
+          <w:b/>
+        </w:rPr>
+        <w:t>input</w:t>
+      </w:r>
+      <w:r>
+        <w:rPr>
+          <w:b w:val="0"/>
+        </w:rPr>
+        <w:t>s and outcomes in this worked example are invented classroom data; no real model run is claimed.</w:t>
+      </w:r>
+    </w:p>
+    <w:p>
+      <w:pPr>
+        <w:spacing w:line="336" w:lineRule="auto" w:after="180"/>
+        <w:shd w:fill="F5F1FB"/>
+      </w:pPr>
+      <w:r>
+        <w:rPr>
+          <w:b w:val="0"/>
+        </w:rPr>
+        <w:t>Point to the given fact that matters most. Explain why it matters.</w:t>
+      </w:r>
+    </w:p>
+    <w:p>
+      <w:pPr>
+        <w:pStyle w:val="Heading3"/>
+      </w:pPr>
+      <w:r>
+        <w:t>My picture explanation, deciding evidence and one limit</w:t>
+      </w:r>
+    </w:p>
+    <w:p>
+      <w:r>
+        <w:t>________________________________________________________________</w:t>
+      </w:r>
+    </w:p>
+    <w:p>
+      <w:r>
+        <w:t>________________________________________________________________</w:t>
+      </w:r>
+    </w:p>
+    <w:p>
+      <w:r>
+        <w:t>________________________________________________________________</w:t>
+      </w:r>
+    </w:p>
+    <w:p>
+      <w:r>
+        <w:t>________________________________________________________________</w:t>
+      </w:r>
+    </w:p>
+    <w:p>
+      <w:pPr>
+        <w:pStyle w:val="Heading3"/>
+      </w:pPr>
+      <w:r>
+        <w:t>02. Follow the deciding steps</w:t>
+      </w:r>
+    </w:p>
+    <w:p>
+      <w:r>
+        <w:drawing>
+          <wp:inline xmlns:a="http://schemas.openxmlformats.org/drawingml/2006/main" xmlns:pic="http://schemas.openxmlformats.org/drawingml/2006/picture">
+            <wp:extent cx="5486400" cy="3182112"/>
+            <wp:docPr id="3" name="Picture 3" descr="Start counter: count begins at 0 before the loop. → Trace decisions: 80 qualifies: count 1. 150 does not: count 1. 90 qualifies: count 2. → Report count: The final result is 2 qualifying books, not the sum of their page counts."/>
+            <wp:cNvGraphicFramePr>
+              <a:graphicFrameLocks noChangeAspect="1"/>
+            </wp:cNvGraphicFramePr>
+            <a:graphic>
+              <a:graphicData uri="http://schemas.openxmlformats.org/drawingml/2006/picture">
+                <pic:pic>
+                  <pic:nvPicPr>
+                    <pic:cNvPr id="0" name="academy-story-ai-3-23-02.png"/>
+                    <pic:cNvPicPr/>
+                  </pic:nvPicPr>
+                  <pic:blipFill>
+                    <a:blip r:embed="rId11"/>
+                    <a:stretch>
+                      <a:fillRect/>
+                    </a:stretch>
+                  </pic:blipFill>
+                  <pic:spPr>
+                    <a:xfrm>
+                      <a:off x="0" y="0"/>
+                      <a:ext cx="5486400" cy="3182112"/>
+                    </a:xfrm>
+                    <a:prstGeom prst="rect"/>
+                  </pic:spPr>
+                </pic:pic>
+              </a:graphicData>
+            </a:graphic>
+          </wp:inline>
+        </w:drawing>
+      </w:r>
+    </w:p>
+    <w:p>
+      <w:pPr>
+        <w:spacing w:line="336" w:lineRule="auto" w:after="180"/>
+      </w:pPr>
+      <w:r>
+        <w:rPr>
+          <w:b w:val="0"/>
+        </w:rPr>
+        <w:t>Start counter: count begins at 0 before the loop. → Trace decisions: 80 qualifies: count 1. 150 does not: count 1. 90 qualifies: count 2. → Report count: The final result is 2 qualifying books, not the sum of their page counts.</w:t>
+      </w:r>
+    </w:p>
+    <w:p>
+      <w:pPr>
+        <w:spacing w:line="336" w:lineRule="auto" w:after="180"/>
+        <w:shd w:fill="F5F1FB"/>
+      </w:pPr>
+      <w:r>
+        <w:rPr>
+          <w:b w:val="0"/>
+        </w:rPr>
+        <w:t xml:space="preserve">Point to each numbered stage and explain which recorded </w:t>
+      </w:r>
+      <w:r>
+        <w:rPr>
+          <w:b/>
+        </w:rPr>
+        <w:t>input</w:t>
+      </w:r>
+      <w:r>
+        <w:rPr>
+          <w:b w:val="0"/>
+        </w:rPr>
+        <w:t xml:space="preserve"> it uses.</w:t>
+      </w:r>
+    </w:p>
+    <w:p>
+      <w:pPr>
+        <w:pStyle w:val="Heading3"/>
+      </w:pPr>
+      <w:r>
+        <w:t>My picture explanation, deciding evidence and one limit</w:t>
+      </w:r>
+    </w:p>
+    <w:p>
+      <w:r>
+        <w:t>________________________________________________________________</w:t>
+      </w:r>
+    </w:p>
+    <w:p>
+      <w:r>
+        <w:t>________________________________________________________________</w:t>
+      </w:r>
+    </w:p>
+    <w:p>
+      <w:r>
+        <w:t>________________________________________________________________</w:t>
+      </w:r>
+    </w:p>
+    <w:p>
+      <w:r>
+        <w:t>________________________________________________________________</w:t>
+      </w:r>
+    </w:p>
+    <w:p>
+      <w:pPr>
+        <w:pStyle w:val="Heading3"/>
+      </w:pPr>
+      <w:r>
+        <w:t>03. A calculation from paper to output</w:t>
+      </w:r>
+    </w:p>
+    <w:p>
+      <w:r>
+        <w:drawing>
+          <wp:inline xmlns:a="http://schemas.openxmlformats.org/drawingml/2006/main" xmlns:pic="http://schemas.openxmlformats.org/drawingml/2006/picture">
+            <wp:extent cx="5486400" cy="2834640"/>
+            <wp:docPr id="4" name="Picture 4" descr="A calculation from paper to output. Record pack count | packs = 4 | Name holds 4. Multiply two quantities | total = packs * per_pack | Name holds product. Show the answer | print(total) | Displays the value"/>
+            <wp:cNvGraphicFramePr>
+              <a:graphicFrameLocks noChangeAspect="1"/>
+            </wp:cNvGraphicFramePr>
+            <a:graphic>
+              <a:graphicData uri="http://schemas.openxmlformats.org/drawingml/2006/picture">
+                <pic:pic>
+                  <pic:nvPicPr>
+                    <pic:cNvPr id="0" name="academy-story-ai-3-23-03.png"/>
+                    <pic:cNvPicPr/>
+                  </pic:nvPicPr>
+                  <pic:blipFill>
+                    <a:blip r:embed="rId12"/>
+                    <a:stretch>
+                      <a:fillRect/>
+                    </a:stretch>
+                  </pic:blipFill>
+                  <pic:spPr>
+                    <a:xfrm>
+                      <a:off x="0" y="0"/>
+                      <a:ext cx="5486400" cy="2834640"/>
+                    </a:xfrm>
+                    <a:prstGeom prst="rect"/>
+                  </pic:spPr>
+                </pic:pic>
+              </a:graphicData>
+            </a:graphic>
+          </wp:inline>
+        </w:drawing>
+      </w:r>
+    </w:p>
+    <w:p>
+      <w:pPr>
+        <w:spacing w:line="336" w:lineRule="auto" w:after="180"/>
+      </w:pPr>
+      <w:r>
+        <w:rPr>
+          <w:b w:val="0"/>
+        </w:rPr>
+        <w:t xml:space="preserve">A calculation from paper to </w:t>
+      </w:r>
+      <w:r>
+        <w:rPr>
+          <w:b/>
+        </w:rPr>
+        <w:t>output</w:t>
+      </w:r>
+      <w:r>
+        <w:rPr>
+          <w:b w:val="0"/>
+        </w:rPr>
+        <w:t>. Record pack count | packs = 4 | Name holds 4. Multiply two quantities | total = packs * per_pack | Name holds product. Show the answer | print(total) | Displays the value</w:t>
+      </w:r>
+    </w:p>
+    <w:p>
+      <w:pPr>
+        <w:spacing w:line="336" w:lineRule="auto" w:after="180"/>
+        <w:shd w:fill="F5F1FB"/>
+      </w:pPr>
+      <w:r>
+        <w:rPr>
+          <w:b w:val="0"/>
+        </w:rPr>
+        <w:t>Read the labels and values. Explain the relationship the model shows.</w:t>
+      </w:r>
+    </w:p>
+    <w:p>
+      <w:pPr>
+        <w:pStyle w:val="Heading3"/>
+      </w:pPr>
+      <w:r>
+        <w:t>My picture explanation, deciding evidence and one limit</w:t>
+      </w:r>
+    </w:p>
+    <w:p>
+      <w:r>
+        <w:t>________________________________________________________________</w:t>
+      </w:r>
+    </w:p>
+    <w:p>
+      <w:r>
+        <w:t>________________________________________________________________</w:t>
+      </w:r>
+    </w:p>
+    <w:p>
+      <w:r>
+        <w:t>________________________________________________________________</w:t>
+      </w:r>
+    </w:p>
+    <w:p>
+      <w:r>
+        <w:t>________________________________________________________________</w:t>
+      </w:r>
+    </w:p>
+    <w:p>
+      <w:pPr>
+        <w:pStyle w:val="Heading3"/>
+      </w:pPr>
+      <w:r>
+        <w:t>04. Change one thing. Trace what follows.</w:t>
+      </w:r>
+    </w:p>
+    <w:p>
+      <w:r>
+        <w:drawing>
+          <wp:inline xmlns:a="http://schemas.openxmlformats.org/drawingml/2006/main" xmlns:pic="http://schemas.openxmlformats.org/drawingml/2006/picture">
+            <wp:extent cx="5486400" cy="3026664"/>
+            <wp:docPr id="5" name="Picture 5" descr="Original case: The final result is 2 qualifying books, not the sum of their page counts. Changed condition: Replace the last page count 90 with 100. Expected result: The final count becomes 1. Reason: The comparison is strictly less than 100, so the boundary value does not qualify."/>
+            <wp:cNvGraphicFramePr>
+              <a:graphicFrameLocks noChangeAspect="1"/>
+            </wp:cNvGraphicFramePr>
+            <a:graphic>
+              <a:graphicData uri="http://schemas.openxmlformats.org/drawingml/2006/picture">
+                <pic:pic>
+                  <pic:nvPicPr>
+                    <pic:cNvPr id="0" name="academy-story-ai-3-23-04.png"/>
+                    <pic:cNvPicPr/>
+                  </pic:nvPicPr>
+                  <pic:blipFill>
+                    <a:blip r:embed="rId13"/>
+                    <a:stretch>
+                      <a:fillRect/>
+                    </a:stretch>
+                  </pic:blipFill>
+                  <pic:spPr>
+                    <a:xfrm>
+                      <a:off x="0" y="0"/>
+                      <a:ext cx="5486400" cy="3026664"/>
+                    </a:xfrm>
+                    <a:prstGeom prst="rect"/>
+                  </pic:spPr>
+                </pic:pic>
+              </a:graphicData>
+            </a:graphic>
+          </wp:inline>
+        </w:drawing>
+      </w:r>
+    </w:p>
+    <w:p>
+      <w:pPr>
+        <w:spacing w:line="336" w:lineRule="auto" w:after="180"/>
+      </w:pPr>
+      <w:r>
+        <w:rPr>
+          <w:b w:val="0"/>
+        </w:rPr>
+        <w:t xml:space="preserve">Original case: The final result is 2 qualifying books, not the sum of their page counts. Changed </w:t>
+      </w:r>
+      <w:r>
+        <w:rPr>
+          <w:b/>
+        </w:rPr>
+        <w:t>condition</w:t>
+      </w:r>
+      <w:r>
+        <w:rPr>
+          <w:b w:val="0"/>
+        </w:rPr>
+        <w:t>: Replace the last page count 90 with 100. Expected result: The final count becomes 1.</w:t>
+      </w:r>
+    </w:p>
+    <w:p>
+      <w:pPr>
+        <w:spacing w:line="336" w:lineRule="auto" w:after="180"/>
+      </w:pPr>
+      <w:r>
+        <w:rPr>
+          <w:b w:val="0"/>
+        </w:rPr>
+        <w:t>Reason: The comparison is strictly less than 100, so the boundary value does not qualify.</w:t>
+      </w:r>
+    </w:p>
+    <w:p>
+      <w:pPr>
+        <w:spacing w:line="336" w:lineRule="auto" w:after="180"/>
+        <w:shd w:fill="F5F1FB"/>
+      </w:pPr>
+      <w:r>
+        <w:rPr>
+          <w:b w:val="0"/>
+        </w:rPr>
+        <w:t>Predict before checking the worked changed-case result. Name what changed and what the supplied facts allow you to conclude.</w:t>
+      </w:r>
+    </w:p>
+    <w:p>
+      <w:pPr>
+        <w:pStyle w:val="Heading3"/>
+      </w:pPr>
+      <w:r>
+        <w:t>My picture explanation, deciding evidence and one limit</w:t>
+      </w:r>
+    </w:p>
+    <w:p>
+      <w:r>
+        <w:t>________________________________________________________________</w:t>
+      </w:r>
+    </w:p>
+    <w:p>
+      <w:r>
+        <w:t>________________________________________________________________</w:t>
+      </w:r>
+    </w:p>
+    <w:p>
+      <w:r>
+        <w:t>________________________________________________________________</w:t>
+      </w:r>
+    </w:p>
+    <w:p>
+      <w:r>
+        <w:t>________________________________________________________________</w:t>
+      </w:r>
+    </w:p>
+    <w:p>
+      <w:pPr>
+        <w:pStyle w:val="Heading3"/>
+      </w:pPr>
+      <w:r>
+        <w:t>05. Connect the explanation to its limit</w:t>
+      </w:r>
+    </w:p>
+    <w:p>
+      <w:r>
+        <w:drawing>
+          <wp:inline xmlns:a="http://schemas.openxmlformats.org/drawingml/2006/main" xmlns:pic="http://schemas.openxmlformats.org/drawingml/2006/picture">
+            <wp:extent cx="5486400" cy="2834640"/>
+            <wp:docPr id="6" name="Picture 6" descr="Read the picture in order. The final result is 2 qualifying books, not the sum of their page counts. The arrows show which recorded input or intermediate result each decision uses. Explain the deciding step aloud before checking the changed case; pointing to the final answer alone does not show how it follows. Limit: This deterministic loop counts a stated condition; it neither trains a model nor measures whether the books suit a reader."/>
+            <wp:cNvGraphicFramePr>
+              <a:graphicFrameLocks noChangeAspect="1"/>
+            </wp:cNvGraphicFramePr>
+            <a:graphic>
+              <a:graphicData uri="http://schemas.openxmlformats.org/drawingml/2006/picture">
+                <pic:pic>
+                  <pic:nvPicPr>
+                    <pic:cNvPr id="0" name="academy-story-ai-3-23-05.png"/>
+                    <pic:cNvPicPr/>
+                  </pic:nvPicPr>
+                  <pic:blipFill>
+                    <a:blip r:embed="rId14"/>
+                    <a:stretch>
+                      <a:fillRect/>
+                    </a:stretch>
+                  </pic:blipFill>
+                  <pic:spPr>
+                    <a:xfrm>
+                      <a:off x="0" y="0"/>
+                      <a:ext cx="5486400" cy="2834640"/>
+                    </a:xfrm>
+                    <a:prstGeom prst="rect"/>
+                  </pic:spPr>
+                </pic:pic>
+              </a:graphicData>
+            </a:graphic>
+          </wp:inline>
+        </w:drawing>
+      </w:r>
+    </w:p>
+    <w:p>
+      <w:pPr>
+        <w:spacing w:line="336" w:lineRule="auto" w:after="180"/>
+      </w:pPr>
+      <w:r>
+        <w:rPr>
+          <w:b w:val="0"/>
+        </w:rPr>
+        <w:t xml:space="preserve">Read the picture in order. The final result is 2 qualifying books, not the sum of their page counts. The arrows show which recorded </w:t>
+      </w:r>
+      <w:r>
+        <w:rPr>
+          <w:b/>
+        </w:rPr>
+        <w:t>input</w:t>
+      </w:r>
+      <w:r>
+        <w:rPr>
+          <w:b w:val="0"/>
+        </w:rPr>
+        <w:t xml:space="preserve"> or intermediate result each decision uses.</w:t>
+      </w:r>
+    </w:p>
+    <w:p>
+      <w:pPr>
+        <w:spacing w:line="336" w:lineRule="auto" w:after="180"/>
+      </w:pPr>
+      <w:r>
+        <w:rPr>
+          <w:b w:val="0"/>
+        </w:rPr>
+        <w:t>Explain the deciding step aloud before checking the changed case; pointing to the final answer alone does not show how it follows.</w:t>
+      </w:r>
+    </w:p>
+    <w:p>
+      <w:pPr>
+        <w:spacing w:line="336" w:lineRule="auto" w:after="180"/>
+      </w:pPr>
+      <w:r>
+        <w:rPr>
+          <w:b w:val="0"/>
+        </w:rPr>
+        <w:t xml:space="preserve">Limit: This deterministic loop counts a stated </w:t>
+      </w:r>
+      <w:r>
+        <w:rPr>
+          <w:b/>
+        </w:rPr>
+        <w:t>condition</w:t>
+      </w:r>
+      <w:r>
+        <w:rPr>
+          <w:b w:val="0"/>
+        </w:rPr>
+        <w:t>; it neither trains a model nor measures whether the books suit a reader.</w:t>
+      </w:r>
+    </w:p>
+    <w:p>
+      <w:pPr>
+        <w:spacing w:line="336" w:lineRule="auto" w:after="180"/>
+        <w:shd w:fill="F5F1FB"/>
+      </w:pPr>
+      <w:r>
+        <w:rPr>
+          <w:b w:val="0"/>
+        </w:rPr>
+        <w:t>Explain the case, then point to a limit on the claim.</w:t>
+      </w:r>
+    </w:p>
+    <w:p>
+      <w:pPr>
+        <w:pStyle w:val="Heading3"/>
+      </w:pPr>
+      <w:r>
+        <w:t>My picture explanation, deciding evidence and one limit</w:t>
+      </w:r>
+    </w:p>
+    <w:p>
+      <w:r>
+        <w:t>________________________________________________________________</w:t>
+      </w:r>
+    </w:p>
+    <w:p>
+      <w:r>
+        <w:t>________________________________________________________________</w:t>
+      </w:r>
+    </w:p>
+    <w:p>
+      <w:r>
+        <w:t>________________________________________________________________</w:t>
+      </w:r>
+    </w:p>
+    <w:p>
+      <w:r>
+        <w:t>________________________________________________________________</w:t>
+      </w:r>
+    </w:p>
+    <w:p>
+      <w:pPr>
+        <w:pStyle w:val="Heading3"/>
+      </w:pPr>
+      <w:r>
+        <w:t>06. Make the idea visible in your project</w:t>
+      </w:r>
+    </w:p>
+    <w:p>
+      <w:r>
+        <w:drawing>
+          <wp:inline xmlns:a="http://schemas.openxmlformats.org/drawingml/2006/main" xmlns:pic="http://schemas.openxmlformats.org/drawingml/2006/picture">
+            <wp:extent cx="5486400" cy="3681984"/>
+            <wp:docPr id="7" name="Picture 7" descr="For your Verified Study Buddy, save the input, procedure, observed result and limitation of this check. Label this worked example as practice; use a different, previously unreviewed case when checking independent understanding. Draw your input, deciding step, result and limit. Supported question: Trace the changed list and identify where the result differs. Point to the relevant step in the picture, then write the changed result and the rule or evidence that supports it."/>
+            <wp:cNvGraphicFramePr>
+              <a:graphicFrameLocks noChangeAspect="1"/>
+            </wp:cNvGraphicFramePr>
+            <a:graphic>
+              <a:graphicData uri="http://schemas.openxmlformats.org/drawingml/2006/picture">
+                <pic:pic>
+                  <pic:nvPicPr>
+                    <pic:cNvPr id="0" name="academy-story-ai-3-23-06.png"/>
+                    <pic:cNvPicPr/>
+                  </pic:nvPicPr>
+                  <pic:blipFill>
+                    <a:blip r:embed="rId15"/>
+                    <a:stretch>
+                      <a:fillRect/>
+                    </a:stretch>
+                  </pic:blipFill>
+                  <pic:spPr>
+                    <a:xfrm>
+                      <a:off x="0" y="0"/>
+                      <a:ext cx="5486400" cy="3681984"/>
+                    </a:xfrm>
+                    <a:prstGeom prst="rect"/>
+                  </pic:spPr>
+                </pic:pic>
+              </a:graphicData>
+            </a:graphic>
+          </wp:inline>
+        </w:drawing>
+      </w:r>
+    </w:p>
+    <w:p>
+      <w:pPr>
+        <w:spacing w:line="336" w:lineRule="auto" w:after="180"/>
+      </w:pPr>
+      <w:r>
+        <w:rPr>
+          <w:b w:val="0"/>
+        </w:rPr>
+        <w:t xml:space="preserve">For your Verified Study Buddy, save the </w:t>
+      </w:r>
+      <w:r>
+        <w:rPr>
+          <w:b/>
+        </w:rPr>
+        <w:t>input</w:t>
+      </w:r>
+      <w:r>
+        <w:rPr>
+          <w:b w:val="0"/>
+        </w:rPr>
+        <w:t>, procedure, observed result and limitation of this check.</w:t>
+      </w:r>
+    </w:p>
+    <w:p>
+      <w:pPr>
+        <w:spacing w:line="336" w:lineRule="auto" w:after="180"/>
+      </w:pPr>
+      <w:r>
+        <w:rPr>
+          <w:b w:val="0"/>
+        </w:rPr>
+        <w:t xml:space="preserve">Label this worked example as practice; use a different, previously unreviewed case when checking independent understanding. Draw your </w:t>
+      </w:r>
+      <w:r>
+        <w:rPr>
+          <w:b/>
+        </w:rPr>
+        <w:t>input</w:t>
+      </w:r>
+      <w:r>
+        <w:rPr>
+          <w:b w:val="0"/>
+        </w:rPr>
+        <w:t>, deciding step, result and limit.</w:t>
+      </w:r>
+    </w:p>
+    <w:p>
+      <w:pPr>
+        <w:spacing w:line="336" w:lineRule="auto" w:after="180"/>
+      </w:pPr>
+      <w:r>
+        <w:rPr>
+          <w:b w:val="0"/>
+        </w:rPr>
+        <w:t xml:space="preserve">Supported question: Trace the changed </w:t>
+      </w:r>
+      <w:r>
+        <w:rPr>
+          <w:b/>
+        </w:rPr>
+        <w:t>list</w:t>
+      </w:r>
+      <w:r>
+        <w:rPr>
+          <w:b w:val="0"/>
+        </w:rPr>
+        <w:t xml:space="preserve"> and identify where the result differs. Point to the relevant step in the picture, then write the changed result and the rule or </w:t>
+      </w:r>
+      <w:r>
+        <w:rPr>
+          <w:b/>
+        </w:rPr>
+        <w:t>evidence</w:t>
+      </w:r>
+      <w:r>
+        <w:rPr>
+          <w:b w:val="0"/>
+        </w:rPr>
+        <w:t xml:space="preserve"> that supports it.</w:t>
+      </w:r>
+    </w:p>
+    <w:p>
+      <w:pPr>
+        <w:spacing w:line="336" w:lineRule="auto" w:after="180"/>
+        <w:shd w:fill="F5F1FB"/>
+      </w:pPr>
+      <w:r>
+        <w:rPr>
+          <w:b w:val="0"/>
+        </w:rPr>
+        <w:t xml:space="preserve">Draw your project trace and justify the deciding step using </w:t>
+      </w:r>
+      <w:r>
+        <w:rPr>
+          <w:b/>
+        </w:rPr>
+        <w:t>evidence</w:t>
+      </w:r>
+      <w:r>
+        <w:rPr>
+          <w:b w:val="0"/>
+        </w:rPr>
+        <w:t>.</w:t>
+      </w:r>
+    </w:p>
+    <w:p>
+      <w:pPr>
+        <w:pStyle w:val="Heading3"/>
+      </w:pPr>
+      <w:r>
+        <w:t>My picture explanation, deciding evidence and one limit</w:t>
       </w:r>
     </w:p>
     <w:p>

--- a/downloads/workbook/ai-3-week-23.docx
+++ b/downloads/workbook/ai-3-week-23.docx
@@ -25,12 +25,492 @@
         <w:pStyle w:val="Heading1"/>
       </w:pPr>
       <w:r>
-        <w:t>01. Recall and choose your starting point</w:t>
-      </w:r>
-    </w:p>
-    <w:p>
-      <w:r>
-        <w:t>Record your starting explanation for Block to Python Bridge before opening notes. Show any later correction separately.</w:t>
+        <w:t>One connected paper-to-Python record.</w:t>
+      </w:r>
+    </w:p>
+    <w:p>
+      <w:r>
+        <w:t>Explain the mapping, predict packing output, repair a misconception and test a boundary.</w:t>
+      </w:r>
+    </w:p>
+    <w:p>
+      <w:r>
+        <w:t>Keep code version, input assumptions, intermediate state, output status and support used together.</w:t>
+      </w:r>
+    </w:p>
+    <w:p>
+      <w:pPr>
+        <w:pStyle w:val="Heading1"/>
+      </w:pPr>
+      <w:r>
+        <w:t>01. Recall: reconnect earlier ideas</w:t>
+      </w:r>
+    </w:p>
+    <w:p>
+      <w:r>
+        <w:t>Retrieve before opening notes.</w:t>
+      </w:r>
+    </w:p>
+    <w:p>
+      <w:pPr>
+        <w:pStyle w:val="Heading2"/>
+      </w:pPr>
+      <w:r>
+        <w:t>Retrieve and explain</w:t>
+      </w:r>
+    </w:p>
+    <w:p>
+      <w:pPr>
+        <w:pStyle w:val="ListBullet"/>
+      </w:pPr>
+      <w:r>
+        <w:t>Try the recall before opening notes. Then use a different colour or a labelled second line to correct your explanation.</w:t>
+      </w:r>
+    </w:p>
+    <w:p>
+      <w:pPr>
+        <w:pStyle w:val="ListBullet"/>
+      </w:pPr>
+      <w:r>
+        <w:t>Without opening the old lesson, explain one key idea from Requests Responses and JSON. Give an example and a mistake that the idea helps you avoid.</w:t>
+      </w:r>
+    </w:p>
+    <w:p>
+      <w:pPr>
+        <w:pStyle w:val="Heading3"/>
+      </w:pPr>
+      <w:r>
+        <w:t>My remembered idea, example and correction</w:t>
+      </w:r>
+    </w:p>
+    <w:p>
+      <w:r>
+        <w:t>________________________________________________________________</w:t>
+      </w:r>
+    </w:p>
+    <w:p>
+      <w:r>
+        <w:t>________________________________________________________________</w:t>
+      </w:r>
+    </w:p>
+    <w:p>
+      <w:r>
+        <w:t>________________________________________________________________</w:t>
+      </w:r>
+    </w:p>
+    <w:p>
+      <w:pPr>
+        <w:pStyle w:val="ListBullet"/>
+      </w:pPr>
+      <w:r>
+        <w:t>Without opening the old lesson, explain one key idea from Conversation State and Memory. Give an example and a mistake that the idea helps you avoid.</w:t>
+      </w:r>
+    </w:p>
+    <w:p>
+      <w:pPr>
+        <w:pStyle w:val="Heading3"/>
+      </w:pPr>
+      <w:r>
+        <w:t>My remembered idea, example and correction</w:t>
+      </w:r>
+    </w:p>
+    <w:p>
+      <w:r>
+        <w:t>________________________________________________________________</w:t>
+      </w:r>
+    </w:p>
+    <w:p>
+      <w:r>
+        <w:t>________________________________________________________________</w:t>
+      </w:r>
+    </w:p>
+    <w:p>
+      <w:r>
+        <w:t>________________________________________________________________</w:t>
+      </w:r>
+    </w:p>
+    <w:p>
+      <w:pPr>
+        <w:pStyle w:val="ListBullet"/>
+      </w:pPr>
+      <w:r>
+        <w:t>Without opening the old lesson, explain one key idea from Model Memory vs Retrieval. Give an example and a mistake that the idea helps you avoid.</w:t>
+      </w:r>
+    </w:p>
+    <w:p>
+      <w:pPr>
+        <w:pStyle w:val="Heading3"/>
+      </w:pPr>
+      <w:r>
+        <w:t>My remembered idea, example and correction</w:t>
+      </w:r>
+    </w:p>
+    <w:p>
+      <w:r>
+        <w:t>________________________________________________________________</w:t>
+      </w:r>
+    </w:p>
+    <w:p>
+      <w:r>
+        <w:t>________________________________________________________________</w:t>
+      </w:r>
+    </w:p>
+    <w:p>
+      <w:r>
+        <w:t>________________________________________________________________</w:t>
+      </w:r>
+    </w:p>
+    <w:p>
+      <w:pPr>
+        <w:pStyle w:val="Heading2"/>
+      </w:pPr>
+      <w:r>
+        <w:t>Earlier wording, alternatives and picture transcripts · reference / check after trying</w:t>
+      </w:r>
+    </w:p>
+    <w:p>
+      <w:pPr>
+        <w:pStyle w:val="Heading3"/>
+      </w:pPr>
+      <w:r>
+        <w:t>Requests Responses and JSON</w:t>
+      </w:r>
+    </w:p>
+    <w:p>
+      <w:pPr>
+        <w:pStyle w:val="Heading3"/>
+      </w:pPr>
+      <w:r>
+        <w:t>Conversation State and Memory</w:t>
+      </w:r>
+    </w:p>
+    <w:p>
+      <w:pPr>
+        <w:pStyle w:val="Heading3"/>
+      </w:pPr>
+      <w:r>
+        <w:t>Model Memory vs Retrieval</w:t>
+      </w:r>
+    </w:p>
+    <w:p>
+      <w:pPr>
+        <w:pStyle w:val="Heading1"/>
+      </w:pPr>
+      <w:r>
+        <w:t>12. W1 · Explain the paper-to-code mapping</w:t>
+      </w:r>
+    </w:p>
+    <w:p>
+      <w:r>
+        <w:t>Name inputs, assignment, multiplication and display.</w:t>
+      </w:r>
+    </w:p>
+    <w:p>
+      <w:pPr>
+        <w:pStyle w:val="Heading2"/>
+      </w:pPr>
+      <w:r>
+        <w:t>Your evidence record</w:t>
+      </w:r>
+    </w:p>
+    <w:p>
+      <w:pPr>
+        <w:pStyle w:val="ListBullet"/>
+      </w:pPr>
+      <w:r>
+        <w:t>Packing W2: packs 4, per_pack 6 gives 24; changing packs to 5 gives 30. Assignment stores a value; print displays it. Book-count procedure: start count 0 before loop; add 1 only when pages&lt;100; [80,150,90]→2, [80,150,100]→1, empty list→0. The numeric-list function assumes supplied nonnegative integer page counts; a missing record field requires a separate guard, not invented zero.</w:t>
+      </w:r>
+    </w:p>
+    <w:p>
+      <w:pPr>
+        <w:pStyle w:val="ListBullet"/>
+      </w:pPr>
+      <w:r>
+        <w:t>Write the complete four-line script for 4 packs of 6. Beside each line explain what it does. Which line displays information?</w:t>
+      </w:r>
+    </w:p>
+    <w:p>
+      <w:pPr>
+        <w:pStyle w:val="Heading3"/>
+      </w:pPr>
+      <w:r>
+        <w:t>My reasoning and evidence</w:t>
+      </w:r>
+    </w:p>
+    <w:p>
+      <w:r>
+        <w:t>________________________________________________________________</w:t>
+      </w:r>
+    </w:p>
+    <w:p>
+      <w:r>
+        <w:t>________________________________________________________________</w:t>
+      </w:r>
+    </w:p>
+    <w:p>
+      <w:r>
+        <w:t>________________________________________________________________</w:t>
+      </w:r>
+    </w:p>
+    <w:p>
+      <w:r>
+        <w:t>________________________________________________________________</w:t>
+      </w:r>
+    </w:p>
+    <w:p>
+      <w:r>
+        <w:t>________________________________________________________________</w:t>
+      </w:r>
+    </w:p>
+    <w:p>
+      <w:r>
+        <w:t>________________________________________________________________</w:t>
+      </w:r>
+    </w:p>
+    <w:p>
+      <w:pPr>
+        <w:pStyle w:val="Heading1"/>
+      </w:pPr>
+      <w:r>
+        <w:t>13. W2 · Predict then observe packing outputs</w:t>
+      </w:r>
+    </w:p>
+    <w:p>
+      <w:r>
+        <w:t>Keep predictions, traces and actual runs distinguishable.</w:t>
+      </w:r>
+    </w:p>
+    <w:p>
+      <w:pPr>
+        <w:pStyle w:val="Heading2"/>
+      </w:pPr>
+      <w:r>
+        <w:t>Your evidence record</w:t>
+      </w:r>
+    </w:p>
+    <w:p>
+      <w:pPr>
+        <w:pStyle w:val="ListBullet"/>
+      </w:pPr>
+      <w:r>
+        <w:t>Packing W2: packs 4, per_pack 6 gives 24; changing packs to 5 gives 30. Assignment stores a value; print displays it. Book-count procedure: start count 0 before loop; add 1 only when pages&lt;100; [80,150,90]→2, [80,150,100]→1, empty list→0. The numeric-list function assumes supplied nonnegative integer page counts; a missing record field requires a separate guard, not invented zero.</w:t>
+      </w:r>
+    </w:p>
+    <w:p>
+      <w:pPr>
+        <w:pStyle w:val="ListBullet"/>
+      </w:pPr>
+      <w:r>
+        <w:t>Make records for 4 packs of 6, then 5 packs of 6. Predict before running. Record actual output, any error and what changed. If working on paper, label both results as traces.</w:t>
+      </w:r>
+    </w:p>
+    <w:p>
+      <w:pPr>
+        <w:pStyle w:val="Heading3"/>
+      </w:pPr>
+      <w:r>
+        <w:t>My reasoning and evidence</w:t>
+      </w:r>
+    </w:p>
+    <w:p>
+      <w:r>
+        <w:t>________________________________________________________________</w:t>
+      </w:r>
+    </w:p>
+    <w:p>
+      <w:r>
+        <w:t>________________________________________________________________</w:t>
+      </w:r>
+    </w:p>
+    <w:p>
+      <w:r>
+        <w:t>________________________________________________________________</w:t>
+      </w:r>
+    </w:p>
+    <w:p>
+      <w:r>
+        <w:t>________________________________________________________________</w:t>
+      </w:r>
+    </w:p>
+    <w:p>
+      <w:r>
+        <w:t>________________________________________________________________</w:t>
+      </w:r>
+    </w:p>
+    <w:p>
+      <w:r>
+        <w:t>________________________________________________________________</w:t>
+      </w:r>
+    </w:p>
+    <w:p>
+      <w:pPr>
+        <w:pStyle w:val="Heading1"/>
+      </w:pPr>
+      <w:r>
+        <w:t>14. W3 · Audit assignment versus display</w:t>
+      </w:r>
+    </w:p>
+    <w:p>
+      <w:r>
+        <w:t>An equals sign binds a name; print displays the value.</w:t>
+      </w:r>
+    </w:p>
+    <w:p>
+      <w:pPr>
+        <w:pStyle w:val="Heading2"/>
+      </w:pPr>
+      <w:r>
+        <w:t>Your evidence record</w:t>
+      </w:r>
+    </w:p>
+    <w:p>
+      <w:pPr>
+        <w:pStyle w:val="ListBullet"/>
+      </w:pPr>
+      <w:r>
+        <w:t>Packing W2: packs 4, per_pack 6 gives 24; changing packs to 5 gives 30. Assignment stores a value; print displays it. Book-count procedure: start count 0 before loop; add 1 only when pages&lt;100; [80,150,90]→2, [80,150,100]→1, empty list→0. The numeric-list function assumes supplied nonnegative integer page counts; a missing record field requires a separate guard, not invented zero.</w:t>
+      </w:r>
+    </w:p>
+    <w:p>
+      <w:pPr>
+        <w:pStyle w:val="ListBullet"/>
+      </w:pPr>
+      <w:r>
+        <w:t>Move print(total) to the first line of a fresh script. Predict what happens and why. Put the lines back into an order that meets the requirement.</w:t>
+      </w:r>
+    </w:p>
+    <w:p>
+      <w:pPr>
+        <w:pStyle w:val="Heading3"/>
+      </w:pPr>
+      <w:r>
+        <w:t>My reasoning and evidence</w:t>
+      </w:r>
+    </w:p>
+    <w:p>
+      <w:r>
+        <w:t>________________________________________________________________</w:t>
+      </w:r>
+    </w:p>
+    <w:p>
+      <w:r>
+        <w:t>________________________________________________________________</w:t>
+      </w:r>
+    </w:p>
+    <w:p>
+      <w:r>
+        <w:t>________________________________________________________________</w:t>
+      </w:r>
+    </w:p>
+    <w:p>
+      <w:r>
+        <w:t>________________________________________________________________</w:t>
+      </w:r>
+    </w:p>
+    <w:p>
+      <w:r>
+        <w:t>________________________________________________________________</w:t>
+      </w:r>
+    </w:p>
+    <w:p>
+      <w:r>
+        <w:t>________________________________________________________________</w:t>
+      </w:r>
+    </w:p>
+    <w:p>
+      <w:pPr>
+        <w:pStyle w:val="Heading1"/>
+      </w:pPr>
+      <w:r>
+        <w:t>16. W5 · Design a revealing translation case</w:t>
+      </w:r>
+    </w:p>
+    <w:p>
+      <w:r>
+        <w:t>Predict a boundary before running and preserve actual evidence.</w:t>
+      </w:r>
+    </w:p>
+    <w:p>
+      <w:pPr>
+        <w:pStyle w:val="Heading2"/>
+      </w:pPr>
+      <w:r>
+        <w:t>Your evidence record</w:t>
+      </w:r>
+    </w:p>
+    <w:p>
+      <w:pPr>
+        <w:pStyle w:val="ListBullet"/>
+      </w:pPr>
+      <w:r>
+        <w:t>Packing W2: packs 4, per_pack 6 gives 24; changing packs to 5 gives 30. Assignment stores a value; print displays it. Book-count procedure: start count 0 before loop; add 1 only when pages&lt;100; [80,150,90]→2, [80,150,100]→1, empty list→0. The numeric-list function assumes supplied nonnegative integer page counts; a missing record field requires a separate guard, not invented zero.</w:t>
+      </w:r>
+    </w:p>
+    <w:p>
+      <w:pPr>
+        <w:pStyle w:val="ListBullet"/>
+      </w:pPr>
+      <w:r>
+        <w:t>Explain the difference between a successful run and a correct calculation. State one limit of this program and what you would keep so another person can check your work.</w:t>
+      </w:r>
+    </w:p>
+    <w:p>
+      <w:pPr>
+        <w:pStyle w:val="Heading3"/>
+      </w:pPr>
+      <w:r>
+        <w:t>My reasoning and evidence</w:t>
+      </w:r>
+    </w:p>
+    <w:p>
+      <w:r>
+        <w:t>________________________________________________________________</w:t>
+      </w:r>
+    </w:p>
+    <w:p>
+      <w:r>
+        <w:t>________________________________________________________________</w:t>
+      </w:r>
+    </w:p>
+    <w:p>
+      <w:r>
+        <w:t>________________________________________________________________</w:t>
+      </w:r>
+    </w:p>
+    <w:p>
+      <w:r>
+        <w:t>________________________________________________________________</w:t>
+      </w:r>
+    </w:p>
+    <w:p>
+      <w:r>
+        <w:t>________________________________________________________________</w:t>
+      </w:r>
+    </w:p>
+    <w:p>
+      <w:r>
+        <w:t>________________________________________________________________</w:t>
+      </w:r>
+    </w:p>
+    <w:p>
+      <w:pPr>
+        <w:pStyle w:val="Heading1"/>
+      </w:pPr>
+      <w:r>
+        <w:t>04. W4 · Trace the new sum/reset procedure independently</w:t>
+      </w:r>
+    </w:p>
+    <w:p>
+      <w:r>
+        <w:t>Keep one first attempt before hints or feedback.</w:t>
+      </w:r>
+    </w:p>
+    <w:p>
+      <w:pPr>
+        <w:pStyle w:val="Heading2"/>
+      </w:pPr>
+      <w:r>
+        <w:t>Read and explain independently</w:t>
       </w:r>
     </w:p>
     <w:p>
@@ -41,386 +521,12 @@
         <w:rPr>
           <w:b w:val="0"/>
         </w:rPr>
-        <w:t>Try the recall before opening notes. Then use a different colour or a labelled second line to correct your explanation.</w:t>
-      </w:r>
-    </w:p>
-    <w:p>
-      <w:pPr>
-        <w:pStyle w:val="Heading3"/>
-      </w:pPr>
-      <w:r>
-        <w:t>Requests Responses and JSON</w:t>
+        <w:t>Trace both versions of the supplied sum procedure in order, keeping each intermediate total. Compare initialization before the loop with initialization inside it. This fresh task sums values; do not copy the book counter’s increment-by-one rule.</w:t>
       </w:r>
     </w:p>
     <w:p>
       <w:pPr>
         <w:spacing w:line="336" w:lineRule="auto" w:after="180"/>
-      </w:pPr>
-      <w:r>
-        <w:rPr>
-          <w:b w:val="0"/>
-        </w:rPr>
-        <w:t>Without opening the old lesson, explain one key idea from Requests Responses and JSON. Give an example and a mistake that the idea helps you avoid.</w:t>
-      </w:r>
-    </w:p>
-    <w:p>
-      <w:pPr>
-        <w:pStyle w:val="Heading3"/>
-      </w:pPr>
-      <w:r>
-        <w:t>My remembered idea, example and correction</w:t>
-      </w:r>
-    </w:p>
-    <w:p>
-      <w:r>
-        <w:t>________________________________________________________________</w:t>
-      </w:r>
-    </w:p>
-    <w:p>
-      <w:r>
-        <w:t>________________________________________________________________</w:t>
-      </w:r>
-    </w:p>
-    <w:p>
-      <w:r>
-        <w:t>________________________________________________________________</w:t>
-      </w:r>
-    </w:p>
-    <w:p>
-      <w:pPr>
-        <w:pStyle w:val="Heading3"/>
-      </w:pPr>
-      <w:r>
-        <w:t>Conversation State and Memory</w:t>
-      </w:r>
-    </w:p>
-    <w:p>
-      <w:pPr>
-        <w:spacing w:line="336" w:lineRule="auto" w:after="180"/>
-      </w:pPr>
-      <w:r>
-        <w:rPr>
-          <w:b w:val="0"/>
-        </w:rPr>
-        <w:t>Without opening the old lesson, explain one key idea from Conversation State and Memory. Give an example and a mistake that the idea helps you avoid.</w:t>
-      </w:r>
-    </w:p>
-    <w:p>
-      <w:pPr>
-        <w:pStyle w:val="Heading3"/>
-      </w:pPr>
-      <w:r>
-        <w:t>My remembered idea, example and correction</w:t>
-      </w:r>
-    </w:p>
-    <w:p>
-      <w:r>
-        <w:t>________________________________________________________________</w:t>
-      </w:r>
-    </w:p>
-    <w:p>
-      <w:r>
-        <w:t>________________________________________________________________</w:t>
-      </w:r>
-    </w:p>
-    <w:p>
-      <w:r>
-        <w:t>________________________________________________________________</w:t>
-      </w:r>
-    </w:p>
-    <w:p>
-      <w:pPr>
-        <w:pStyle w:val="Heading3"/>
-      </w:pPr>
-      <w:r>
-        <w:t>Model Memory vs Retrieval</w:t>
-      </w:r>
-    </w:p>
-    <w:p>
-      <w:pPr>
-        <w:spacing w:line="336" w:lineRule="auto" w:after="180"/>
-      </w:pPr>
-      <w:r>
-        <w:rPr>
-          <w:b w:val="0"/>
-        </w:rPr>
-        <w:t>Without opening the old lesson, explain one key idea from Model Memory vs Retrieval. Give an example and a mistake that the idea helps you avoid.</w:t>
-      </w:r>
-    </w:p>
-    <w:p>
-      <w:pPr>
-        <w:pStyle w:val="Heading3"/>
-      </w:pPr>
-      <w:r>
-        <w:t>My remembered idea, example and correction</w:t>
-      </w:r>
-    </w:p>
-    <w:p>
-      <w:r>
-        <w:t>________________________________________________________________</w:t>
-      </w:r>
-    </w:p>
-    <w:p>
-      <w:r>
-        <w:t>________________________________________________________________</w:t>
-      </w:r>
-    </w:p>
-    <w:p>
-      <w:r>
-        <w:t>________________________________________________________________</w:t>
-      </w:r>
-    </w:p>
-    <w:p>
-      <w:pPr>
-        <w:pStyle w:val="Heading1"/>
-      </w:pPr>
-      <w:r>
-        <w:t>02. Practise with fading help</w:t>
-      </w:r>
-    </w:p>
-    <w:p>
-      <w:r>
-        <w:t>Complete the supported Block to Python Bridge trace and record the first step you can explain without help.</w:t>
-      </w:r>
-    </w:p>
-    <w:p>
-      <w:pPr>
-        <w:spacing w:line="336" w:lineRule="auto" w:after="180"/>
-      </w:pPr>
-      <w:r>
-        <w:rPr>
-          <w:b w:val="0"/>
-        </w:rPr>
-        <w:t xml:space="preserve">Use W2: Predict then observe for From a paper </w:t>
-      </w:r>
-      <w:r>
-        <w:rPr>
-          <w:b/>
-        </w:rPr>
-        <w:t>algorithm</w:t>
-      </w:r>
-      <w:r>
-        <w:rPr>
-          <w:b w:val="0"/>
-        </w:rPr>
-        <w:t xml:space="preserve"> to Python. Record the answer once; the lesson and workbook refer to the same attempt.</w:t>
-      </w:r>
-    </w:p>
-    <w:tbl>
-      <w:tblPr>
-        <w:tblStyle w:val="LightShading-Accent1"/>
-        <w:tblW w:type="auto" w:w="0"/>
-        <w:tblLook w:firstColumn="1" w:firstRow="1" w:lastColumn="0" w:lastRow="0" w:noHBand="0" w:noVBand="1" w:val="04A0"/>
-      </w:tblPr>
-      <w:tblGrid>
-        <w:gridCol w:w="2556"/>
-        <w:gridCol w:w="2556"/>
-        <w:gridCol w:w="2556"/>
-        <w:gridCol w:w="2556"/>
-      </w:tblGrid>
-      <w:tr>
-        <w:trPr>
-          <w:tblHeader/>
-        </w:trPr>
-        <w:tc>
-          <w:tcPr>
-            <w:tcW w:type="dxa" w:w="2556"/>
-          </w:tcPr>
-          <w:p>
-            <w:r>
-              <w:t>Given inputs</w:t>
-            </w:r>
-          </w:p>
-        </w:tc>
-        <w:tc>
-          <w:tcPr>
-            <w:tcW w:type="dxa" w:w="2556"/>
-          </w:tcPr>
-          <w:p>
-            <w:r>
-              <w:t>Procedure I chose</w:t>
-            </w:r>
-          </w:p>
-        </w:tc>
-        <w:tc>
-          <w:tcPr>
-            <w:tcW w:type="dxa" w:w="2556"/>
-          </w:tcPr>
-          <w:p>
-            <w:r>
-              <w:t>Middle steps</w:t>
-            </w:r>
-          </w:p>
-        </w:tc>
-        <w:tc>
-          <w:tcPr>
-            <w:tcW w:type="dxa" w:w="2556"/>
-          </w:tcPr>
-          <w:p>
-            <w:r>
-              <w:t>Result and check</w:t>
-            </w:r>
-          </w:p>
-        </w:tc>
-      </w:tr>
-      <w:tr>
-        <w:tc>
-          <w:tcPr>
-            <w:tcW w:type="dxa" w:w="2556"/>
-          </w:tcPr>
-          <w:p>
-            <w:r/>
-          </w:p>
-        </w:tc>
-        <w:tc>
-          <w:tcPr>
-            <w:tcW w:type="dxa" w:w="2556"/>
-          </w:tcPr>
-          <w:p>
-            <w:r/>
-          </w:p>
-        </w:tc>
-        <w:tc>
-          <w:tcPr>
-            <w:tcW w:type="dxa" w:w="2556"/>
-          </w:tcPr>
-          <w:p>
-            <w:r/>
-          </w:p>
-        </w:tc>
-        <w:tc>
-          <w:tcPr>
-            <w:tcW w:type="dxa" w:w="2556"/>
-          </w:tcPr>
-          <w:p>
-            <w:r/>
-          </w:p>
-        </w:tc>
-      </w:tr>
-    </w:tbl>
-    <w:p>
-      <w:pPr>
-        <w:pStyle w:val="Heading3"/>
-      </w:pPr>
-      <w:r>
-        <w:t>The step I completed without help, and the hint I needed</w:t>
-      </w:r>
-    </w:p>
-    <w:p>
-      <w:r>
-        <w:t>________________________________________________________________</w:t>
-      </w:r>
-    </w:p>
-    <w:p>
-      <w:r>
-        <w:t>________________________________________________________________</w:t>
-      </w:r>
-    </w:p>
-    <w:p>
-      <w:r>
-        <w:t>________________________________________________________________</w:t>
-      </w:r>
-    </w:p>
-    <w:p>
-      <w:pPr>
-        <w:pStyle w:val="Heading1"/>
-      </w:pPr>
-      <w:r>
-        <w:t>03. Individual reasoning check</w:t>
-      </w:r>
-    </w:p>
-    <w:p>
-      <w:r>
-        <w:t>Check the proposed Block to Python Bridge explanation against the supplied facts before discussing it.</w:t>
-      </w:r>
-    </w:p>
-    <w:p>
-      <w:pPr>
-        <w:spacing w:line="336" w:lineRule="auto" w:after="180"/>
-      </w:pPr>
-      <w:r>
-        <w:rPr>
-          <w:b w:val="0"/>
-        </w:rPr>
-        <w:t xml:space="preserve">Use the worked case for From a paper </w:t>
-      </w:r>
-      <w:r>
-        <w:rPr>
-          <w:b/>
-        </w:rPr>
-        <w:t>algorithm</w:t>
-      </w:r>
-      <w:r>
-        <w:rPr>
-          <w:b w:val="0"/>
-        </w:rPr>
-        <w:t xml:space="preserve"> to Python. Proposed explanation: “An equals sign displays the answer”. Decide whether this explanation is supported.</w:t>
-      </w:r>
-    </w:p>
-    <w:p>
-      <w:pPr>
-        <w:spacing w:line="336" w:lineRule="auto" w:after="180"/>
-      </w:pPr>
-      <w:r>
-        <w:rPr>
-          <w:b w:val="0"/>
-        </w:rPr>
-        <w:t>Point to the step or supplied fact that decides; explain your repair if needed.</w:t>
-      </w:r>
-    </w:p>
-    <w:p>
-      <w:pPr>
-        <w:pStyle w:val="Heading3"/>
-      </w:pPr>
-      <w:r>
-        <w:t>My explanation before partner discussion</w:t>
-      </w:r>
-    </w:p>
-    <w:p>
-      <w:r>
-        <w:t>________________________________________________________________</w:t>
-      </w:r>
-    </w:p>
-    <w:p>
-      <w:r>
-        <w:t>________________________________________________________________</w:t>
-      </w:r>
-    </w:p>
-    <w:p>
-      <w:r>
-        <w:t>________________________________________________________________</w:t>
-      </w:r>
-    </w:p>
-    <w:p>
-      <w:r>
-        <w:t>________________________________________________________________</w:t>
-      </w:r>
-    </w:p>
-    <w:p>
-      <w:pPr>
-        <w:pStyle w:val="Heading1"/>
-      </w:pPr>
-      <w:r>
-        <w:t>04. Independent transfer case</w:t>
-      </w:r>
-    </w:p>
-    <w:p>
-      <w:r>
-        <w:t>Write one first attempt at the reserved independent case before feedback. Repeated copies of that case refer to the same recorded attempt.</w:t>
-      </w:r>
-    </w:p>
-    <w:p>
-      <w:pPr>
-        <w:pStyle w:val="Heading3"/>
-      </w:pPr>
-      <w:r>
-        <w:t>Independent case: Changed independent case</w:t>
-      </w:r>
-    </w:p>
-    <w:p>
-      <w:pPr>
-        <w:spacing w:line="336" w:lineRule="auto" w:after="180"/>
-        <w:shd w:fill="F5F1FB"/>
       </w:pPr>
       <w:r>
         <w:rPr>
@@ -474,6 +580,14 @@
     </w:p>
     <w:p>
       <w:pPr>
+        <w:pStyle w:val="Heading2"/>
+      </w:pPr>
+      <w:r>
+        <w:t>Keep a fair record</w:t>
+      </w:r>
+    </w:p>
+    <w:p>
+      <w:pPr>
         <w:spacing w:line="336" w:lineRule="auto" w:after="180"/>
       </w:pPr>
       <w:r>
@@ -485,15 +599,39 @@
     </w:p>
     <w:p>
       <w:pPr>
+        <w:pStyle w:val="Heading2"/>
+      </w:pPr>
+      <w:r>
+        <w:t>Earlier wording, alternatives and picture transcripts · reference / check after trying</w:t>
+      </w:r>
+    </w:p>
+    <w:p>
+      <w:pPr>
+        <w:pStyle w:val="Heading3"/>
+      </w:pPr>
+      <w:r>
+        <w:t>Independent case: Changed independent case</w:t>
+      </w:r>
+    </w:p>
+    <w:p>
+      <w:pPr>
         <w:pStyle w:val="Heading1"/>
       </w:pPr>
       <w:r>
-        <w:t>05. Your learning target</w:t>
-      </w:r>
-    </w:p>
-    <w:p>
-      <w:r>
-        <w:t>Connect the Block to Python Bridge target to a trace and a justified conclusion.</w:t>
+        <w:t>09. Project · Keep the decision and its evidence</w:t>
+      </w:r>
+    </w:p>
+    <w:p>
+      <w:r>
+        <w:t>Add this week’s change to your existing project record.</w:t>
+      </w:r>
+    </w:p>
+    <w:p>
+      <w:pPr>
+        <w:pStyle w:val="Heading2"/>
+      </w:pPr>
+      <w:r>
+        <w:t>Your evidence record</w:t>
       </w:r>
     </w:p>
     <w:p>
@@ -504,65 +642,30 @@
         <w:rPr>
           <w:b w:val="0"/>
         </w:rPr>
-        <w:t>Write Python that totals [3,5,7], then trace each total. Explain how indenting 'total=0' inside the loop changes the result.</w:t>
-      </w:r>
-    </w:p>
-    <w:p>
-      <w:pPr>
-        <w:pStyle w:val="Heading1"/>
-      </w:pPr>
-      <w:r>
-        <w:t>06. Solve the given case</w:t>
-      </w:r>
-    </w:p>
-    <w:p>
-      <w:r>
-        <w:t>Solve the supplied Block to Python Bridge case and show the deciding evidence.</w:t>
-      </w:r>
-    </w:p>
-    <w:p>
-      <w:pPr>
-        <w:spacing w:line="336" w:lineRule="auto" w:after="180"/>
-      </w:pPr>
+        <w:t xml:space="preserve">Implement small transparent </w:t>
+      </w:r>
+      <w:r>
+        <w:rPr>
+          <w:b/>
+        </w:rPr>
+        <w:t>function</w:t>
+      </w:r>
       <w:r>
         <w:rPr>
           <w:b w:val="0"/>
         </w:rPr>
-        <w:t xml:space="preserve">A block </w:t>
-      </w:r>
-      <w:r>
-        <w:rPr>
-          <w:b/>
-        </w:rPr>
-        <w:t>program</w:t>
-      </w:r>
+        <w:t>s for selection, validation, and citation formatting.</w:t>
+      </w:r>
+    </w:p>
+    <w:p>
+      <w:pPr>
+        <w:spacing w:line="336" w:lineRule="auto" w:after="180"/>
+      </w:pPr>
       <w:r>
         <w:rPr>
           <w:b w:val="0"/>
         </w:rPr>
-        <w:t xml:space="preserve"> sets total=0 and adds each value in [2,4,6].</w:t>
-      </w:r>
-    </w:p>
-    <w:p>
-      <w:pPr>
-        <w:spacing w:line="336" w:lineRule="auto" w:after="180"/>
-      </w:pPr>
-      <w:r>
-        <w:rPr>
-          <w:b w:val="0"/>
-        </w:rPr>
-        <w:t>Translate and trace.</w:t>
-      </w:r>
-    </w:p>
-    <w:p>
-      <w:pPr>
-        <w:spacing w:line="336" w:lineRule="auto" w:after="180"/>
-      </w:pPr>
-      <w:r>
-        <w:rPr>
-          <w:b w:val="0"/>
-        </w:rPr>
-        <w:t xml:space="preserve">Show your trace, calculation or </w:t>
+        <w:t xml:space="preserve">The project change and </w:t>
       </w:r>
       <w:r>
         <w:rPr>
@@ -570,333 +673,6 @@
         </w:rPr>
         <w:t>evidence</w:t>
       </w:r>
-    </w:p>
-    <w:p>
-      <w:pPr>
-        <w:pStyle w:val="Heading3"/>
-      </w:pPr>
-      <w:r>
-        <w:t>Write or draw your reasoning and evidence.</w:t>
-      </w:r>
-    </w:p>
-    <w:p>
-      <w:r>
-        <w:t>________________________________________________________________</w:t>
-      </w:r>
-    </w:p>
-    <w:p>
-      <w:r>
-        <w:t>________________________________________________________________</w:t>
-      </w:r>
-    </w:p>
-    <w:p>
-      <w:r>
-        <w:t>________________________________________________________________</w:t>
-      </w:r>
-    </w:p>
-    <w:p>
-      <w:r>
-        <w:t>________________________________________________________________</w:t>
-      </w:r>
-    </w:p>
-    <w:p>
-      <w:r>
-        <w:t>________________________________________________________________</w:t>
-      </w:r>
-    </w:p>
-    <w:p>
-      <w:pPr>
-        <w:pStyle w:val="Heading1"/>
-      </w:pPr>
-      <w:r>
-        <w:t>07. Check a changed case</w:t>
-      </w:r>
-    </w:p>
-    <w:p>
-      <w:r>
-        <w:t>Apply the procedure to the changed case and record why the conclusion follows.</w:t>
-      </w:r>
-    </w:p>
-    <w:p>
-      <w:pPr>
-        <w:spacing w:line="336" w:lineRule="auto" w:after="180"/>
-        <w:shd w:fill="F5F1FB"/>
-      </w:pPr>
-      <w:r>
-        <w:rPr>
-          <w:b w:val="0"/>
-        </w:rPr>
-        <w:t xml:space="preserve">Trace this Python: score = 2; then if score &gt;= 2: score = score + 3. What is the final value, and what changes if the </w:t>
-      </w:r>
-      <w:r>
-        <w:rPr>
-          <w:b/>
-        </w:rPr>
-        <w:t>condition</w:t>
-      </w:r>
-      <w:r>
-        <w:rPr>
-          <w:b w:val="0"/>
-        </w:rPr>
-        <w:t xml:space="preserve"> becomes score &gt; 2?</w:t>
-      </w:r>
-    </w:p>
-    <w:p>
-      <w:pPr>
-        <w:spacing w:line="336" w:lineRule="auto" w:after="180"/>
-      </w:pPr>
-      <w:r>
-        <w:rPr>
-          <w:b w:val="0"/>
-        </w:rPr>
-        <w:t>My independent answer and reason</w:t>
-      </w:r>
-    </w:p>
-    <w:p>
-      <w:pPr>
-        <w:pStyle w:val="Heading3"/>
-      </w:pPr>
-      <w:r>
-        <w:t>Write or draw your reasoning and evidence.</w:t>
-      </w:r>
-    </w:p>
-    <w:p>
-      <w:r>
-        <w:t>________________________________________________________________</w:t>
-      </w:r>
-    </w:p>
-    <w:p>
-      <w:r>
-        <w:t>________________________________________________________________</w:t>
-      </w:r>
-    </w:p>
-    <w:p>
-      <w:r>
-        <w:t>________________________________________________________________</w:t>
-      </w:r>
-    </w:p>
-    <w:p>
-      <w:r>
-        <w:t>________________________________________________________________</w:t>
-      </w:r>
-    </w:p>
-    <w:p>
-      <w:r>
-        <w:t>________________________________________________________________</w:t>
-      </w:r>
-    </w:p>
-    <w:p>
-      <w:pPr>
-        <w:pStyle w:val="Heading3"/>
-      </w:pPr>
-      <w:r>
-        <w:t>Week 23 Test and reflect</w:t>
-      </w:r>
-    </w:p>
-    <w:p>
-      <w:pPr>
-        <w:pStyle w:val="Heading1"/>
-      </w:pPr>
-      <w:r>
-        <w:t>08. Design a revealing test</w:t>
-      </w:r>
-    </w:p>
-    <w:p>
-      <w:r>
-        <w:t>Specify a changed input, expected result and observation separately.</w:t>
-      </w:r>
-    </w:p>
-    <w:p>
-      <w:pPr>
-        <w:spacing w:line="336" w:lineRule="auto" w:after="180"/>
-      </w:pPr>
-      <w:r>
-        <w:rPr>
-          <w:b w:val="0"/>
-        </w:rPr>
-        <w:t xml:space="preserve">Create a changed </w:t>
-      </w:r>
-      <w:r>
-        <w:rPr>
-          <w:b/>
-        </w:rPr>
-        <w:t>input</w:t>
-      </w:r>
-      <w:r>
-        <w:rPr>
-          <w:b w:val="0"/>
-        </w:rPr>
-        <w:t>, boundary case or missing-information case. Write the expected answer or safe response before testing.</w:t>
-      </w:r>
-    </w:p>
-    <w:tbl>
-      <w:tblPr>
-        <w:tblStyle w:val="LightShading-Accent1"/>
-        <w:tblW w:type="auto" w:w="0"/>
-        <w:tblLook w:firstColumn="1" w:firstRow="1" w:lastColumn="0" w:lastRow="0" w:noHBand="0" w:noVBand="1" w:val="04A0"/>
-      </w:tblPr>
-      <w:tblGrid>
-        <w:gridCol w:w="5112"/>
-        <w:gridCol w:w="5112"/>
-      </w:tblGrid>
-      <w:tr>
-        <w:trPr>
-          <w:tblHeader/>
-        </w:trPr>
-        <w:tc>
-          <w:tcPr>
-            <w:tcW w:type="dxa" w:w="5112"/>
-          </w:tcPr>
-          <w:p>
-            <w:r>
-              <w:t>Test record</w:t>
-            </w:r>
-          </w:p>
-        </w:tc>
-        <w:tc>
-          <w:tcPr>
-            <w:tcW w:type="dxa" w:w="5112"/>
-          </w:tcPr>
-          <w:p>
-            <w:r>
-              <w:t>My evidence</w:t>
-            </w:r>
-          </w:p>
-        </w:tc>
-      </w:tr>
-      <w:tr>
-        <w:tc>
-          <w:tcPr>
-            <w:tcW w:type="dxa" w:w="5112"/>
-          </w:tcPr>
-          <w:p>
-            <w:r>
-              <w:t>Changed input or condition</w:t>
-            </w:r>
-          </w:p>
-        </w:tc>
-        <w:tc>
-          <w:tcPr>
-            <w:tcW w:type="dxa" w:w="5112"/>
-          </w:tcPr>
-          <w:p>
-            <w:r/>
-          </w:p>
-        </w:tc>
-      </w:tr>
-      <w:tr>
-        <w:tc>
-          <w:tcPr>
-            <w:tcW w:type="dxa" w:w="5112"/>
-          </w:tcPr>
-          <w:p>
-            <w:r>
-              <w:t>Expected answer or fallback</w:t>
-            </w:r>
-          </w:p>
-        </w:tc>
-        <w:tc>
-          <w:tcPr>
-            <w:tcW w:type="dxa" w:w="5112"/>
-          </w:tcPr>
-          <w:p>
-            <w:r/>
-          </w:p>
-        </w:tc>
-      </w:tr>
-      <w:tr>
-        <w:tc>
-          <w:tcPr>
-            <w:tcW w:type="dxa" w:w="5112"/>
-          </w:tcPr>
-          <w:p>
-            <w:r>
-              <w:t>Observed result</w:t>
-            </w:r>
-          </w:p>
-        </w:tc>
-        <w:tc>
-          <w:tcPr>
-            <w:tcW w:type="dxa" w:w="5112"/>
-          </w:tcPr>
-          <w:p>
-            <w:r/>
-          </w:p>
-        </w:tc>
-      </w:tr>
-      <w:tr>
-        <w:tc>
-          <w:tcPr>
-            <w:tcW w:type="dxa" w:w="5112"/>
-          </w:tcPr>
-          <w:p>
-            <w:r>
-              <w:t>Why the result occurred</w:t>
-            </w:r>
-          </w:p>
-        </w:tc>
-        <w:tc>
-          <w:tcPr>
-            <w:tcW w:type="dxa" w:w="5112"/>
-          </w:tcPr>
-          <w:p>
-            <w:r/>
-          </w:p>
-        </w:tc>
-      </w:tr>
-    </w:tbl>
-    <w:p>
-      <w:pPr>
-        <w:pStyle w:val="Heading1"/>
-      </w:pPr>
-      <w:r>
-        <w:t>09. Project checkpoint</w:t>
-      </w:r>
-    </w:p>
-    <w:p>
-      <w:r>
-        <w:t>Justify what Block to Python Bridge adds to Verified Study Buddy and keep the evidence.</w:t>
-      </w:r>
-    </w:p>
-    <w:p>
-      <w:pPr>
-        <w:spacing w:line="336" w:lineRule="auto" w:after="180"/>
-      </w:pPr>
-      <w:r>
-        <w:rPr>
-          <w:b w:val="0"/>
-        </w:rPr>
-        <w:t xml:space="preserve">Implement small transparent </w:t>
-      </w:r>
-      <w:r>
-        <w:rPr>
-          <w:b/>
-        </w:rPr>
-        <w:t>function</w:t>
-      </w:r>
-      <w:r>
-        <w:rPr>
-          <w:b w:val="0"/>
-        </w:rPr>
-        <w:t>s for selection, validation, and citation formatting.</w:t>
-      </w:r>
-    </w:p>
-    <w:p>
-      <w:pPr>
-        <w:spacing w:line="336" w:lineRule="auto" w:after="180"/>
-      </w:pPr>
-      <w:r>
-        <w:rPr>
-          <w:b w:val="0"/>
-        </w:rPr>
-        <w:t xml:space="preserve">The project change and </w:t>
-      </w:r>
-      <w:r>
-        <w:rPr>
-          <w:b/>
-        </w:rPr>
-        <w:t>evidence</w:t>
-      </w:r>
       <w:r>
         <w:rPr>
           <w:b w:val="0"/>
@@ -942,503 +718,20 @@
         <w:pStyle w:val="Heading1"/>
       </w:pPr>
       <w:r>
-        <w:t>10. Self check</w:t>
-      </w:r>
-    </w:p>
-    <w:p>
-      <w:r>
-        <w:t>Judge explanation, evidence, transfer and limits separately; attach the work behind your judgement.</w:t>
-      </w:r>
-    </w:p>
-    <w:p>
-      <w:pPr>
-        <w:pStyle w:val="ListBullet"/>
-      </w:pPr>
-      <w:r>
-        <w:t>I can explain the mechanism.</w:t>
-      </w:r>
-    </w:p>
-    <w:p>
-      <w:pPr>
-        <w:pStyle w:val="ListBullet"/>
-      </w:pPr>
-      <w:r>
-        <w:t>I can show evidence.</w:t>
-      </w:r>
-    </w:p>
-    <w:p>
-      <w:pPr>
-        <w:pStyle w:val="ListBullet"/>
-      </w:pPr>
-      <w:r>
-        <w:t>I can handle a changed case.</w:t>
-      </w:r>
-    </w:p>
-    <w:p>
-      <w:pPr>
-        <w:pStyle w:val="ListBullet"/>
-      </w:pPr>
-      <w:r>
-        <w:t>I can name a limit.</w:t>
-      </w:r>
-    </w:p>
-    <w:p>
-      <w:r>
-        <w:t>Mark each as not yet, with help or independently, and attach supporting work.</w:t>
-      </w:r>
-    </w:p>
-    <w:p>
-      <w:pPr>
-        <w:spacing w:line="336" w:lineRule="auto" w:after="180"/>
-      </w:pPr>
-      <w:r>
-        <w:rPr>
-          <w:b w:val="0"/>
-        </w:rPr>
-        <w:t>Teacher review ____________________  Next step ____________________</w:t>
-      </w:r>
-    </w:p>
-    <w:p>
-      <w:pPr>
-        <w:pStyle w:val="Heading1"/>
-      </w:pPr>
-      <w:r>
-        <w:t>11. Transfer practice from the original programme</w:t>
-      </w:r>
-    </w:p>
-    <w:p>
-      <w:r>
-        <w:t>Use this earlier case as transfer practice. A case already discussed with feedback is not fresh assessment evidence.</w:t>
-      </w:r>
-    </w:p>
-    <w:p>
-      <w:pPr>
-        <w:spacing w:line="336" w:lineRule="auto" w:after="180"/>
-      </w:pPr>
-      <w:r>
-        <w:rPr>
-          <w:b w:val="0"/>
-        </w:rPr>
-        <w:t>Write Python that totals [3,5,7], then trace each total. Explain how indenting 'total=0' inside the loop changes the result.</w:t>
-      </w:r>
-    </w:p>
-    <w:p>
-      <w:pPr>
-        <w:pStyle w:val="Heading3"/>
-      </w:pPr>
-      <w:r>
-        <w:t>My independently reasoned answer</w:t>
-      </w:r>
-    </w:p>
-    <w:p>
-      <w:r>
-        <w:t>________________________________________________________________</w:t>
-      </w:r>
-    </w:p>
-    <w:p>
-      <w:r>
-        <w:t>________________________________________________________________</w:t>
-      </w:r>
-    </w:p>
-    <w:p>
-      <w:r>
-        <w:t>________________________________________________________________</w:t>
-      </w:r>
-    </w:p>
-    <w:p>
-      <w:r>
-        <w:t>________________________________________________________________</w:t>
-      </w:r>
-    </w:p>
-    <w:p>
-      <w:r>
-        <w:t>________________________________________________________________</w:t>
-      </w:r>
-    </w:p>
-    <w:p>
-      <w:r>
-        <w:t>________________________________________________________________</w:t>
-      </w:r>
-    </w:p>
-    <w:p>
-      <w:r>
-        <w:t>________________________________________________________________</w:t>
-      </w:r>
-    </w:p>
-    <w:p>
-      <w:pPr>
-        <w:spacing w:line="336" w:lineRule="auto" w:after="180"/>
-      </w:pPr>
-      <w:r>
-        <w:rPr>
-          <w:b w:val="0"/>
-        </w:rPr>
-        <w:t>Record support used: none, hint or teacher explanation.</w:t>
-      </w:r>
-    </w:p>
-    <w:p>
-      <w:pPr>
-        <w:pStyle w:val="Heading1"/>
-      </w:pPr>
-      <w:r>
-        <w:t>12. W1 Connect the paper steps to Python</w:t>
-      </w:r>
-    </w:p>
-    <w:p>
-      <w:r>
-        <w:t>Connect the paper steps to Python. Apply the supplied Block to Python Bridge facts and keep your reasoning.</w:t>
-      </w:r>
-    </w:p>
-    <w:p>
-      <w:pPr>
-        <w:spacing w:line="336" w:lineRule="auto" w:after="180"/>
-        <w:shd w:fill="F5F1FB"/>
-      </w:pPr>
-      <w:r>
-        <w:rPr>
-          <w:b w:val="0"/>
-        </w:rPr>
-        <w:t>Write the complete four-line script for 4 packs of 6. Beside each line explain what it does. Which line displays information?</w:t>
-      </w:r>
-    </w:p>
-    <w:p>
-      <w:pPr>
-        <w:pStyle w:val="Heading3"/>
-      </w:pPr>
-      <w:r>
-        <w:t>My reasoning and evidence</w:t>
-      </w:r>
-    </w:p>
-    <w:p>
-      <w:r>
-        <w:t>________________________________________________________________</w:t>
-      </w:r>
-    </w:p>
-    <w:p>
-      <w:r>
-        <w:t>________________________________________________________________</w:t>
-      </w:r>
-    </w:p>
-    <w:p>
-      <w:r>
-        <w:t>________________________________________________________________</w:t>
-      </w:r>
-    </w:p>
-    <w:p>
-      <w:r>
-        <w:t>________________________________________________________________</w:t>
-      </w:r>
-    </w:p>
-    <w:p>
-      <w:r>
-        <w:t>________________________________________________________________</w:t>
-      </w:r>
-    </w:p>
-    <w:p>
-      <w:r>
-        <w:t>________________________________________________________________</w:t>
-      </w:r>
-    </w:p>
-    <w:p>
-      <w:pPr>
-        <w:pStyle w:val="Heading1"/>
-      </w:pPr>
-      <w:r>
-        <w:t>13. W2 Predict then observe</w:t>
-      </w:r>
-    </w:p>
-    <w:p>
-      <w:r>
-        <w:t>Predict then observe. Apply the supplied Block to Python Bridge facts and keep your reasoning.</w:t>
-      </w:r>
-    </w:p>
-    <w:p>
-      <w:pPr>
-        <w:spacing w:line="336" w:lineRule="auto" w:after="180"/>
-      </w:pPr>
-      <w:r>
-        <w:rPr>
-          <w:b w:val="0"/>
-        </w:rPr>
-        <w:t xml:space="preserve">Make records for 4 packs of 6, then 5 packs of 6. Predict before running. Record actual </w:t>
-      </w:r>
-      <w:r>
-        <w:rPr>
-          <w:b/>
-        </w:rPr>
-        <w:t>output</w:t>
-      </w:r>
-      <w:r>
-        <w:rPr>
-          <w:b w:val="0"/>
-        </w:rPr>
-        <w:t>, any error and what changed. If working on paper, label both results as traces.</w:t>
-      </w:r>
-    </w:p>
-    <w:p>
-      <w:pPr>
-        <w:pStyle w:val="Heading3"/>
-      </w:pPr>
-      <w:r>
-        <w:t>My reasoning and evidence</w:t>
-      </w:r>
-    </w:p>
-    <w:p>
-      <w:r>
-        <w:t>________________________________________________________________</w:t>
-      </w:r>
-    </w:p>
-    <w:p>
-      <w:r>
-        <w:t>________________________________________________________________</w:t>
-      </w:r>
-    </w:p>
-    <w:p>
-      <w:r>
-        <w:t>________________________________________________________________</w:t>
-      </w:r>
-    </w:p>
-    <w:p>
-      <w:r>
-        <w:t>________________________________________________________________</w:t>
-      </w:r>
-    </w:p>
-    <w:p>
-      <w:r>
-        <w:t>________________________________________________________________</w:t>
-      </w:r>
-    </w:p>
-    <w:p>
-      <w:r>
-        <w:t>________________________________________________________________</w:t>
-      </w:r>
-    </w:p>
-    <w:p>
-      <w:pPr>
-        <w:pStyle w:val="Heading1"/>
-      </w:pPr>
-      <w:r>
-        <w:t>14. W3 Explain an order error</w:t>
-      </w:r>
-    </w:p>
-    <w:p>
-      <w:r>
-        <w:t>Explain an order error. Apply the supplied Block to Python Bridge facts and keep your reasoning.</w:t>
-      </w:r>
-    </w:p>
-    <w:p>
-      <w:pPr>
-        <w:spacing w:line="336" w:lineRule="auto" w:after="180"/>
-      </w:pPr>
-      <w:r>
-        <w:rPr>
-          <w:b w:val="0"/>
-        </w:rPr>
-        <w:t>Move print(total) to the first line of a fresh script. Predict what happens and why. Put the lines back into an order that meets the requirement.</w:t>
-      </w:r>
-    </w:p>
-    <w:p>
-      <w:pPr>
-        <w:pStyle w:val="Heading3"/>
-      </w:pPr>
-      <w:r>
-        <w:t>My reasoning and evidence</w:t>
-      </w:r>
-    </w:p>
-    <w:p>
-      <w:r>
-        <w:t>________________________________________________________________</w:t>
-      </w:r>
-    </w:p>
-    <w:p>
-      <w:r>
-        <w:t>________________________________________________________________</w:t>
-      </w:r>
-    </w:p>
-    <w:p>
-      <w:r>
-        <w:t>________________________________________________________________</w:t>
-      </w:r>
-    </w:p>
-    <w:p>
-      <w:r>
-        <w:t>________________________________________________________________</w:t>
-      </w:r>
-    </w:p>
-    <w:p>
-      <w:r>
-        <w:t>________________________________________________________________</w:t>
-      </w:r>
-    </w:p>
-    <w:p>
-      <w:r>
-        <w:t>________________________________________________________________</w:t>
-      </w:r>
-    </w:p>
-    <w:p>
-      <w:pPr>
-        <w:pStyle w:val="Heading1"/>
-      </w:pPr>
-      <w:r>
-        <w:t>15. W4 Transfer the procedure independently</w:t>
-      </w:r>
-    </w:p>
-    <w:p>
-      <w:r>
-        <w:t>Attempt before feedback. If this repeats the selected independent case, reuse that first attempt; otherwise keep a separate record. Transfer the procedure independently. Apply the supplied Block to Python Bridge facts and keep your reasoning.</w:t>
-      </w:r>
-    </w:p>
-    <w:p>
-      <w:pPr>
-        <w:spacing w:line="336" w:lineRule="auto" w:after="180"/>
-      </w:pPr>
-      <w:r>
-        <w:rPr>
-          <w:b w:val="0"/>
-        </w:rPr>
-        <w:t xml:space="preserve">A fictional shelf has 3 trays of 7 tiles each. Write a four-line Python script using trays, per_tray and tiles. Predict its </w:t>
-      </w:r>
-      <w:r>
-        <w:rPr>
-          <w:b/>
-        </w:rPr>
-        <w:t>output</w:t>
-      </w:r>
-      <w:r>
-        <w:rPr>
-          <w:b w:val="0"/>
-        </w:rPr>
-        <w:t>. Then change only trays to 0 and predict again. Explain why adding the two quantities is wrong.</w:t>
-      </w:r>
-    </w:p>
-    <w:p>
-      <w:pPr>
-        <w:pStyle w:val="Heading3"/>
-      </w:pPr>
-      <w:r>
-        <w:t>My reasoning and evidence</w:t>
-      </w:r>
-    </w:p>
-    <w:p>
-      <w:r>
-        <w:t>________________________________________________________________</w:t>
-      </w:r>
-    </w:p>
-    <w:p>
-      <w:r>
-        <w:t>________________________________________________________________</w:t>
-      </w:r>
-    </w:p>
-    <w:p>
-      <w:r>
-        <w:t>________________________________________________________________</w:t>
-      </w:r>
-    </w:p>
-    <w:p>
-      <w:r>
-        <w:t>________________________________________________________________</w:t>
-      </w:r>
-    </w:p>
-    <w:p>
-      <w:r>
-        <w:t>________________________________________________________________</w:t>
-      </w:r>
-    </w:p>
-    <w:p>
-      <w:r>
-        <w:t>________________________________________________________________</w:t>
-      </w:r>
-    </w:p>
-    <w:p>
-      <w:r>
-        <w:t>________________________________________________________________</w:t>
-      </w:r>
-    </w:p>
-    <w:p>
-      <w:pPr>
-        <w:pStyle w:val="Heading1"/>
-      </w:pPr>
-      <w:r>
-        <w:t>16. W5 Keep an honest conclusion</w:t>
-      </w:r>
-    </w:p>
-    <w:p>
-      <w:r>
-        <w:t>Keep an honest conclusion. Apply the supplied Block to Python Bridge facts and keep your reasoning.</w:t>
-      </w:r>
-    </w:p>
-    <w:p>
-      <w:pPr>
-        <w:spacing w:line="336" w:lineRule="auto" w:after="180"/>
-      </w:pPr>
-      <w:r>
-        <w:rPr>
-          <w:b w:val="0"/>
-        </w:rPr>
-        <w:t xml:space="preserve">Explain the difference between a successful run and a correct calculation. State one limit of this </w:t>
-      </w:r>
-      <w:r>
-        <w:rPr>
-          <w:b/>
-        </w:rPr>
-        <w:t>program</w:t>
-      </w:r>
-      <w:r>
-        <w:rPr>
-          <w:b w:val="0"/>
-        </w:rPr>
-        <w:t xml:space="preserve"> and what you would keep so another person can check your work.</w:t>
-      </w:r>
-    </w:p>
-    <w:p>
-      <w:pPr>
-        <w:pStyle w:val="Heading3"/>
-      </w:pPr>
-      <w:r>
-        <w:t>My reasoning and evidence</w:t>
-      </w:r>
-    </w:p>
-    <w:p>
-      <w:r>
-        <w:t>________________________________________________________________</w:t>
-      </w:r>
-    </w:p>
-    <w:p>
-      <w:r>
-        <w:t>________________________________________________________________</w:t>
-      </w:r>
-    </w:p>
-    <w:p>
-      <w:r>
-        <w:t>________________________________________________________________</w:t>
-      </w:r>
-    </w:p>
-    <w:p>
-      <w:r>
-        <w:t>________________________________________________________________</w:t>
-      </w:r>
-    </w:p>
-    <w:p>
-      <w:r>
-        <w:t>________________________________________________________________</w:t>
-      </w:r>
-    </w:p>
-    <w:p>
-      <w:r>
-        <w:t>________________________________________________________________</w:t>
-      </w:r>
-    </w:p>
-    <w:p>
-      <w:pPr>
-        <w:pStyle w:val="Heading1"/>
-      </w:pPr>
-      <w:r>
-        <w:t>17. Feedback, return check and learning record</w:t>
-      </w:r>
-    </w:p>
-    <w:p>
-      <w:r>
-        <w:t>Record the first repaired step and a different case to revisit after a delay.</w:t>
+        <w:t>17. Feedback · Repair and return</w:t>
+      </w:r>
+    </w:p>
+    <w:p>
+      <w:r>
+        <w:t>Keep the first attempt, the repair and a changed-case return.</w:t>
+      </w:r>
+    </w:p>
+    <w:p>
+      <w:pPr>
+        <w:pStyle w:val="Heading2"/>
+      </w:pPr>
+      <w:r>
+        <w:t>Your evidence record</w:t>
       </w:r>
     </w:p>
     <w:tbl>
@@ -1593,12 +886,890 @@
         <w:pStyle w:val="Heading1"/>
       </w:pPr>
       <w:r>
-        <w:t>18. Pictorial case practice: Block to Python Bridge</w:t>
-      </w:r>
-    </w:p>
-    <w:p>
-      <w:r>
-        <w:t>Translate a “count qualifying books” paper procedure into a Python-style trace. Explain the labelled step before checking the changed condition.</w:t>
+        <w:t>10. Finish · Judge the evidence in your work</w:t>
+      </w:r>
+    </w:p>
+    <w:p>
+      <w:r>
+        <w:t>Point to work that supports your confidence level.</w:t>
+      </w:r>
+    </w:p>
+    <w:p>
+      <w:pPr>
+        <w:pStyle w:val="Heading2"/>
+      </w:pPr>
+      <w:r>
+        <w:t>Your evidence record</w:t>
+      </w:r>
+    </w:p>
+    <w:p>
+      <w:pPr>
+        <w:pStyle w:val="ListBullet"/>
+      </w:pPr>
+      <w:r>
+        <w:t>I can explain the mechanism.</w:t>
+      </w:r>
+    </w:p>
+    <w:p>
+      <w:pPr>
+        <w:pStyle w:val="ListBullet"/>
+      </w:pPr>
+      <w:r>
+        <w:t>I can show evidence.</w:t>
+      </w:r>
+    </w:p>
+    <w:p>
+      <w:pPr>
+        <w:pStyle w:val="ListBullet"/>
+      </w:pPr>
+      <w:r>
+        <w:t>I can handle a changed case.</w:t>
+      </w:r>
+    </w:p>
+    <w:p>
+      <w:pPr>
+        <w:pStyle w:val="ListBullet"/>
+      </w:pPr>
+      <w:r>
+        <w:t>I can name a limit.</w:t>
+      </w:r>
+    </w:p>
+    <w:p>
+      <w:r>
+        <w:t>Mark each as not yet, with help or independently, and attach supporting work.</w:t>
+      </w:r>
+    </w:p>
+    <w:p>
+      <w:pPr>
+        <w:spacing w:line="336" w:lineRule="auto" w:after="180"/>
+      </w:pPr>
+      <w:r>
+        <w:rPr>
+          <w:b w:val="0"/>
+        </w:rPr>
+        <w:t>Teacher review ____________________  Next step ____________________</w:t>
+      </w:r>
+    </w:p>
+    <w:p>
+      <w:pPr>
+        <w:pStyle w:val="Heading1"/>
+      </w:pPr>
+      <w:r>
+        <w:t>Reference bank and extra practice</w:t>
+      </w:r>
+    </w:p>
+    <w:p>
+      <w:pPr>
+        <w:pStyle w:val="Heading1"/>
+      </w:pPr>
+      <w:r>
+        <w:t>02. Reference · Supported W2 record</w:t>
+      </w:r>
+    </w:p>
+    <w:p>
+      <w:r>
+        <w:t>This is the same W2 attempt. Keep one response record.</w:t>
+      </w:r>
+    </w:p>
+    <w:p>
+      <w:pPr>
+        <w:pStyle w:val="Heading2"/>
+      </w:pPr>
+      <w:r>
+        <w:t>Use this when helpful</w:t>
+      </w:r>
+    </w:p>
+    <w:p>
+      <w:pPr>
+        <w:spacing w:line="336" w:lineRule="auto" w:after="180"/>
+      </w:pPr>
+      <w:r>
+        <w:rPr>
+          <w:b w:val="0"/>
+        </w:rPr>
+        <w:t xml:space="preserve">Use W2: Predict then observe for From a paper </w:t>
+      </w:r>
+      <w:r>
+        <w:rPr>
+          <w:b/>
+        </w:rPr>
+        <w:t>algorithm</w:t>
+      </w:r>
+      <w:r>
+        <w:rPr>
+          <w:b w:val="0"/>
+        </w:rPr>
+        <w:t xml:space="preserve"> to Python. Record the answer once; the lesson and workbook refer to the same attempt.</w:t>
+      </w:r>
+    </w:p>
+    <w:tbl>
+      <w:tblPr>
+        <w:tblStyle w:val="LightShading-Accent1"/>
+        <w:tblW w:type="auto" w:w="0"/>
+        <w:tblLook w:firstColumn="1" w:firstRow="1" w:lastColumn="0" w:lastRow="0" w:noHBand="0" w:noVBand="1" w:val="04A0"/>
+      </w:tblPr>
+      <w:tblGrid>
+        <w:gridCol w:w="2556"/>
+        <w:gridCol w:w="2556"/>
+        <w:gridCol w:w="2556"/>
+        <w:gridCol w:w="2556"/>
+      </w:tblGrid>
+      <w:tr>
+        <w:trPr>
+          <w:tblHeader/>
+        </w:trPr>
+        <w:tc>
+          <w:tcPr>
+            <w:tcW w:type="dxa" w:w="2556"/>
+          </w:tcPr>
+          <w:p>
+            <w:r>
+              <w:t>Given inputs</w:t>
+            </w:r>
+          </w:p>
+        </w:tc>
+        <w:tc>
+          <w:tcPr>
+            <w:tcW w:type="dxa" w:w="2556"/>
+          </w:tcPr>
+          <w:p>
+            <w:r>
+              <w:t>Procedure I chose</w:t>
+            </w:r>
+          </w:p>
+        </w:tc>
+        <w:tc>
+          <w:tcPr>
+            <w:tcW w:type="dxa" w:w="2556"/>
+          </w:tcPr>
+          <w:p>
+            <w:r>
+              <w:t>Middle steps</w:t>
+            </w:r>
+          </w:p>
+        </w:tc>
+        <w:tc>
+          <w:tcPr>
+            <w:tcW w:type="dxa" w:w="2556"/>
+          </w:tcPr>
+          <w:p>
+            <w:r>
+              <w:t>Result and check</w:t>
+            </w:r>
+          </w:p>
+        </w:tc>
+      </w:tr>
+      <w:tr>
+        <w:tc>
+          <w:tcPr>
+            <w:tcW w:type="dxa" w:w="2556"/>
+          </w:tcPr>
+          <w:p>
+            <w:r/>
+          </w:p>
+        </w:tc>
+        <w:tc>
+          <w:tcPr>
+            <w:tcW w:type="dxa" w:w="2556"/>
+          </w:tcPr>
+          <w:p>
+            <w:r/>
+          </w:p>
+        </w:tc>
+        <w:tc>
+          <w:tcPr>
+            <w:tcW w:type="dxa" w:w="2556"/>
+          </w:tcPr>
+          <w:p>
+            <w:r/>
+          </w:p>
+        </w:tc>
+        <w:tc>
+          <w:tcPr>
+            <w:tcW w:type="dxa" w:w="2556"/>
+          </w:tcPr>
+          <w:p>
+            <w:r/>
+          </w:p>
+        </w:tc>
+      </w:tr>
+    </w:tbl>
+    <w:p>
+      <w:pPr>
+        <w:pStyle w:val="Heading3"/>
+      </w:pPr>
+      <w:r>
+        <w:t>The step I completed without help, and the hint I needed</w:t>
+      </w:r>
+    </w:p>
+    <w:p>
+      <w:r>
+        <w:t>________________________________________________________________</w:t>
+      </w:r>
+    </w:p>
+    <w:p>
+      <w:r>
+        <w:t>________________________________________________________________</w:t>
+      </w:r>
+    </w:p>
+    <w:p>
+      <w:r>
+        <w:t>________________________________________________________________</w:t>
+      </w:r>
+    </w:p>
+    <w:p>
+      <w:pPr>
+        <w:pStyle w:val="Heading1"/>
+      </w:pPr>
+      <w:r>
+        <w:t>03. Extra practice · Repair the explanation</w:t>
+      </w:r>
+    </w:p>
+    <w:p>
+      <w:r>
+        <w:t>Explain the deciding fact before discussing the answer.</w:t>
+      </w:r>
+    </w:p>
+    <w:p>
+      <w:pPr>
+        <w:pStyle w:val="Heading2"/>
+      </w:pPr>
+      <w:r>
+        <w:t>Use this when helpful</w:t>
+      </w:r>
+    </w:p>
+    <w:p>
+      <w:pPr>
+        <w:spacing w:line="336" w:lineRule="auto" w:after="180"/>
+      </w:pPr>
+      <w:r>
+        <w:rPr>
+          <w:b w:val="0"/>
+        </w:rPr>
+        <w:t xml:space="preserve">Use the worked case for From a paper </w:t>
+      </w:r>
+      <w:r>
+        <w:rPr>
+          <w:b/>
+        </w:rPr>
+        <w:t>algorithm</w:t>
+      </w:r>
+      <w:r>
+        <w:rPr>
+          <w:b w:val="0"/>
+        </w:rPr>
+        <w:t xml:space="preserve"> to Python. Proposed explanation: “An equals sign displays the answer”. Decide whether this explanation is supported.</w:t>
+      </w:r>
+    </w:p>
+    <w:p>
+      <w:pPr>
+        <w:spacing w:line="336" w:lineRule="auto" w:after="180"/>
+      </w:pPr>
+      <w:r>
+        <w:rPr>
+          <w:b w:val="0"/>
+        </w:rPr>
+        <w:t>Point to the step or supplied fact that decides; explain your repair if needed.</w:t>
+      </w:r>
+    </w:p>
+    <w:p>
+      <w:pPr>
+        <w:pStyle w:val="Heading3"/>
+      </w:pPr>
+      <w:r>
+        <w:t>My explanation before partner discussion</w:t>
+      </w:r>
+    </w:p>
+    <w:p>
+      <w:r>
+        <w:t>________________________________________________________________</w:t>
+      </w:r>
+    </w:p>
+    <w:p>
+      <w:r>
+        <w:t>________________________________________________________________</w:t>
+      </w:r>
+    </w:p>
+    <w:p>
+      <w:r>
+        <w:t>________________________________________________________________</w:t>
+      </w:r>
+    </w:p>
+    <w:p>
+      <w:r>
+        <w:t>________________________________________________________________</w:t>
+      </w:r>
+    </w:p>
+    <w:p>
+      <w:pPr>
+        <w:pStyle w:val="Heading1"/>
+      </w:pPr>
+      <w:r>
+        <w:t>05. Reference · Original learning target</w:t>
+      </w:r>
+    </w:p>
+    <w:p>
+      <w:r>
+        <w:t>Use this target to inspect an explanation.</w:t>
+      </w:r>
+    </w:p>
+    <w:p>
+      <w:pPr>
+        <w:pStyle w:val="Heading2"/>
+      </w:pPr>
+      <w:r>
+        <w:t>Use this when helpful</w:t>
+      </w:r>
+    </w:p>
+    <w:p>
+      <w:pPr>
+        <w:spacing w:line="336" w:lineRule="auto" w:after="180"/>
+      </w:pPr>
+      <w:r>
+        <w:rPr>
+          <w:b w:val="0"/>
+        </w:rPr>
+        <w:t>Write Python that totals [3,5,7], then trace each total. Explain how indenting 'total=0' inside the loop changes the result.</w:t>
+      </w:r>
+    </w:p>
+    <w:p>
+      <w:pPr>
+        <w:pStyle w:val="Heading1"/>
+      </w:pPr>
+      <w:r>
+        <w:t>06. Extra practice · A complete case</w:t>
+      </w:r>
+    </w:p>
+    <w:p>
+      <w:r>
+        <w:t>Try the question before checking the worked explanation.</w:t>
+      </w:r>
+    </w:p>
+    <w:p>
+      <w:pPr>
+        <w:pStyle w:val="Heading2"/>
+      </w:pPr>
+      <w:r>
+        <w:t>Use this when helpful</w:t>
+      </w:r>
+    </w:p>
+    <w:p>
+      <w:pPr>
+        <w:spacing w:line="336" w:lineRule="auto" w:after="180"/>
+      </w:pPr>
+      <w:r>
+        <w:rPr>
+          <w:b w:val="0"/>
+        </w:rPr>
+        <w:t xml:space="preserve">A block </w:t>
+      </w:r>
+      <w:r>
+        <w:rPr>
+          <w:b/>
+        </w:rPr>
+        <w:t>program</w:t>
+      </w:r>
+      <w:r>
+        <w:rPr>
+          <w:b w:val="0"/>
+        </w:rPr>
+        <w:t xml:space="preserve"> sets total=0 and adds each value in [2,4,6].</w:t>
+      </w:r>
+    </w:p>
+    <w:p>
+      <w:pPr>
+        <w:spacing w:line="336" w:lineRule="auto" w:after="180"/>
+      </w:pPr>
+      <w:r>
+        <w:rPr>
+          <w:b w:val="0"/>
+        </w:rPr>
+        <w:t>Translate and trace.</w:t>
+      </w:r>
+    </w:p>
+    <w:p>
+      <w:pPr>
+        <w:spacing w:line="336" w:lineRule="auto" w:after="180"/>
+      </w:pPr>
+      <w:r>
+        <w:rPr>
+          <w:b w:val="0"/>
+        </w:rPr>
+        <w:t xml:space="preserve">Show your trace, calculation or </w:t>
+      </w:r>
+      <w:r>
+        <w:rPr>
+          <w:b/>
+        </w:rPr>
+        <w:t>evidence</w:t>
+      </w:r>
+    </w:p>
+    <w:p>
+      <w:pPr>
+        <w:pStyle w:val="Heading3"/>
+      </w:pPr>
+      <w:r>
+        <w:t>Write or draw your reasoning and evidence.</w:t>
+      </w:r>
+    </w:p>
+    <w:p>
+      <w:r>
+        <w:t>________________________________________________________________</w:t>
+      </w:r>
+    </w:p>
+    <w:p>
+      <w:r>
+        <w:t>________________________________________________________________</w:t>
+      </w:r>
+    </w:p>
+    <w:p>
+      <w:r>
+        <w:t>________________________________________________________________</w:t>
+      </w:r>
+    </w:p>
+    <w:p>
+      <w:r>
+        <w:t>________________________________________________________________</w:t>
+      </w:r>
+    </w:p>
+    <w:p>
+      <w:r>
+        <w:t>________________________________________________________________</w:t>
+      </w:r>
+    </w:p>
+    <w:p>
+      <w:pPr>
+        <w:pStyle w:val="Heading1"/>
+      </w:pPr>
+      <w:r>
+        <w:t>07. Extra practice · A changed case</w:t>
+      </w:r>
+    </w:p>
+    <w:p>
+      <w:r>
+        <w:t>Keep this practice separate from the reserved independent attempt.</w:t>
+      </w:r>
+    </w:p>
+    <w:p>
+      <w:pPr>
+        <w:pStyle w:val="Heading2"/>
+      </w:pPr>
+      <w:r>
+        <w:t>Use this when helpful</w:t>
+      </w:r>
+    </w:p>
+    <w:p>
+      <w:pPr>
+        <w:spacing w:line="336" w:lineRule="auto" w:after="180"/>
+      </w:pPr>
+      <w:r>
+        <w:rPr>
+          <w:b w:val="0"/>
+        </w:rPr>
+        <w:t xml:space="preserve">Trace this Python: score = 2; then if score &gt;= 2: score = score + 3. What is the final value, and what changes if the </w:t>
+      </w:r>
+      <w:r>
+        <w:rPr>
+          <w:b/>
+        </w:rPr>
+        <w:t>condition</w:t>
+      </w:r>
+      <w:r>
+        <w:rPr>
+          <w:b w:val="0"/>
+        </w:rPr>
+        <w:t xml:space="preserve"> becomes score &gt; 2?</w:t>
+      </w:r>
+    </w:p>
+    <w:p>
+      <w:pPr>
+        <w:spacing w:line="336" w:lineRule="auto" w:after="180"/>
+      </w:pPr>
+      <w:r>
+        <w:rPr>
+          <w:b w:val="0"/>
+        </w:rPr>
+        <w:t>My practice answer and reason</w:t>
+      </w:r>
+    </w:p>
+    <w:p>
+      <w:pPr>
+        <w:pStyle w:val="Heading3"/>
+      </w:pPr>
+      <w:r>
+        <w:t>Write or draw your reasoning and evidence.</w:t>
+      </w:r>
+    </w:p>
+    <w:p>
+      <w:r>
+        <w:t>________________________________________________________________</w:t>
+      </w:r>
+    </w:p>
+    <w:p>
+      <w:r>
+        <w:t>________________________________________________________________</w:t>
+      </w:r>
+    </w:p>
+    <w:p>
+      <w:r>
+        <w:t>________________________________________________________________</w:t>
+      </w:r>
+    </w:p>
+    <w:p>
+      <w:r>
+        <w:t>________________________________________________________________</w:t>
+      </w:r>
+    </w:p>
+    <w:p>
+      <w:r>
+        <w:t>________________________________________________________________</w:t>
+      </w:r>
+    </w:p>
+    <w:p>
+      <w:pPr>
+        <w:pStyle w:val="Heading3"/>
+      </w:pPr>
+      <w:r>
+        <w:t>Week 23 Test and reflect</w:t>
+      </w:r>
+    </w:p>
+    <w:p>
+      <w:pPr>
+        <w:pStyle w:val="Heading1"/>
+      </w:pPr>
+      <w:r>
+        <w:t>08. Extra practice · Design a revealing test</w:t>
+      </w:r>
+    </w:p>
+    <w:p>
+      <w:r>
+        <w:t>Predict before tracing or testing.</w:t>
+      </w:r>
+    </w:p>
+    <w:p>
+      <w:pPr>
+        <w:pStyle w:val="Heading2"/>
+      </w:pPr>
+      <w:r>
+        <w:t>Use this when helpful</w:t>
+      </w:r>
+    </w:p>
+    <w:p>
+      <w:pPr>
+        <w:spacing w:line="336" w:lineRule="auto" w:after="180"/>
+      </w:pPr>
+      <w:r>
+        <w:rPr>
+          <w:b w:val="0"/>
+        </w:rPr>
+        <w:t xml:space="preserve">Create a changed </w:t>
+      </w:r>
+      <w:r>
+        <w:rPr>
+          <w:b/>
+        </w:rPr>
+        <w:t>input</w:t>
+      </w:r>
+      <w:r>
+        <w:rPr>
+          <w:b w:val="0"/>
+        </w:rPr>
+        <w:t>, boundary case or missing-information case. Write the expected answer or safe response before testing.</w:t>
+      </w:r>
+    </w:p>
+    <w:tbl>
+      <w:tblPr>
+        <w:tblStyle w:val="LightShading-Accent1"/>
+        <w:tblW w:type="auto" w:w="0"/>
+        <w:tblLook w:firstColumn="1" w:firstRow="1" w:lastColumn="0" w:lastRow="0" w:noHBand="0" w:noVBand="1" w:val="04A0"/>
+      </w:tblPr>
+      <w:tblGrid>
+        <w:gridCol w:w="5112"/>
+        <w:gridCol w:w="5112"/>
+      </w:tblGrid>
+      <w:tr>
+        <w:trPr>
+          <w:tblHeader/>
+        </w:trPr>
+        <w:tc>
+          <w:tcPr>
+            <w:tcW w:type="dxa" w:w="5112"/>
+          </w:tcPr>
+          <w:p>
+            <w:r>
+              <w:t>Test record</w:t>
+            </w:r>
+          </w:p>
+        </w:tc>
+        <w:tc>
+          <w:tcPr>
+            <w:tcW w:type="dxa" w:w="5112"/>
+          </w:tcPr>
+          <w:p>
+            <w:r>
+              <w:t>My evidence</w:t>
+            </w:r>
+          </w:p>
+        </w:tc>
+      </w:tr>
+      <w:tr>
+        <w:tc>
+          <w:tcPr>
+            <w:tcW w:type="dxa" w:w="5112"/>
+          </w:tcPr>
+          <w:p>
+            <w:r>
+              <w:t>Changed input or condition</w:t>
+            </w:r>
+          </w:p>
+        </w:tc>
+        <w:tc>
+          <w:tcPr>
+            <w:tcW w:type="dxa" w:w="5112"/>
+          </w:tcPr>
+          <w:p>
+            <w:r/>
+          </w:p>
+        </w:tc>
+      </w:tr>
+      <w:tr>
+        <w:tc>
+          <w:tcPr>
+            <w:tcW w:type="dxa" w:w="5112"/>
+          </w:tcPr>
+          <w:p>
+            <w:r>
+              <w:t>Expected answer or fallback</w:t>
+            </w:r>
+          </w:p>
+        </w:tc>
+        <w:tc>
+          <w:tcPr>
+            <w:tcW w:type="dxa" w:w="5112"/>
+          </w:tcPr>
+          <w:p>
+            <w:r/>
+          </w:p>
+        </w:tc>
+      </w:tr>
+      <w:tr>
+        <w:tc>
+          <w:tcPr>
+            <w:tcW w:type="dxa" w:w="5112"/>
+          </w:tcPr>
+          <w:p>
+            <w:r>
+              <w:t>Observed result</w:t>
+            </w:r>
+          </w:p>
+        </w:tc>
+        <w:tc>
+          <w:tcPr>
+            <w:tcW w:type="dxa" w:w="5112"/>
+          </w:tcPr>
+          <w:p>
+            <w:r/>
+          </w:p>
+        </w:tc>
+      </w:tr>
+      <w:tr>
+        <w:tc>
+          <w:tcPr>
+            <w:tcW w:type="dxa" w:w="5112"/>
+          </w:tcPr>
+          <w:p>
+            <w:r>
+              <w:t>Why the result occurred</w:t>
+            </w:r>
+          </w:p>
+        </w:tc>
+        <w:tc>
+          <w:tcPr>
+            <w:tcW w:type="dxa" w:w="5112"/>
+          </w:tcPr>
+          <w:p>
+            <w:r/>
+          </w:p>
+        </w:tc>
+      </w:tr>
+    </w:tbl>
+    <w:p>
+      <w:pPr>
+        <w:pStyle w:val="Heading1"/>
+      </w:pPr>
+      <w:r>
+        <w:t>11. Reference · Original target response space</w:t>
+      </w:r>
+    </w:p>
+    <w:p>
+      <w:r>
+        <w:t>This teaching case is practice rather than a fresh assessment.</w:t>
+      </w:r>
+    </w:p>
+    <w:p>
+      <w:pPr>
+        <w:pStyle w:val="Heading2"/>
+      </w:pPr>
+      <w:r>
+        <w:t>Use this when helpful</w:t>
+      </w:r>
+    </w:p>
+    <w:p>
+      <w:pPr>
+        <w:spacing w:line="336" w:lineRule="auto" w:after="180"/>
+      </w:pPr>
+      <w:r>
+        <w:rPr>
+          <w:b w:val="0"/>
+        </w:rPr>
+        <w:t>Write Python that totals [3,5,7], then trace each total. Explain how indenting 'total=0' inside the loop changes the result.</w:t>
+      </w:r>
+    </w:p>
+    <w:p>
+      <w:pPr>
+        <w:pStyle w:val="Heading3"/>
+      </w:pPr>
+      <w:r>
+        <w:t>My explanation after practice</w:t>
+      </w:r>
+    </w:p>
+    <w:p>
+      <w:r>
+        <w:t>________________________________________________________________</w:t>
+      </w:r>
+    </w:p>
+    <w:p>
+      <w:r>
+        <w:t>________________________________________________________________</w:t>
+      </w:r>
+    </w:p>
+    <w:p>
+      <w:r>
+        <w:t>________________________________________________________________</w:t>
+      </w:r>
+    </w:p>
+    <w:p>
+      <w:r>
+        <w:t>________________________________________________________________</w:t>
+      </w:r>
+    </w:p>
+    <w:p>
+      <w:r>
+        <w:t>________________________________________________________________</w:t>
+      </w:r>
+    </w:p>
+    <w:p>
+      <w:r>
+        <w:t>________________________________________________________________</w:t>
+      </w:r>
+    </w:p>
+    <w:p>
+      <w:r>
+        <w:t>________________________________________________________________</w:t>
+      </w:r>
+    </w:p>
+    <w:p>
+      <w:pPr>
+        <w:spacing w:line="336" w:lineRule="auto" w:after="180"/>
+      </w:pPr>
+      <w:r>
+        <w:rPr>
+          <w:b w:val="0"/>
+        </w:rPr>
+        <w:t>Record support used: none, hint or teacher explanation.</w:t>
+      </w:r>
+    </w:p>
+    <w:p>
+      <w:pPr>
+        <w:pStyle w:val="Heading1"/>
+      </w:pPr>
+      <w:r>
+        <w:t>15. Additional practice · Earlier packing transfer</w:t>
+      </w:r>
+    </w:p>
+    <w:p>
+      <w:r>
+        <w:t>This retained task differs from the selected sum/reset assessment.</w:t>
+      </w:r>
+    </w:p>
+    <w:p>
+      <w:pPr>
+        <w:pStyle w:val="Heading2"/>
+      </w:pPr>
+      <w:r>
+        <w:t>Earlier task and saved response</w:t>
+      </w:r>
+    </w:p>
+    <w:p>
+      <w:pPr>
+        <w:pStyle w:val="ListBullet"/>
+      </w:pPr>
+      <w:r>
+        <w:t>A fictional shelf has 3 trays of 7 tiles each. Write a four-line Python script using trays, per_tray and tiles. Predict its output. Then change only trays to 0 and predict again. Explain why adding the two quantities is wrong.</w:t>
+      </w:r>
+    </w:p>
+    <w:p>
+      <w:pPr>
+        <w:pStyle w:val="Heading3"/>
+      </w:pPr>
+      <w:r>
+        <w:t>My reasoning and evidence</w:t>
+      </w:r>
+    </w:p>
+    <w:p>
+      <w:r>
+        <w:t>________________________________________________________________</w:t>
+      </w:r>
+    </w:p>
+    <w:p>
+      <w:r>
+        <w:t>________________________________________________________________</w:t>
+      </w:r>
+    </w:p>
+    <w:p>
+      <w:r>
+        <w:t>________________________________________________________________</w:t>
+      </w:r>
+    </w:p>
+    <w:p>
+      <w:r>
+        <w:t>________________________________________________________________</w:t>
+      </w:r>
+    </w:p>
+    <w:p>
+      <w:r>
+        <w:t>________________________________________________________________</w:t>
+      </w:r>
+    </w:p>
+    <w:p>
+      <w:r>
+        <w:t>________________________________________________________________</w:t>
+      </w:r>
+    </w:p>
+    <w:p>
+      <w:r>
+        <w:t>________________________________________________________________</w:t>
+      </w:r>
+    </w:p>
+    <w:p>
+      <w:pPr>
+        <w:pStyle w:val="Heading1"/>
+      </w:pPr>
+      <w:r>
+        <w:t>18. Extra practice · Use the worked picture</w:t>
+      </w:r>
+    </w:p>
+    <w:p>
+      <w:r>
+        <w:t>Keep the explanation and the support you used.</w:t>
+      </w:r>
+    </w:p>
+    <w:p>
+      <w:pPr>
+        <w:pStyle w:val="Heading2"/>
+      </w:pPr>
+      <w:r>
+        <w:t>Use this when helpful</w:t>
       </w:r>
     </w:p>
     <w:p>
@@ -1757,16 +1928,7 @@
     </w:p>
     <w:p>
       <w:pPr>
-        <w:pStyle w:val="Heading3"/>
-      </w:pPr>
-      <w:r>
-        <w:t>Record the help used</w:t>
-      </w:r>
-    </w:p>
-    <w:p>
-      <w:pPr>
         <w:spacing w:line="336" w:lineRule="auto" w:after="180"/>
-        <w:shd w:fill="F1F6F8"/>
       </w:pPr>
       <w:r>
         <w:rPr>
@@ -1826,12 +1988,20 @@
         <w:pStyle w:val="Heading1"/>
       </w:pPr>
       <w:r>
-        <w:t>19. Project portfolio milestone</w:t>
-      </w:r>
-    </w:p>
-    <w:p>
-      <w:r>
-        <w:t>Keep this week’s input, deciding step, result and limit together in the Verified Study Buddy record.</w:t>
+        <w:t>19. Reference · Project portfolio record</w:t>
+      </w:r>
+    </w:p>
+    <w:p>
+      <w:r>
+        <w:t>Extend your main project response when helpful.</w:t>
+      </w:r>
+    </w:p>
+    <w:p>
+      <w:pPr>
+        <w:pStyle w:val="Heading2"/>
+      </w:pPr>
+      <w:r>
+        <w:t>Use this when helpful</w:t>
       </w:r>
     </w:p>
     <w:p>
@@ -2044,12 +2214,505 @@
         <w:pStyle w:val="Heading1"/>
       </w:pPr>
       <w:r>
-        <w:t>20. Supported practice and learning evidence</w:t>
-      </w:r>
-    </w:p>
-    <w:p>
-      <w:r>
-        <w:t>Try the supported questions before comparing with hints and feedback. Record what you repaired and the evidence you retained.</w:t>
+        <w:t>20. Extra practice: pictures, repair and feedback</w:t>
+      </w:r>
+    </w:p>
+    <w:p>
+      <w:r>
+        <w:t>Attempt each question before opening its explanation. Use one browser or paper copy.</w:t>
+      </w:r>
+    </w:p>
+    <w:p>
+      <w:pPr>
+        <w:pStyle w:val="Heading2"/>
+      </w:pPr>
+      <w:r>
+        <w:t>First supported question</w:t>
+      </w:r>
+    </w:p>
+    <w:p>
+      <w:pPr>
+        <w:pStyle w:val="ListBullet"/>
+      </w:pPr>
+      <w:r>
+        <w:t>Translate a “count qualifying books” paper procedure into a Python-style trace.</w:t>
+      </w:r>
+    </w:p>
+    <w:p>
+      <w:pPr>
+        <w:pStyle w:val="Heading3"/>
+      </w:pPr>
+      <w:r>
+        <w:t>Practice 1: explain the deciding evidence</w:t>
+      </w:r>
+    </w:p>
+    <w:p>
+      <w:pPr>
+        <w:pStyle w:val="ListBullet"/>
+      </w:pPr>
+      <w:r>
+        <w:t>Which labelled step matches this detail? The final result is 2 qualifying books, not the sum of their page counts.</w:t>
+      </w:r>
+    </w:p>
+    <w:p>
+      <w:pPr>
+        <w:pStyle w:val="ListBullet"/>
+      </w:pPr>
+      <w:r>
+        <w:t>1. Trace decisions</w:t>
+      </w:r>
+    </w:p>
+    <w:p>
+      <w:pPr>
+        <w:pStyle w:val="ListBullet"/>
+      </w:pPr>
+      <w:r>
+        <w:t>2. Start counter</w:t>
+      </w:r>
+    </w:p>
+    <w:p>
+      <w:pPr>
+        <w:pStyle w:val="ListBullet"/>
+      </w:pPr>
+      <w:r>
+        <w:t>3. Report count</w:t>
+      </w:r>
+    </w:p>
+    <w:p>
+      <w:pPr>
+        <w:pStyle w:val="Heading3"/>
+      </w:pPr>
+      <w:r>
+        <w:t>My selected conclusion, deciding fact and explanation</w:t>
+      </w:r>
+    </w:p>
+    <w:p>
+      <w:r>
+        <w:t>________________________________________________________________</w:t>
+      </w:r>
+    </w:p>
+    <w:p>
+      <w:r>
+        <w:t>________________________________________________________________</w:t>
+      </w:r>
+    </w:p>
+    <w:p>
+      <w:r>
+        <w:t>________________________________________________________________</w:t>
+      </w:r>
+    </w:p>
+    <w:p>
+      <w:r>
+        <w:t>________________________________________________________________</w:t>
+      </w:r>
+    </w:p>
+    <w:p>
+      <w:r>
+        <w:t>________________________________________________________________</w:t>
+      </w:r>
+    </w:p>
+    <w:p>
+      <w:pPr>
+        <w:pStyle w:val="ListBullet"/>
+      </w:pPr>
+      <w:r>
+        <w:t>Hint if needed: Read the steps in the pictorial case. Match the supplied detail to the stage that performs or records it.</w:t>
+      </w:r>
+    </w:p>
+    <w:p>
+      <w:pPr>
+        <w:pStyle w:val="ListBullet"/>
+      </w:pPr>
+      <w:r>
+        <w:t>After your attempt, compare with the supported explanation: Report count The final result is 2 qualifying books, not the sum of their page counts. Read the picture in order. The final result is 2 qualifying books, not the sum of their page counts. The arrows show which recorded input or intermediate result each decision uses. Explain the deciding step aloud before checking the changed case; pointing to the final answer alone does not show how it follows.</w:t>
+      </w:r>
+    </w:p>
+    <w:p>
+      <w:pPr>
+        <w:pStyle w:val="Heading2"/>
+      </w:pPr>
+      <w:r>
+        <w:t>Check the first explanation · reference / check after trying</w:t>
+      </w:r>
+    </w:p>
+    <w:p>
+      <w:pPr>
+        <w:pStyle w:val="Heading3"/>
+      </w:pPr>
+      <w:r>
+        <w:t>Practice 2: explain the deciding evidence</w:t>
+      </w:r>
+    </w:p>
+    <w:p>
+      <w:pPr>
+        <w:pStyle w:val="Heading2"/>
+      </w:pPr>
+      <w:r>
+        <w:t>Changed-case question</w:t>
+      </w:r>
+    </w:p>
+    <w:p>
+      <w:pPr>
+        <w:pStyle w:val="ListBullet"/>
+      </w:pPr>
+      <w:r>
+        <w:t>Changed-case practice: Replace the last page count 90 with 100. Which conclusion is supported by the supplied facts?</w:t>
+      </w:r>
+    </w:p>
+    <w:p>
+      <w:pPr>
+        <w:pStyle w:val="ListBullet"/>
+      </w:pPr>
+      <w:r>
+        <w:t>1. This one example guarantees correct results for every future input.</w:t>
+      </w:r>
+    </w:p>
+    <w:p>
+      <w:pPr>
+        <w:pStyle w:val="ListBullet"/>
+      </w:pPr>
+      <w:r>
+        <w:t>2. We can decide the result without examining the changed input or the procedure.</w:t>
+      </w:r>
+    </w:p>
+    <w:p>
+      <w:pPr>
+        <w:pStyle w:val="ListBullet"/>
+      </w:pPr>
+      <w:r>
+        <w:t>3. The final count becomes 1.</w:t>
+      </w:r>
+    </w:p>
+    <w:p>
+      <w:pPr>
+        <w:pStyle w:val="Heading3"/>
+      </w:pPr>
+      <w:r>
+        <w:t>My selected conclusion, deciding fact and explanation</w:t>
+      </w:r>
+    </w:p>
+    <w:p>
+      <w:r>
+        <w:t>________________________________________________________________</w:t>
+      </w:r>
+    </w:p>
+    <w:p>
+      <w:r>
+        <w:t>________________________________________________________________</w:t>
+      </w:r>
+    </w:p>
+    <w:p>
+      <w:r>
+        <w:t>________________________________________________________________</w:t>
+      </w:r>
+    </w:p>
+    <w:p>
+      <w:r>
+        <w:t>________________________________________________________________</w:t>
+      </w:r>
+    </w:p>
+    <w:p>
+      <w:r>
+        <w:t>________________________________________________________________</w:t>
+      </w:r>
+    </w:p>
+    <w:p>
+      <w:pPr>
+        <w:pStyle w:val="ListBullet"/>
+      </w:pPr>
+      <w:r>
+        <w:t>Hint if needed: Use the changed condition and the deciding step in the pictorial trace. The answer must say what follows from those facts.</w:t>
+      </w:r>
+    </w:p>
+    <w:p>
+      <w:pPr>
+        <w:pStyle w:val="ListBullet"/>
+      </w:pPr>
+      <w:r>
+        <w:t>After your attempt, compare with the supported explanation: The final count becomes 1. The comparison is strictly less than 100, so the boundary value does not qualify.</w:t>
+      </w:r>
+    </w:p>
+    <w:p>
+      <w:pPr>
+        <w:pStyle w:val="Heading2"/>
+      </w:pPr>
+      <w:r>
+        <w:t>Check the changed case · reference / check after trying</w:t>
+      </w:r>
+    </w:p>
+    <w:p>
+      <w:pPr>
+        <w:pStyle w:val="Heading3"/>
+      </w:pPr>
+      <w:r>
+        <w:t>Repair a missing building block</w:t>
+      </w:r>
+    </w:p>
+    <w:p>
+      <w:pPr>
+        <w:pStyle w:val="Heading2"/>
+      </w:pPr>
+      <w:r>
+        <w:t>Repair and save your work</w:t>
+      </w:r>
+    </w:p>
+    <w:p>
+      <w:pPr>
+        <w:spacing w:line="336" w:lineRule="auto" w:after="180"/>
+      </w:pPr>
+      <w:r>
+        <w:rPr>
+          <w:b w:val="0"/>
+        </w:rPr>
+        <w:t>Review Requests Responses and JSON (ai-3/22). Goal: Parse JSON into Python records. Short practice: Would converting the text silently prove the source count is correct?</w:t>
+      </w:r>
+    </w:p>
+    <w:p>
+      <w:pPr>
+        <w:spacing w:line="336" w:lineRule="auto" w:after="180"/>
+      </w:pPr>
+      <w:r>
+        <w:rPr>
+          <w:b w:val="0"/>
+        </w:rPr>
+        <w:t xml:space="preserve">Point to the relevant step in the picture, then write the changed result and the rule or </w:t>
+      </w:r>
+      <w:r>
+        <w:rPr>
+          <w:b/>
+        </w:rPr>
+        <w:t>evidence</w:t>
+      </w:r>
+      <w:r>
+        <w:rPr>
+          <w:b w:val="0"/>
+        </w:rPr>
+        <w:t xml:space="preserve"> that supports it.. Return to this week and explain what you changed.</w:t>
+      </w:r>
+    </w:p>
+    <w:p>
+      <w:pPr>
+        <w:spacing w:line="336" w:lineRule="auto" w:after="180"/>
+      </w:pPr>
+      <w:r>
+        <w:rPr>
+          <w:b w:val="0"/>
+        </w:rPr>
+        <w:t xml:space="preserve">Review Conversation State and Memory (ai-3/20). Goal: Explain the </w:t>
+      </w:r>
+      <w:r>
+        <w:rPr>
+          <w:b/>
+        </w:rPr>
+        <w:t>mechanism</w:t>
+      </w:r>
+      <w:r>
+        <w:rPr>
+          <w:b w:val="0"/>
+        </w:rPr>
+        <w:t xml:space="preserve"> and terminology of conversation state and retention. Short practice: What is selected_book after the correction and after exit?</w:t>
+      </w:r>
+    </w:p>
+    <w:p>
+      <w:pPr>
+        <w:spacing w:line="336" w:lineRule="auto" w:after="180"/>
+      </w:pPr>
+      <w:r>
+        <w:rPr>
+          <w:b w:val="0"/>
+        </w:rPr>
+        <w:t xml:space="preserve">Point to the relevant step in the picture, then write the changed result and the rule or </w:t>
+      </w:r>
+      <w:r>
+        <w:rPr>
+          <w:b/>
+        </w:rPr>
+        <w:t>evidence</w:t>
+      </w:r>
+      <w:r>
+        <w:rPr>
+          <w:b w:val="0"/>
+        </w:rPr>
+        <w:t xml:space="preserve"> that supports it.. Return to this week and explain what you changed.</w:t>
+      </w:r>
+    </w:p>
+    <w:p>
+      <w:pPr>
+        <w:spacing w:line="336" w:lineRule="auto" w:after="180"/>
+      </w:pPr>
+      <w:r>
+        <w:rPr>
+          <w:b w:val="0"/>
+        </w:rPr>
+        <w:t xml:space="preserve">Review Model Memory vs Retrieval (ai-3/17). Goal: Explain the </w:t>
+      </w:r>
+      <w:r>
+        <w:rPr>
+          <w:b/>
+        </w:rPr>
+        <w:t>mechanism</w:t>
+      </w:r>
+      <w:r>
+        <w:rPr>
+          <w:b w:val="0"/>
+        </w:rPr>
+        <w:t xml:space="preserve"> and terminology of retrieval and indexing. Short practice: Why can the assistant not certify 15: 00 when the notice is missing?</w:t>
+      </w:r>
+    </w:p>
+    <w:p>
+      <w:pPr>
+        <w:spacing w:line="336" w:lineRule="auto" w:after="180"/>
+      </w:pPr>
+      <w:r>
+        <w:rPr>
+          <w:b w:val="0"/>
+        </w:rPr>
+        <w:t xml:space="preserve">Point to the relevant step in the picture, then write the changed result and the rule or </w:t>
+      </w:r>
+      <w:r>
+        <w:rPr>
+          <w:b/>
+        </w:rPr>
+        <w:t>evidence</w:t>
+      </w:r>
+      <w:r>
+        <w:rPr>
+          <w:b w:val="0"/>
+        </w:rPr>
+        <w:t xml:space="preserve"> that supports it.. Return to this week and explain what you changed.</w:t>
+      </w:r>
+    </w:p>
+    <w:p>
+      <w:pPr>
+        <w:spacing w:line="336" w:lineRule="auto" w:after="180"/>
+      </w:pPr>
+      <w:r>
+        <w:rPr>
+          <w:b w:val="0"/>
+        </w:rPr>
+        <w:t xml:space="preserve">The browser lab lets you edit the supported Python examples already included in this lesson. Predict first, run, inspect the actual </w:t>
+      </w:r>
+      <w:r>
+        <w:rPr>
+          <w:b/>
+        </w:rPr>
+        <w:t>output</w:t>
+      </w:r>
+      <w:r>
+        <w:rPr>
+          <w:b w:val="0"/>
+        </w:rPr>
+        <w:t xml:space="preserve"> or error, change one </w:t>
+      </w:r>
+      <w:r>
+        <w:rPr>
+          <w:b/>
+        </w:rPr>
+        <w:t>input</w:t>
+      </w:r>
+      <w:r>
+        <w:rPr>
+          <w:b w:val="0"/>
+        </w:rPr>
+        <w:t>, then run again.</w:t>
+      </w:r>
+    </w:p>
+    <w:p>
+      <w:pPr>
+        <w:spacing w:line="336" w:lineRule="auto" w:after="180"/>
+      </w:pPr>
+      <w:r>
+        <w:rPr>
+          <w:b w:val="0"/>
+        </w:rPr>
+        <w:t xml:space="preserve">Keep code, </w:t>
+      </w:r>
+      <w:r>
+        <w:rPr>
+          <w:b/>
+        </w:rPr>
+        <w:t>prediction</w:t>
+      </w:r>
+      <w:r>
+        <w:rPr>
+          <w:b w:val="0"/>
+        </w:rPr>
+        <w:t>s, actual results and a reasoned revision together. On paper, label your result as a trace rather than an execution.</w:t>
+      </w:r>
+    </w:p>
+    <w:p>
+      <w:pPr>
+        <w:spacing w:line="336" w:lineRule="auto" w:after="180"/>
+      </w:pPr>
+      <w:r>
+        <w:rPr>
+          <w:b w:val="0"/>
+        </w:rPr>
+        <w:t xml:space="preserve">Use Download completed work in the hosted lesson to export your answers, reflections, practice feedback and code-run </w:t>
+      </w:r>
+      <w:r>
+        <w:rPr>
+          <w:b/>
+        </w:rPr>
+        <w:t>evidence</w:t>
+      </w:r>
+      <w:r>
+        <w:rPr>
+          <w:b w:val="0"/>
+        </w:rPr>
+        <w:t>. Open the HTML copy to read or print it.</w:t>
+      </w:r>
+    </w:p>
+    <w:p>
+      <w:pPr>
+        <w:spacing w:line="336" w:lineRule="auto" w:after="180"/>
+      </w:pPr>
+      <w:r>
+        <w:rPr>
+          <w:b w:val="0"/>
+        </w:rPr>
+        <w:t>Drafts stay in this browser when storage is available; clear drafts on a shared device.</w:t>
+      </w:r>
+    </w:p>
+    <w:p>
+      <w:pPr>
+        <w:pStyle w:val="Heading3"/>
+      </w:pPr>
+      <w:r>
+        <w:t>What I repaired, the evidence I kept and the next test</w:t>
+      </w:r>
+    </w:p>
+    <w:p>
+      <w:r>
+        <w:t>________________________________________________________________</w:t>
+      </w:r>
+    </w:p>
+    <w:p>
+      <w:r>
+        <w:t>________________________________________________________________</w:t>
+      </w:r>
+    </w:p>
+    <w:p>
+      <w:r>
+        <w:t>________________________________________________________________</w:t>
+      </w:r>
+    </w:p>
+    <w:p>
+      <w:r>
+        <w:t>________________________________________________________________</w:t>
+      </w:r>
+    </w:p>
+    <w:p>
+      <w:r>
+        <w:t>________________________________________________________________</w:t>
+      </w:r>
+    </w:p>
+    <w:p>
+      <w:pPr>
+        <w:pStyle w:val="Heading2"/>
+      </w:pPr>
+      <w:r>
+        <w:t>Earlier wording, alternatives and picture transcripts · reference / check after trying</w:t>
       </w:r>
     </w:p>
     <w:p>
@@ -2065,68 +2728,10 @@
     </w:p>
     <w:p>
       <w:pPr>
-        <w:spacing w:line="336" w:lineRule="auto" w:after="180"/>
-      </w:pPr>
-      <w:r>
-        <w:rPr>
-          <w:b w:val="0"/>
-        </w:rPr>
-        <w:t>Translate a “count qualifying books” paper procedure into a Python-style trace.</w:t>
-      </w:r>
-    </w:p>
-    <w:p>
-      <w:pPr>
         <w:pStyle w:val="Heading3"/>
       </w:pPr>
       <w:r>
-        <w:t>Practice 1: explain the deciding evidence</w:t>
-      </w:r>
-    </w:p>
-    <w:p>
-      <w:pPr>
-        <w:spacing w:line="336" w:lineRule="auto" w:after="180"/>
-      </w:pPr>
-      <w:r>
-        <w:rPr>
-          <w:b w:val="0"/>
-        </w:rPr>
-        <w:t>Which labelled step matches this detail? The final result is 2 qualifying books, not the sum of their page counts.</w:t>
-      </w:r>
-    </w:p>
-    <w:p>
-      <w:pPr>
-        <w:spacing w:line="336" w:lineRule="auto" w:after="180"/>
-        <w:shd w:fill="F4F9FC"/>
-      </w:pPr>
-      <w:r>
-        <w:rPr>
-          <w:b w:val="0"/>
-        </w:rPr>
-        <w:t>1. Trace decisions</w:t>
-      </w:r>
-    </w:p>
-    <w:p>
-      <w:pPr>
-        <w:spacing w:line="336" w:lineRule="auto" w:after="180"/>
-        <w:shd w:fill="F4F9FC"/>
-      </w:pPr>
-      <w:r>
-        <w:rPr>
-          <w:b w:val="0"/>
-        </w:rPr>
-        <w:t>2. Start counter</w:t>
-      </w:r>
-    </w:p>
-    <w:p>
-      <w:pPr>
-        <w:spacing w:line="336" w:lineRule="auto" w:after="180"/>
-        <w:shd w:fill="F4F9FC"/>
-      </w:pPr>
-      <w:r>
-        <w:rPr>
-          <w:b w:val="0"/>
-        </w:rPr>
-        <w:t>3. Report count</w:t>
+        <w:t>Predict, run and debug</w:t>
       </w:r>
     </w:p>
     <w:p>
@@ -2134,574 +2739,25 @@
         <w:pStyle w:val="Heading3"/>
       </w:pPr>
       <w:r>
-        <w:t>My selected conclusion, deciding fact and explanation</w:t>
-      </w:r>
-    </w:p>
-    <w:p>
-      <w:r>
-        <w:t>________________________________________________________________</w:t>
-      </w:r>
-    </w:p>
-    <w:p>
-      <w:r>
-        <w:t>________________________________________________________________</w:t>
-      </w:r>
-    </w:p>
-    <w:p>
-      <w:r>
-        <w:t>________________________________________________________________</w:t>
-      </w:r>
-    </w:p>
-    <w:p>
-      <w:r>
-        <w:t>________________________________________________________________</w:t>
-      </w:r>
-    </w:p>
-    <w:p>
-      <w:r>
-        <w:t>________________________________________________________________</w:t>
-      </w:r>
-    </w:p>
-    <w:p>
-      <w:pPr>
-        <w:pStyle w:val="Heading3"/>
-      </w:pPr>
-      <w:r>
-        <w:t>Hint · try first</w:t>
-      </w:r>
-    </w:p>
-    <w:p>
-      <w:pPr>
-        <w:spacing w:line="336" w:lineRule="auto" w:after="180"/>
-        <w:shd w:fill="F1F6F8"/>
-      </w:pPr>
-      <w:r>
-        <w:rPr>
-          <w:b w:val="0"/>
-        </w:rPr>
-        <w:t>Hint if needed: Read the steps in the pictorial case. Match the supplied detail to the stage that performs or records it.</w:t>
-      </w:r>
-    </w:p>
-    <w:p>
-      <w:pPr>
-        <w:pStyle w:val="Heading3"/>
-      </w:pPr>
-      <w:r>
-        <w:t>Feedback · compare after trying</w:t>
-      </w:r>
-    </w:p>
-    <w:p>
-      <w:pPr>
-        <w:spacing w:line="336" w:lineRule="auto" w:after="180"/>
-        <w:shd w:fill="F1F6FC"/>
-      </w:pPr>
-      <w:r>
-        <w:rPr>
-          <w:b w:val="0"/>
-        </w:rPr>
-        <w:t>After your attempt, compare with the supported explanation: Report count The final result is 2 qualifying books, not the sum of their page counts. Read the picture in order.</w:t>
-      </w:r>
-    </w:p>
-    <w:p>
-      <w:pPr>
-        <w:spacing w:line="336" w:lineRule="auto" w:after="180"/>
-        <w:shd w:fill="F1F6FC"/>
-      </w:pPr>
-      <w:r>
-        <w:rPr>
-          <w:b w:val="0"/>
-        </w:rPr>
-        <w:t xml:space="preserve">The final result is 2 qualifying books, not the sum of their page counts. The arrows show which recorded </w:t>
-      </w:r>
-      <w:r>
-        <w:rPr>
-          <w:b/>
-        </w:rPr>
-        <w:t>input</w:t>
-      </w:r>
-      <w:r>
-        <w:rPr>
-          <w:b w:val="0"/>
-        </w:rPr>
-        <w:t xml:space="preserve"> or intermediate result each decision uses.</w:t>
-      </w:r>
-    </w:p>
-    <w:p>
-      <w:pPr>
-        <w:spacing w:line="336" w:lineRule="auto" w:after="180"/>
-        <w:shd w:fill="F1F6FC"/>
-      </w:pPr>
-      <w:r>
-        <w:rPr>
-          <w:b w:val="0"/>
-        </w:rPr>
-        <w:t>Explain the deciding step aloud before checking the changed case; pointing to the final answer alone does not show how it follows.</w:t>
-      </w:r>
-    </w:p>
-    <w:p>
-      <w:pPr>
-        <w:pStyle w:val="Heading3"/>
-      </w:pPr>
-      <w:r>
-        <w:t>Practice 2: explain the deciding evidence</w:t>
-      </w:r>
-    </w:p>
-    <w:p>
-      <w:pPr>
-        <w:pStyle w:val="Heading3"/>
-      </w:pPr>
-      <w:r>
-        <w:t>Changed case · predict first</w:t>
-      </w:r>
-    </w:p>
-    <w:p>
-      <w:pPr>
-        <w:spacing w:line="336" w:lineRule="auto" w:after="180"/>
-        <w:shd w:fill="F5F1FB"/>
-      </w:pPr>
-      <w:r>
-        <w:rPr>
-          <w:b w:val="0"/>
-        </w:rPr>
-        <w:t>Changed-case practice: Replace the last page count 90 with 100. Which conclusion is supported by the supplied facts?</w:t>
-      </w:r>
-    </w:p>
-    <w:p>
-      <w:pPr>
-        <w:spacing w:line="336" w:lineRule="auto" w:after="180"/>
-        <w:shd w:fill="F4F9FC"/>
-      </w:pPr>
-      <w:r>
-        <w:rPr>
-          <w:b w:val="0"/>
-        </w:rPr>
-        <w:t xml:space="preserve">1. This one example guarantees correct results for every future </w:t>
-      </w:r>
-      <w:r>
-        <w:rPr>
-          <w:b/>
-        </w:rPr>
-        <w:t>input</w:t>
-      </w:r>
-      <w:r>
-        <w:rPr>
-          <w:b w:val="0"/>
-        </w:rPr>
-        <w:t>.</w:t>
-      </w:r>
-    </w:p>
-    <w:p>
-      <w:pPr>
-        <w:spacing w:line="336" w:lineRule="auto" w:after="180"/>
-        <w:shd w:fill="F4F9FC"/>
-      </w:pPr>
-      <w:r>
-        <w:rPr>
-          <w:b w:val="0"/>
-        </w:rPr>
-        <w:t xml:space="preserve">2. We can decide the result without examining the changed </w:t>
-      </w:r>
-      <w:r>
-        <w:rPr>
-          <w:b/>
-        </w:rPr>
-        <w:t>input</w:t>
-      </w:r>
-      <w:r>
-        <w:rPr>
-          <w:b w:val="0"/>
-        </w:rPr>
-        <w:t xml:space="preserve"> or the procedure.</w:t>
-      </w:r>
-    </w:p>
-    <w:p>
-      <w:pPr>
-        <w:spacing w:line="336" w:lineRule="auto" w:after="180"/>
-        <w:shd w:fill="F4F9FC"/>
-      </w:pPr>
-      <w:r>
-        <w:rPr>
-          <w:b w:val="0"/>
-        </w:rPr>
-        <w:t>3. The final count becomes 1.</w:t>
-      </w:r>
-    </w:p>
-    <w:p>
-      <w:pPr>
-        <w:pStyle w:val="Heading3"/>
-      </w:pPr>
-      <w:r>
-        <w:t>My selected conclusion, deciding fact and explanation</w:t>
-      </w:r>
-    </w:p>
-    <w:p>
-      <w:r>
-        <w:t>________________________________________________________________</w:t>
-      </w:r>
-    </w:p>
-    <w:p>
-      <w:r>
-        <w:t>________________________________________________________________</w:t>
-      </w:r>
-    </w:p>
-    <w:p>
-      <w:r>
-        <w:t>________________________________________________________________</w:t>
-      </w:r>
-    </w:p>
-    <w:p>
-      <w:r>
-        <w:t>________________________________________________________________</w:t>
-      </w:r>
-    </w:p>
-    <w:p>
-      <w:r>
-        <w:t>________________________________________________________________</w:t>
-      </w:r>
-    </w:p>
-    <w:p>
-      <w:pPr>
-        <w:pStyle w:val="Heading3"/>
-      </w:pPr>
-      <w:r>
-        <w:t>Hint · try first</w:t>
-      </w:r>
-    </w:p>
-    <w:p>
-      <w:pPr>
-        <w:spacing w:line="336" w:lineRule="auto" w:after="180"/>
-        <w:shd w:fill="F1F6F8"/>
-      </w:pPr>
-      <w:r>
-        <w:rPr>
-          <w:b w:val="0"/>
-        </w:rPr>
-        <w:t xml:space="preserve">Hint if needed: Use the changed </w:t>
-      </w:r>
-      <w:r>
-        <w:rPr>
-          <w:b/>
-        </w:rPr>
-        <w:t>condition</w:t>
-      </w:r>
-      <w:r>
-        <w:rPr>
-          <w:b w:val="0"/>
-        </w:rPr>
-        <w:t xml:space="preserve"> and the deciding step in the pictorial trace. The answer must say what follows from those facts.</w:t>
-      </w:r>
-    </w:p>
-    <w:p>
-      <w:pPr>
-        <w:pStyle w:val="Heading3"/>
-      </w:pPr>
-      <w:r>
-        <w:t>Feedback · compare after trying</w:t>
-      </w:r>
-    </w:p>
-    <w:p>
-      <w:pPr>
-        <w:spacing w:line="336" w:lineRule="auto" w:after="180"/>
-        <w:shd w:fill="F1F6FC"/>
-      </w:pPr>
-      <w:r>
-        <w:rPr>
-          <w:b w:val="0"/>
-        </w:rPr>
-        <w:t>After your attempt, compare with the supported explanation: The final count becomes 1. The comparison is strictly less than 100, so the boundary value does not qualify.</w:t>
-      </w:r>
-    </w:p>
-    <w:p>
-      <w:pPr>
-        <w:pStyle w:val="Heading3"/>
-      </w:pPr>
-      <w:r>
-        <w:t>Repair a missing building block</w:t>
-      </w:r>
-    </w:p>
-    <w:p>
-      <w:pPr>
-        <w:spacing w:line="336" w:lineRule="auto" w:after="180"/>
-      </w:pPr>
-      <w:r>
-        <w:rPr>
-          <w:b w:val="0"/>
-        </w:rPr>
-        <w:t>Review Requests Responses and JSON (ai-3/22). Goal: Parse JSON into Python records. Short practice: Would converting the text silently prove the source count is correct?</w:t>
-      </w:r>
-    </w:p>
-    <w:p>
-      <w:pPr>
-        <w:spacing w:line="336" w:lineRule="auto" w:after="180"/>
-      </w:pPr>
-      <w:r>
-        <w:rPr>
-          <w:b w:val="0"/>
-        </w:rPr>
-        <w:t xml:space="preserve">Point to the relevant step in the picture, then write the changed result and the rule or </w:t>
-      </w:r>
-      <w:r>
-        <w:rPr>
-          <w:b/>
-        </w:rPr>
-        <w:t>evidence</w:t>
-      </w:r>
-      <w:r>
-        <w:rPr>
-          <w:b w:val="0"/>
-        </w:rPr>
-        <w:t xml:space="preserve"> that supports it.. Return to this week and explain what you changed.</w:t>
-      </w:r>
-    </w:p>
-    <w:p>
-      <w:pPr>
-        <w:spacing w:line="336" w:lineRule="auto" w:after="180"/>
-      </w:pPr>
-      <w:r>
-        <w:rPr>
-          <w:b w:val="0"/>
-        </w:rPr>
-        <w:t xml:space="preserve">Review Conversation State and Memory (ai-3/20). Goal: Explain the </w:t>
-      </w:r>
-      <w:r>
-        <w:rPr>
-          <w:b/>
-        </w:rPr>
-        <w:t>mechanism</w:t>
-      </w:r>
-      <w:r>
-        <w:rPr>
-          <w:b w:val="0"/>
-        </w:rPr>
-        <w:t xml:space="preserve"> and terminology of conversation state and retention. Short practice: What is selected_book after the correction and after exit?</w:t>
-      </w:r>
-    </w:p>
-    <w:p>
-      <w:pPr>
-        <w:spacing w:line="336" w:lineRule="auto" w:after="180"/>
-      </w:pPr>
-      <w:r>
-        <w:rPr>
-          <w:b w:val="0"/>
-        </w:rPr>
-        <w:t xml:space="preserve">Point to the relevant step in the picture, then write the changed result and the rule or </w:t>
-      </w:r>
-      <w:r>
-        <w:rPr>
-          <w:b/>
-        </w:rPr>
-        <w:t>evidence</w:t>
-      </w:r>
-      <w:r>
-        <w:rPr>
-          <w:b w:val="0"/>
-        </w:rPr>
-        <w:t xml:space="preserve"> that supports it.. Return to this week and explain what you changed.</w:t>
-      </w:r>
-    </w:p>
-    <w:p>
-      <w:pPr>
-        <w:spacing w:line="336" w:lineRule="auto" w:after="180"/>
-      </w:pPr>
-      <w:r>
-        <w:rPr>
-          <w:b w:val="0"/>
-        </w:rPr>
-        <w:t xml:space="preserve">Review Model Memory vs Retrieval (ai-3/17). Goal: Explain the </w:t>
-      </w:r>
-      <w:r>
-        <w:rPr>
-          <w:b/>
-        </w:rPr>
-        <w:t>mechanism</w:t>
-      </w:r>
-      <w:r>
-        <w:rPr>
-          <w:b w:val="0"/>
-        </w:rPr>
-        <w:t xml:space="preserve"> and terminology of retrieval and indexing. Short practice: Why can the assistant not certify 15: 00 when the notice is missing?</w:t>
-      </w:r>
-    </w:p>
-    <w:p>
-      <w:pPr>
-        <w:spacing w:line="336" w:lineRule="auto" w:after="180"/>
-      </w:pPr>
-      <w:r>
-        <w:rPr>
-          <w:b w:val="0"/>
-        </w:rPr>
-        <w:t xml:space="preserve">Point to the relevant step in the picture, then write the changed result and the rule or </w:t>
-      </w:r>
-      <w:r>
-        <w:rPr>
-          <w:b/>
-        </w:rPr>
-        <w:t>evidence</w:t>
-      </w:r>
-      <w:r>
-        <w:rPr>
-          <w:b w:val="0"/>
-        </w:rPr>
-        <w:t xml:space="preserve"> that supports it.. Return to this week and explain what you changed.</w:t>
-      </w:r>
-    </w:p>
-    <w:p>
-      <w:pPr>
-        <w:pStyle w:val="Heading3"/>
-      </w:pPr>
-      <w:r>
-        <w:t>Predict, run and debug</w:t>
-      </w:r>
-    </w:p>
-    <w:p>
-      <w:pPr>
-        <w:spacing w:line="336" w:lineRule="auto" w:after="180"/>
-      </w:pPr>
-      <w:r>
-        <w:rPr>
-          <w:b w:val="0"/>
-        </w:rPr>
-        <w:t xml:space="preserve">The browser lab lets you edit the supported Python examples already included in this lesson. Predict first, run, inspect the actual </w:t>
-      </w:r>
-      <w:r>
-        <w:rPr>
-          <w:b/>
-        </w:rPr>
-        <w:t>output</w:t>
-      </w:r>
-      <w:r>
-        <w:rPr>
-          <w:b w:val="0"/>
-        </w:rPr>
-        <w:t xml:space="preserve"> or error, change one </w:t>
-      </w:r>
-      <w:r>
-        <w:rPr>
-          <w:b/>
-        </w:rPr>
-        <w:t>input</w:t>
-      </w:r>
-      <w:r>
-        <w:rPr>
-          <w:b w:val="0"/>
-        </w:rPr>
-        <w:t>, then run again.</w:t>
-      </w:r>
-    </w:p>
-    <w:p>
-      <w:pPr>
-        <w:spacing w:line="336" w:lineRule="auto" w:after="180"/>
-      </w:pPr>
-      <w:r>
-        <w:rPr>
-          <w:b w:val="0"/>
-        </w:rPr>
-        <w:t xml:space="preserve">Keep code, </w:t>
-      </w:r>
-      <w:r>
-        <w:rPr>
-          <w:b/>
-        </w:rPr>
-        <w:t>prediction</w:t>
-      </w:r>
-      <w:r>
-        <w:rPr>
-          <w:b w:val="0"/>
-        </w:rPr>
-        <w:t>s, actual results and a reasoned revision together. On paper, label your result as a trace rather than an execution.</w:t>
-      </w:r>
-    </w:p>
-    <w:p>
-      <w:pPr>
-        <w:pStyle w:val="Heading3"/>
-      </w:pPr>
-      <w:r>
         <w:t>Keep your completed work</w:t>
       </w:r>
     </w:p>
     <w:p>
       <w:pPr>
-        <w:spacing w:line="336" w:lineRule="auto" w:after="180"/>
-      </w:pPr>
-      <w:r>
-        <w:rPr>
-          <w:b w:val="0"/>
-        </w:rPr>
-        <w:t xml:space="preserve">Use Download completed work in the hosted lesson to export your answers, reflections, practice feedback and code-run </w:t>
-      </w:r>
-      <w:r>
-        <w:rPr>
-          <w:b/>
-        </w:rPr>
-        <w:t>evidence</w:t>
-      </w:r>
-      <w:r>
-        <w:rPr>
-          <w:b w:val="0"/>
-        </w:rPr>
-        <w:t>. Open the HTML copy to read or print it.</w:t>
-      </w:r>
-    </w:p>
-    <w:p>
-      <w:pPr>
-        <w:spacing w:line="336" w:lineRule="auto" w:after="180"/>
-      </w:pPr>
-      <w:r>
-        <w:rPr>
-          <w:b w:val="0"/>
-        </w:rPr>
-        <w:t>Drafts stay in this browser when storage is available; clear drafts on a shared device.</w:t>
-      </w:r>
-    </w:p>
-    <w:p>
-      <w:pPr>
-        <w:pStyle w:val="Heading3"/>
-      </w:pPr>
-      <w:r>
-        <w:t>What I repaired, the evidence I kept and the next test</w:t>
-      </w:r>
-    </w:p>
-    <w:p>
-      <w:r>
-        <w:t>________________________________________________________________</w:t>
-      </w:r>
-    </w:p>
-    <w:p>
-      <w:r>
-        <w:t>________________________________________________________________</w:t>
-      </w:r>
-    </w:p>
-    <w:p>
-      <w:r>
-        <w:t>________________________________________________________________</w:t>
-      </w:r>
-    </w:p>
-    <w:p>
-      <w:r>
-        <w:t>________________________________________________________________</w:t>
-      </w:r>
-    </w:p>
-    <w:p>
-      <w:r>
-        <w:t>________________________________________________________________</w:t>
-      </w:r>
-    </w:p>
-    <w:p>
-      <w:pPr>
         <w:pStyle w:val="Heading1"/>
       </w:pPr>
       <w:r>
-        <w:t>21. Visual concept journey</w:t>
-      </w:r>
-    </w:p>
-    <w:p>
-      <w:r>
-        <w:t>Explain each Block to Python Bridge picture from its labels, then record a relevant limit.</w:t>
-      </w:r>
-    </w:p>
-    <w:p>
-      <w:pPr>
-        <w:pStyle w:val="Heading3"/>
+        <w:t>21. Reference · Six-picture response sheets</w:t>
+      </w:r>
+    </w:p>
+    <w:p>
+      <w:r>
+        <w:t>Choose the image that helps rather than repeating all six.</w:t>
+      </w:r>
+    </w:p>
+    <w:p>
+      <w:pPr>
+        <w:pStyle w:val="Heading2"/>
       </w:pPr>
       <w:r>
         <w:t>01. Block to Python Bridge: the case</w:t>
@@ -2780,7 +2836,6 @@
     <w:p>
       <w:pPr>
         <w:spacing w:line="336" w:lineRule="auto" w:after="180"/>
-        <w:shd w:fill="F5F1FB"/>
       </w:pPr>
       <w:r>
         <w:rPr>
@@ -2819,7 +2874,7 @@
     </w:p>
     <w:p>
       <w:pPr>
-        <w:pStyle w:val="Heading3"/>
+        <w:pStyle w:val="Heading2"/>
       </w:pPr>
       <w:r>
         <w:t>02. Follow the deciding steps</w:t>
@@ -2875,7 +2930,6 @@
     <w:p>
       <w:pPr>
         <w:spacing w:line="336" w:lineRule="auto" w:after="180"/>
-        <w:shd w:fill="F5F1FB"/>
       </w:pPr>
       <w:r>
         <w:rPr>
@@ -2926,7 +2980,7 @@
     </w:p>
     <w:p>
       <w:pPr>
-        <w:pStyle w:val="Heading3"/>
+        <w:pStyle w:val="Heading2"/>
       </w:pPr>
       <w:r>
         <w:t>03. A calculation from paper to output</w:t>
@@ -2994,7 +3048,6 @@
     <w:p>
       <w:pPr>
         <w:spacing w:line="336" w:lineRule="auto" w:after="180"/>
-        <w:shd w:fill="F5F1FB"/>
       </w:pPr>
       <w:r>
         <w:rPr>
@@ -3033,7 +3086,7 @@
     </w:p>
     <w:p>
       <w:pPr>
-        <w:pStyle w:val="Heading3"/>
+        <w:pStyle w:val="Heading2"/>
       </w:pPr>
       <w:r>
         <w:t>04. Change one thing. Trace what follows.</w:t>
@@ -3112,7 +3165,6 @@
     <w:p>
       <w:pPr>
         <w:spacing w:line="336" w:lineRule="auto" w:after="180"/>
-        <w:shd w:fill="F5F1FB"/>
       </w:pPr>
       <w:r>
         <w:rPr>
@@ -3151,7 +3203,7 @@
     </w:p>
     <w:p>
       <w:pPr>
-        <w:pStyle w:val="Heading3"/>
+        <w:pStyle w:val="Heading2"/>
       </w:pPr>
       <w:r>
         <w:t>05. Connect the explanation to its limit</w:t>
@@ -3253,7 +3305,6 @@
     <w:p>
       <w:pPr>
         <w:spacing w:line="336" w:lineRule="auto" w:after="180"/>
-        <w:shd w:fill="F5F1FB"/>
       </w:pPr>
       <w:r>
         <w:rPr>
@@ -3292,7 +3343,7 @@
     </w:p>
     <w:p>
       <w:pPr>
-        <w:pStyle w:val="Heading3"/>
+        <w:pStyle w:val="Heading2"/>
       </w:pPr>
       <w:r>
         <w:t>06. Make the idea visible in your project</w:t>
@@ -3418,7 +3469,6 @@
     <w:p>
       <w:pPr>
         <w:spacing w:line="336" w:lineRule="auto" w:after="180"/>
-        <w:shd w:fill="F5F1FB"/>
       </w:pPr>
       <w:r>
         <w:rPr>
@@ -3465,6 +3515,62 @@
     <w:p>
       <w:r>
         <w:t>________________________________________________________________</w:t>
+      </w:r>
+    </w:p>
+    <w:p>
+      <w:pPr>
+        <w:pStyle w:val="Heading2"/>
+      </w:pPr>
+      <w:r>
+        <w:t>Earlier wording, alternatives and picture transcripts · reference / check after trying</w:t>
+      </w:r>
+    </w:p>
+    <w:p>
+      <w:pPr>
+        <w:pStyle w:val="Heading3"/>
+      </w:pPr>
+      <w:r>
+        <w:t>01. Block to Python Bridge: the case</w:t>
+      </w:r>
+    </w:p>
+    <w:p>
+      <w:pPr>
+        <w:pStyle w:val="Heading3"/>
+      </w:pPr>
+      <w:r>
+        <w:t>02. Follow the deciding steps</w:t>
+      </w:r>
+    </w:p>
+    <w:p>
+      <w:pPr>
+        <w:pStyle w:val="Heading3"/>
+      </w:pPr>
+      <w:r>
+        <w:t>03. A calculation from paper to output</w:t>
+      </w:r>
+    </w:p>
+    <w:p>
+      <w:pPr>
+        <w:pStyle w:val="Heading3"/>
+      </w:pPr>
+      <w:r>
+        <w:t>04. Change one thing. Trace what follows.</w:t>
+      </w:r>
+    </w:p>
+    <w:p>
+      <w:pPr>
+        <w:pStyle w:val="Heading3"/>
+      </w:pPr>
+      <w:r>
+        <w:t>05. Connect the explanation to its limit</w:t>
+      </w:r>
+    </w:p>
+    <w:p>
+      <w:pPr>
+        <w:pStyle w:val="Heading3"/>
+      </w:pPr>
+      <w:r>
+        <w:t>06. Make the idea visible in your project</w:t>
       </w:r>
     </w:p>
     <w:sectPr>
